--- a/ПиРМП/прак 6/ПиРМП_Кузнецов_ЛА_Практическая6.docx
+++ b/ПиРМП/прак 6/ПиРМП_Кузнецов_ЛА_Практическая6.docx
@@ -70,7 +70,7 @@
                           </pic:cNvPicPr>
                         </pic:nvPicPr>
                         <pic:blipFill>
-                          <a:blip r:embed="rId5"/>
+                          <a:blip r:embed="rId7"/>
                           <a:stretch>
                             <a:fillRect/>
                           </a:stretch>
@@ -184,21 +184,7 @@
               <w:rPr>
                 <w:sz w:val="24"/>
               </w:rPr>
-              <w:t xml:space="preserve"> </w:t>
-            </w:r>
-            <w:proofErr w:type="gramStart"/>
-            <w:r>
-              <w:rPr>
-                <w:sz w:val="24"/>
-              </w:rPr>
-              <w:t>высшего</w:t>
-            </w:r>
-            <w:proofErr w:type="gramEnd"/>
-            <w:r>
-              <w:rPr>
-                <w:sz w:val="24"/>
-              </w:rPr>
-              <w:t xml:space="preserve"> образования</w:t>
+              <w:t xml:space="preserve"> высшего образования</w:t>
             </w:r>
           </w:p>
           <w:p>
@@ -400,19 +386,11 @@
           <w:sz w:val="28"/>
         </w:rPr>
       </w:pPr>
-      <w:proofErr w:type="gramStart"/>
       <w:r>
         <w:rPr>
           <w:sz w:val="28"/>
         </w:rPr>
-        <w:t>по</w:t>
-      </w:r>
-      <w:proofErr w:type="gramEnd"/>
-      <w:r>
-        <w:rPr>
-          <w:sz w:val="28"/>
-        </w:rPr>
-        <w:t xml:space="preserve"> дисциплине «Проектирование и разработка мобильных приложений»</w:t>
+        <w:t>по дисциплине «Проектирование и разработка мобильных приложений»</w:t>
       </w:r>
     </w:p>
     <w:p>
@@ -677,19 +655,11 @@
                 <w:sz w:val="28"/>
               </w:rPr>
             </w:pPr>
-            <w:proofErr w:type="gramStart"/>
             <w:r>
               <w:rPr>
                 <w:sz w:val="28"/>
               </w:rPr>
-              <w:t>старший</w:t>
-            </w:r>
-            <w:proofErr w:type="gramEnd"/>
-            <w:r>
-              <w:rPr>
-                <w:sz w:val="28"/>
-              </w:rPr>
-              <w:t xml:space="preserve"> преподаватель</w:t>
+              <w:t>старший преподаватель</w:t>
             </w:r>
             <w:r>
               <w:rPr>
@@ -771,27 +741,11 @@
                 <w:highlight w:val="yellow"/>
               </w:rPr>
             </w:pPr>
-            <w:proofErr w:type="spellStart"/>
-            <w:proofErr w:type="gramStart"/>
             <w:r>
               <w:rPr>
                 <w:sz w:val="28"/>
               </w:rPr>
-              <w:t>Шешуков</w:t>
-            </w:r>
-            <w:proofErr w:type="spellEnd"/>
-            <w:r>
-              <w:rPr>
-                <w:sz w:val="28"/>
-              </w:rPr>
-              <w:t xml:space="preserve">  Л.</w:t>
-            </w:r>
-            <w:proofErr w:type="gramEnd"/>
-            <w:r>
-              <w:rPr>
-                <w:sz w:val="28"/>
-              </w:rPr>
-              <w:t xml:space="preserve"> С.</w:t>
+              <w:t>Шешуков  Л. С.</w:t>
             </w:r>
           </w:p>
         </w:tc>
@@ -919,6 +873,13 @@
           <w:docPartUnique/>
         </w:docPartObj>
       </w:sdtPr>
+      <w:sdtEndPr>
+        <w:rPr>
+          <w:rStyle w:val="a5"/>
+          <w:color w:val="000000" w:themeColor="text1"/>
+          <w:u w:val="single"/>
+        </w:rPr>
+      </w:sdtEndPr>
       <w:sdtContent>
         <w:p>
           <w:pPr>
@@ -929,6 +890,7 @@
             <w:rPr>
               <w:rStyle w:val="a5"/>
               <w:color w:val="000000" w:themeColor="text1"/>
+              <w:u w:val="none"/>
             </w:rPr>
           </w:pPr>
           <w:r>
@@ -953,6 +915,7 @@
             <w:rPr>
               <w:rStyle w:val="a5"/>
               <w:color w:val="000000" w:themeColor="text1"/>
+              <w:u w:val="none"/>
             </w:rPr>
             <w:t>1 ТЕОРИТИЧЕСКАЯ ЧАСТЬ</w:t>
           </w:r>
@@ -960,6 +923,7 @@
             <w:rPr>
               <w:rStyle w:val="a5"/>
               <w:color w:val="000000" w:themeColor="text1"/>
+              <w:u w:val="none"/>
             </w:rPr>
             <w:tab/>
             <w:t>3</w:t>
@@ -972,7 +936,10 @@
             </w:tabs>
             <w:ind w:firstLine="0"/>
             <w:rPr>
-              <w:color w:val="000000" w:themeColor="text1"/>
+              <w:rStyle w:val="a5"/>
+              <w:color w:val="000000" w:themeColor="text1"/>
+              <w:u w:val="none"/>
+              <w:lang w:val="en-US"/>
             </w:rPr>
           </w:pPr>
           <w:r>
@@ -981,214 +948,6 @@
             </w:rPr>
             <w:fldChar w:fldCharType="end"/>
           </w:r>
-          <w:hyperlink w:anchor="_ScrollView" w:history="1">
-            <w:r>
-              <w:rPr>
-                <w:rStyle w:val="a5"/>
-                <w:color w:val="000000" w:themeColor="text1"/>
-              </w:rPr>
-              <w:t xml:space="preserve"> 1.1 </w:t>
-            </w:r>
-            <w:proofErr w:type="spellStart"/>
-            <w:r>
-              <w:rPr>
-                <w:rStyle w:val="a5"/>
-                <w:color w:val="000000" w:themeColor="text1"/>
-                <w:lang w:val="en-US"/>
-              </w:rPr>
-              <w:t>ScrollView</w:t>
-            </w:r>
-            <w:proofErr w:type="spellEnd"/>
-            <w:r>
-              <w:rPr>
-                <w:rStyle w:val="a5"/>
-                <w:color w:val="000000" w:themeColor="text1"/>
-                <w:lang w:val="en-US"/>
-              </w:rPr>
-              <w:tab/>
-            </w:r>
-            <w:r>
-              <w:rPr>
-                <w:rStyle w:val="a5"/>
-                <w:color w:val="000000" w:themeColor="text1"/>
-              </w:rPr>
-              <w:t>3</w:t>
-            </w:r>
-          </w:hyperlink>
-        </w:p>
-        <w:p>
-          <w:pPr>
-            <w:tabs>
-              <w:tab w:val="right" w:leader="dot" w:pos="9072"/>
-            </w:tabs>
-            <w:ind w:firstLine="0"/>
-            <w:rPr>
-              <w:color w:val="000000" w:themeColor="text1"/>
-            </w:rPr>
-          </w:pPr>
-          <w:hyperlink w:anchor="_ListView" w:history="1">
-            <w:r>
-              <w:rPr>
-                <w:rStyle w:val="a5"/>
-                <w:color w:val="000000" w:themeColor="text1"/>
-              </w:rPr>
-              <w:t xml:space="preserve">1.2 </w:t>
-            </w:r>
-            <w:proofErr w:type="spellStart"/>
-            <w:r>
-              <w:rPr>
-                <w:rStyle w:val="a5"/>
-                <w:color w:val="000000" w:themeColor="text1"/>
-                <w:lang w:val="en-US"/>
-              </w:rPr>
-              <w:t>ListView</w:t>
-            </w:r>
-            <w:proofErr w:type="spellEnd"/>
-            <w:r>
-              <w:rPr>
-                <w:rStyle w:val="a5"/>
-                <w:color w:val="000000" w:themeColor="text1"/>
-                <w:lang w:val="en-US"/>
-              </w:rPr>
-              <w:tab/>
-            </w:r>
-            <w:r>
-              <w:rPr>
-                <w:rStyle w:val="a5"/>
-                <w:color w:val="000000" w:themeColor="text1"/>
-              </w:rPr>
-              <w:t>4</w:t>
-            </w:r>
-          </w:hyperlink>
-        </w:p>
-        <w:p>
-          <w:pPr>
-            <w:tabs>
-              <w:tab w:val="right" w:leader="dot" w:pos="9072"/>
-            </w:tabs>
-            <w:ind w:firstLine="0"/>
-            <w:rPr>
-              <w:color w:val="000000" w:themeColor="text1"/>
-            </w:rPr>
-          </w:pPr>
-          <w:hyperlink w:anchor="_1.3_Spinner" w:history="1">
-            <w:r>
-              <w:rPr>
-                <w:rStyle w:val="a5"/>
-                <w:color w:val="000000" w:themeColor="text1"/>
-              </w:rPr>
-              <w:t xml:space="preserve">1.3 </w:t>
-            </w:r>
-            <w:r>
-              <w:rPr>
-                <w:rStyle w:val="a5"/>
-                <w:color w:val="000000" w:themeColor="text1"/>
-                <w:lang w:val="en-US"/>
-              </w:rPr>
-              <w:t>Spinner</w:t>
-            </w:r>
-            <w:r>
-              <w:rPr>
-                <w:rStyle w:val="a5"/>
-                <w:color w:val="000000" w:themeColor="text1"/>
-                <w:lang w:val="en-US"/>
-              </w:rPr>
-              <w:tab/>
-            </w:r>
-            <w:r>
-              <w:rPr>
-                <w:rStyle w:val="a5"/>
-                <w:color w:val="000000" w:themeColor="text1"/>
-              </w:rPr>
-              <w:t>13</w:t>
-            </w:r>
-          </w:hyperlink>
-        </w:p>
-        <w:p>
-          <w:pPr>
-            <w:tabs>
-              <w:tab w:val="right" w:leader="dot" w:pos="9072"/>
-            </w:tabs>
-            <w:ind w:firstLine="0"/>
-            <w:rPr>
-              <w:color w:val="000000" w:themeColor="text1"/>
-            </w:rPr>
-          </w:pPr>
-          <w:hyperlink w:anchor="_1.4_Создание_адаптера" w:history="1">
-            <w:r>
-              <w:rPr>
-                <w:rStyle w:val="a5"/>
-                <w:color w:val="000000" w:themeColor="text1"/>
-              </w:rPr>
-              <w:t>1.4 Создание адаптера</w:t>
-            </w:r>
-            <w:r>
-              <w:rPr>
-                <w:rStyle w:val="a5"/>
-                <w:color w:val="000000" w:themeColor="text1"/>
-              </w:rPr>
-              <w:tab/>
-              <w:t>16</w:t>
-            </w:r>
-          </w:hyperlink>
-        </w:p>
-        <w:p>
-          <w:pPr>
-            <w:tabs>
-              <w:tab w:val="right" w:leader="dot" w:pos="9072"/>
-            </w:tabs>
-            <w:ind w:firstLine="0"/>
-            <w:rPr>
-              <w:color w:val="000000" w:themeColor="text1"/>
-            </w:rPr>
-          </w:pPr>
-          <w:hyperlink w:anchor="_1.5_RecyclerView" w:history="1">
-            <w:r>
-              <w:rPr>
-                <w:rStyle w:val="a5"/>
-                <w:color w:val="000000" w:themeColor="text1"/>
-              </w:rPr>
-              <w:t xml:space="preserve">1.5 </w:t>
-            </w:r>
-            <w:proofErr w:type="spellStart"/>
-            <w:r>
-              <w:rPr>
-                <w:rStyle w:val="a5"/>
-                <w:color w:val="000000" w:themeColor="text1"/>
-                <w:lang w:val="en-US"/>
-              </w:rPr>
-              <w:t>RecyclerView</w:t>
-            </w:r>
-            <w:proofErr w:type="spellEnd"/>
-            <w:r>
-              <w:rPr>
-                <w:rStyle w:val="a5"/>
-                <w:color w:val="000000" w:themeColor="text1"/>
-                <w:lang w:val="en-US"/>
-              </w:rPr>
-              <w:tab/>
-            </w:r>
-            <w:r>
-              <w:rPr>
-                <w:rStyle w:val="a5"/>
-                <w:color w:val="000000" w:themeColor="text1"/>
-              </w:rPr>
-              <w:t>21</w:t>
-            </w:r>
-          </w:hyperlink>
-        </w:p>
-        <w:p>
-          <w:pPr>
-            <w:tabs>
-              <w:tab w:val="right" w:leader="dot" w:pos="9072"/>
-            </w:tabs>
-            <w:ind w:firstLine="0"/>
-            <w:rPr>
-              <w:rStyle w:val="a5"/>
-              <w:color w:val="000000" w:themeColor="text1"/>
-              <w:lang w:val="en-US"/>
-            </w:rPr>
-          </w:pPr>
           <w:r>
             <w:rPr>
               <w:color w:val="000000" w:themeColor="text1"/>
@@ -1198,80 +957,50 @@
           <w:r>
             <w:rPr>
               <w:color w:val="000000" w:themeColor="text1"/>
-              <w:lang w:val="en-US"/>
-            </w:rPr>
-            <w:instrText>HYPERLINK  \l "_2_</w:instrText>
+            </w:rPr>
+            <w:instrText xml:space="preserve"> HYPERLINK  \l "_BottomBar" </w:instrText>
           </w:r>
           <w:r>
             <w:rPr>
               <w:color w:val="000000" w:themeColor="text1"/>
             </w:rPr>
-            <w:instrText>практическая</w:instrText>
+            <w:fldChar w:fldCharType="separate"/>
+          </w:r>
+          <w:bookmarkStart w:id="2" w:name="_GoBack"/>
+          <w:bookmarkEnd w:id="2"/>
+          <w:r>
+            <w:rPr>
+              <w:rStyle w:val="a5"/>
+              <w:color w:val="000000" w:themeColor="text1"/>
+              <w:u w:val="none"/>
+            </w:rPr>
+            <w:t xml:space="preserve">1.1 </w:t>
           </w:r>
           <w:r>
             <w:rPr>
-              <w:color w:val="000000" w:themeColor="text1"/>
+              <w:rStyle w:val="a5"/>
+              <w:color w:val="000000" w:themeColor="text1"/>
+              <w:u w:val="none"/>
               <w:lang w:val="en-US"/>
             </w:rPr>
-            <w:instrText>_</w:instrText>
+            <w:t>BottomBar</w:t>
           </w:r>
           <w:r>
             <w:rPr>
-              <w:color w:val="000000" w:themeColor="text1"/>
-            </w:rPr>
-            <w:instrText>часть</w:instrText>
+              <w:rStyle w:val="a5"/>
+              <w:color w:val="000000" w:themeColor="text1"/>
+              <w:u w:val="none"/>
+              <w:lang w:val="en-US"/>
+            </w:rPr>
+            <w:tab/>
           </w:r>
           <w:r>
             <w:rPr>
-              <w:color w:val="000000" w:themeColor="text1"/>
-              <w:lang w:val="en-US"/>
-            </w:rPr>
-            <w:instrText>"</w:instrText>
-          </w:r>
-          <w:r>
-            <w:rPr>
-              <w:color w:val="000000" w:themeColor="text1"/>
-            </w:rPr>
-            <w:fldChar w:fldCharType="separate"/>
-          </w:r>
-          <w:r>
-            <w:rPr>
               <w:rStyle w:val="a5"/>
               <w:color w:val="000000" w:themeColor="text1"/>
-              <w:lang w:val="en-US"/>
-            </w:rPr>
-            <w:t xml:space="preserve">2 </w:t>
-          </w:r>
-          <w:r>
-            <w:rPr>
-              <w:rStyle w:val="a5"/>
-              <w:color w:val="000000" w:themeColor="text1"/>
-            </w:rPr>
-            <w:t>ПРАКТИЧЕСКАЯ</w:t>
-          </w:r>
-          <w:r>
-            <w:rPr>
-              <w:rStyle w:val="a5"/>
-              <w:color w:val="000000" w:themeColor="text1"/>
-              <w:lang w:val="en-US"/>
-            </w:rPr>
-            <w:t xml:space="preserve"> </w:t>
-          </w:r>
-          <w:r>
-            <w:rPr>
-              <w:rStyle w:val="a5"/>
-              <w:color w:val="000000" w:themeColor="text1"/>
-            </w:rPr>
-            <w:t>ЧАСТЬ</w:t>
-          </w:r>
-          <w:r>
-            <w:rPr>
-              <w:rStyle w:val="a5"/>
-              <w:color w:val="000000" w:themeColor="text1"/>
-              <w:lang w:val="en-US"/>
-            </w:rPr>
-            <w:tab/>
-            <w:t>27</w:t>
+              <w:u w:val="none"/>
+            </w:rPr>
+            <w:t>3</w:t>
           </w:r>
         </w:p>
         <w:p>
@@ -1281,8 +1010,9 @@
             </w:tabs>
             <w:ind w:firstLine="0"/>
             <w:rPr>
-              <w:color w:val="000000" w:themeColor="text1"/>
-              <w:lang w:val="en-US"/>
+              <w:rStyle w:val="a5"/>
+              <w:color w:val="000000" w:themeColor="text1"/>
+              <w:u w:val="none"/>
             </w:rPr>
           </w:pPr>
           <w:r>
@@ -1291,40 +1021,57 @@
             </w:rPr>
             <w:fldChar w:fldCharType="end"/>
           </w:r>
-          <w:hyperlink w:anchor="_2.1_activity_main.xml_и" w:history="1">
-            <w:r>
-              <w:rPr>
-                <w:rStyle w:val="a5"/>
-                <w:color w:val="000000" w:themeColor="text1"/>
-                <w:lang w:val="en-US"/>
-              </w:rPr>
-              <w:t xml:space="preserve">2.1 activity_main.xml </w:t>
-            </w:r>
-            <w:r>
-              <w:rPr>
-                <w:rStyle w:val="a5"/>
-                <w:color w:val="000000" w:themeColor="text1"/>
-              </w:rPr>
-              <w:t>и</w:t>
-            </w:r>
-            <w:r>
-              <w:rPr>
-                <w:rStyle w:val="a5"/>
-                <w:color w:val="000000" w:themeColor="text1"/>
-                <w:lang w:val="en-US"/>
-              </w:rPr>
-              <w:t xml:space="preserve"> activity_second.xml</w:t>
-            </w:r>
-            <w:r>
-              <w:rPr>
-                <w:rStyle w:val="a5"/>
-                <w:color w:val="000000" w:themeColor="text1"/>
-                <w:lang w:val="en-US"/>
-              </w:rPr>
-              <w:tab/>
-              <w:t>27</w:t>
-            </w:r>
-          </w:hyperlink>
+          <w:r>
+            <w:rPr>
+              <w:color w:val="000000" w:themeColor="text1"/>
+            </w:rPr>
+            <w:fldChar w:fldCharType="begin"/>
+          </w:r>
+          <w:r>
+            <w:rPr>
+              <w:color w:val="000000" w:themeColor="text1"/>
+            </w:rPr>
+            <w:instrText xml:space="preserve"> HYPERLINK  \l "_1.2_ActionBar" </w:instrText>
+          </w:r>
+          <w:r>
+            <w:rPr>
+              <w:color w:val="000000" w:themeColor="text1"/>
+            </w:rPr>
+            <w:fldChar w:fldCharType="separate"/>
+          </w:r>
+          <w:r>
+            <w:rPr>
+              <w:rStyle w:val="a5"/>
+              <w:color w:val="000000" w:themeColor="text1"/>
+              <w:u w:val="none"/>
+            </w:rPr>
+            <w:t xml:space="preserve">1.2 </w:t>
+          </w:r>
+          <w:r>
+            <w:rPr>
+              <w:rStyle w:val="a5"/>
+              <w:color w:val="000000" w:themeColor="text1"/>
+              <w:u w:val="none"/>
+            </w:rPr>
+            <w:t>ActionBar</w:t>
+          </w:r>
+          <w:r>
+            <w:rPr>
+              <w:rStyle w:val="a5"/>
+              <w:color w:val="000000" w:themeColor="text1"/>
+              <w:u w:val="none"/>
+              <w:lang w:val="en-US"/>
+            </w:rPr>
+            <w:tab/>
+          </w:r>
+          <w:r>
+            <w:rPr>
+              <w:rStyle w:val="a5"/>
+              <w:color w:val="000000" w:themeColor="text1"/>
+              <w:u w:val="none"/>
+            </w:rPr>
+            <w:t>11</w:t>
+          </w:r>
         </w:p>
         <w:p>
           <w:pPr>
@@ -1333,29 +1080,94 @@
             </w:tabs>
             <w:ind w:firstLine="0"/>
             <w:rPr>
-              <w:color w:val="000000" w:themeColor="text1"/>
+              <w:rStyle w:val="a5"/>
+              <w:color w:val="000000" w:themeColor="text1"/>
+              <w:u w:val="none"/>
+            </w:rPr>
+          </w:pPr>
+          <w:r>
+            <w:rPr>
+              <w:color w:val="000000" w:themeColor="text1"/>
+            </w:rPr>
+            <w:fldChar w:fldCharType="end"/>
+          </w:r>
+          <w:r>
+            <w:rPr>
+              <w:color w:val="000000" w:themeColor="text1"/>
+            </w:rPr>
+            <w:fldChar w:fldCharType="begin"/>
+          </w:r>
+          <w:r>
+            <w:rPr>
+              <w:color w:val="000000" w:themeColor="text1"/>
+            </w:rPr>
+            <w:instrText xml:space="preserve"> HYPERLINK  \l "_Часть_1.3_Navigation" </w:instrText>
+          </w:r>
+          <w:r>
+            <w:rPr>
+              <w:color w:val="000000" w:themeColor="text1"/>
+            </w:rPr>
+            <w:fldChar w:fldCharType="separate"/>
+          </w:r>
+          <w:r>
+            <w:rPr>
+              <w:rStyle w:val="a5"/>
+              <w:color w:val="000000" w:themeColor="text1"/>
+              <w:u w:val="none"/>
+            </w:rPr>
+            <w:t>1.3</w:t>
+          </w:r>
+          <w:r>
+            <w:rPr>
+              <w:rStyle w:val="a5"/>
+              <w:color w:val="000000" w:themeColor="text1"/>
+              <w:u w:val="none"/>
               <w:lang w:val="en-US"/>
             </w:rPr>
-          </w:pPr>
-          <w:hyperlink w:anchor="_2.2_activity_third.xml" w:history="1">
-            <w:r>
-              <w:rPr>
-                <w:rStyle w:val="a5"/>
-                <w:color w:val="000000" w:themeColor="text1"/>
-                <w:lang w:val="en-US"/>
-              </w:rPr>
-              <w:t>2.2 activity_third.xml</w:t>
-            </w:r>
-            <w:r>
-              <w:rPr>
-                <w:rStyle w:val="a5"/>
-                <w:color w:val="000000" w:themeColor="text1"/>
-                <w:lang w:val="en-US"/>
-              </w:rPr>
-              <w:tab/>
-              <w:t>35</w:t>
-            </w:r>
-          </w:hyperlink>
+            <w:t xml:space="preserve"> Navigation</w:t>
+          </w:r>
+          <w:r>
+            <w:rPr>
+              <w:rStyle w:val="a5"/>
+              <w:color w:val="000000" w:themeColor="text1"/>
+              <w:u w:val="none"/>
+            </w:rPr>
+            <w:t xml:space="preserve"> </w:t>
+          </w:r>
+          <w:r>
+            <w:rPr>
+              <w:rStyle w:val="a5"/>
+              <w:color w:val="000000" w:themeColor="text1"/>
+              <w:u w:val="none"/>
+              <w:lang w:val="en-US"/>
+            </w:rPr>
+            <w:t>Drawer</w:t>
+          </w:r>
+          <w:r>
+            <w:rPr>
+              <w:rStyle w:val="a5"/>
+              <w:color w:val="000000" w:themeColor="text1"/>
+              <w:u w:val="none"/>
+              <w:lang w:val="en-US"/>
+            </w:rPr>
+            <w:tab/>
+          </w:r>
+          <w:r>
+            <w:rPr>
+              <w:rStyle w:val="a5"/>
+              <w:color w:val="000000" w:themeColor="text1"/>
+              <w:u w:val="none"/>
+            </w:rPr>
+            <w:t>1</w:t>
+          </w:r>
+          <w:r>
+            <w:rPr>
+              <w:rStyle w:val="a5"/>
+              <w:color w:val="000000" w:themeColor="text1"/>
+              <w:u w:val="none"/>
+            </w:rPr>
+            <w:t>6</w:t>
+          </w:r>
         </w:p>
         <w:p>
           <w:pPr>
@@ -1364,29 +1176,86 @@
             </w:tabs>
             <w:ind w:firstLine="0"/>
             <w:rPr>
-              <w:color w:val="000000" w:themeColor="text1"/>
+              <w:rStyle w:val="a5"/>
+              <w:color w:val="000000" w:themeColor="text1"/>
+              <w:u w:val="none"/>
+            </w:rPr>
+          </w:pPr>
+          <w:r>
+            <w:rPr>
+              <w:color w:val="000000" w:themeColor="text1"/>
+            </w:rPr>
+            <w:fldChar w:fldCharType="end"/>
+          </w:r>
+          <w:r>
+            <w:rPr>
+              <w:color w:val="000000" w:themeColor="text1"/>
+            </w:rPr>
+            <w:fldChar w:fldCharType="begin"/>
+          </w:r>
+          <w:r>
+            <w:rPr>
+              <w:color w:val="000000" w:themeColor="text1"/>
+            </w:rPr>
+            <w:instrText>HYPERLINK  \l "_2_практическая_часть"</w:instrText>
+          </w:r>
+          <w:r>
+            <w:rPr>
+              <w:color w:val="000000" w:themeColor="text1"/>
+            </w:rPr>
+            <w:fldChar w:fldCharType="separate"/>
+          </w:r>
+          <w:r>
+            <w:rPr>
+              <w:rStyle w:val="a5"/>
+              <w:color w:val="000000" w:themeColor="text1"/>
+              <w:u w:val="none"/>
               <w:lang w:val="en-US"/>
             </w:rPr>
-          </w:pPr>
-          <w:hyperlink w:anchor="_2.3_activity_fourth.xml" w:history="1">
-            <w:r>
-              <w:rPr>
-                <w:rStyle w:val="a5"/>
-                <w:color w:val="000000" w:themeColor="text1"/>
-                <w:lang w:val="en-US"/>
-              </w:rPr>
-              <w:t>2.3 activity_fourth.xml</w:t>
-            </w:r>
-            <w:r>
-              <w:rPr>
-                <w:rStyle w:val="a5"/>
-                <w:color w:val="000000" w:themeColor="text1"/>
-                <w:lang w:val="en-US"/>
-              </w:rPr>
-              <w:tab/>
-              <w:t>37</w:t>
-            </w:r>
-          </w:hyperlink>
+            <w:t xml:space="preserve">2 </w:t>
+          </w:r>
+          <w:r>
+            <w:rPr>
+              <w:rStyle w:val="a5"/>
+              <w:color w:val="000000" w:themeColor="text1"/>
+              <w:u w:val="none"/>
+            </w:rPr>
+            <w:t>ПРАКТИЧЕСКАЯ</w:t>
+          </w:r>
+          <w:r>
+            <w:rPr>
+              <w:rStyle w:val="a5"/>
+              <w:color w:val="000000" w:themeColor="text1"/>
+              <w:u w:val="none"/>
+              <w:lang w:val="en-US"/>
+            </w:rPr>
+            <w:t xml:space="preserve"> </w:t>
+          </w:r>
+          <w:r>
+            <w:rPr>
+              <w:rStyle w:val="a5"/>
+              <w:color w:val="000000" w:themeColor="text1"/>
+              <w:u w:val="none"/>
+            </w:rPr>
+            <w:t>ЧАСТЬ</w:t>
+          </w:r>
+          <w:r>
+            <w:rPr>
+              <w:rStyle w:val="a5"/>
+              <w:color w:val="000000" w:themeColor="text1"/>
+              <w:u w:val="none"/>
+              <w:lang w:val="en-US"/>
+            </w:rPr>
+            <w:tab/>
+          </w:r>
+          <w:r>
+            <w:rPr>
+              <w:rStyle w:val="a5"/>
+              <w:color w:val="000000" w:themeColor="text1"/>
+              <w:u w:val="none"/>
+            </w:rPr>
+            <w:t>23</w:t>
+          </w:r>
         </w:p>
         <w:p>
           <w:pPr>
@@ -1395,70 +1264,67 @@
             </w:tabs>
             <w:ind w:firstLine="0"/>
             <w:rPr>
-              <w:color w:val="000000" w:themeColor="text1"/>
+              <w:rStyle w:val="a5"/>
+              <w:color w:val="000000" w:themeColor="text1"/>
+              <w:u w:val="none"/>
             </w:rPr>
           </w:pPr>
-          <w:hyperlink w:anchor="_2.4_activity_fifth.xml" w:history="1">
-            <w:r>
-              <w:rPr>
-                <w:rStyle w:val="a5"/>
-                <w:color w:val="000000" w:themeColor="text1"/>
-              </w:rPr>
-              <w:t xml:space="preserve">2.4 </w:t>
-            </w:r>
-            <w:r>
-              <w:rPr>
-                <w:rStyle w:val="a5"/>
-                <w:color w:val="000000" w:themeColor="text1"/>
-                <w:lang w:val="en-US"/>
-              </w:rPr>
-              <w:t>activity</w:t>
-            </w:r>
-            <w:r>
-              <w:rPr>
-                <w:rStyle w:val="a5"/>
-                <w:color w:val="000000" w:themeColor="text1"/>
-              </w:rPr>
-              <w:t>_</w:t>
-            </w:r>
-            <w:r>
-              <w:rPr>
-                <w:rStyle w:val="a5"/>
-                <w:color w:val="000000" w:themeColor="text1"/>
-                <w:lang w:val="en-US"/>
-              </w:rPr>
-              <w:t>fifth</w:t>
-            </w:r>
-            <w:r>
-              <w:rPr>
-                <w:rStyle w:val="a5"/>
-                <w:color w:val="000000" w:themeColor="text1"/>
-              </w:rPr>
-              <w:t>.</w:t>
-            </w:r>
-            <w:r>
-              <w:rPr>
-                <w:rStyle w:val="a5"/>
-                <w:color w:val="000000" w:themeColor="text1"/>
-                <w:lang w:val="en-US"/>
-              </w:rPr>
-              <w:t>xml</w:t>
-            </w:r>
-            <w:r>
-              <w:rPr>
-                <w:rStyle w:val="a5"/>
-                <w:color w:val="000000" w:themeColor="text1"/>
-              </w:rPr>
-              <w:tab/>
-            </w:r>
-            <w:r>
-              <w:rPr>
-                <w:rStyle w:val="a5"/>
-                <w:color w:val="000000" w:themeColor="text1"/>
-              </w:rPr>
-              <w:t>39</w:t>
-            </w:r>
-          </w:hyperlink>
+          <w:r>
+            <w:rPr>
+              <w:color w:val="000000" w:themeColor="text1"/>
+            </w:rPr>
+            <w:fldChar w:fldCharType="end"/>
+          </w:r>
+          <w:r>
+            <w:rPr>
+              <w:color w:val="000000" w:themeColor="text1"/>
+            </w:rPr>
+            <w:fldChar w:fldCharType="begin"/>
+          </w:r>
+          <w:r>
+            <w:rPr>
+              <w:color w:val="000000" w:themeColor="text1"/>
+            </w:rPr>
+            <w:instrText xml:space="preserve"> HYPERLINK  \l "_2.1_Создание_интерактивного" </w:instrText>
+          </w:r>
+          <w:r>
+            <w:rPr>
+              <w:color w:val="000000" w:themeColor="text1"/>
+            </w:rPr>
+            <w:fldChar w:fldCharType="separate"/>
+          </w:r>
+          <w:r>
+            <w:rPr>
+              <w:rStyle w:val="a5"/>
+              <w:color w:val="000000" w:themeColor="text1"/>
+              <w:u w:val="none"/>
+            </w:rPr>
+            <w:t>2.1</w:t>
+          </w:r>
+          <w:r>
+            <w:rPr>
+              <w:rStyle w:val="a5"/>
+              <w:color w:val="000000" w:themeColor="text1"/>
+              <w:u w:val="none"/>
+            </w:rPr>
+            <w:t xml:space="preserve"> Создание интерактивного каталога в всплывающем меню</w:t>
+          </w:r>
+          <w:r>
+            <w:rPr>
+              <w:rStyle w:val="a5"/>
+              <w:color w:val="000000" w:themeColor="text1"/>
+              <w:u w:val="none"/>
+            </w:rPr>
+            <w:tab/>
+          </w:r>
+          <w:r>
+            <w:rPr>
+              <w:rStyle w:val="a5"/>
+              <w:color w:val="000000" w:themeColor="text1"/>
+              <w:u w:val="none"/>
+            </w:rPr>
+            <w:t>23</w:t>
+          </w:r>
         </w:p>
         <w:p>
           <w:pPr>
@@ -1466,28 +1332,146 @@
               <w:tab w:val="right" w:leader="dot" w:pos="9072"/>
             </w:tabs>
             <w:ind w:firstLine="0"/>
+            <w:rPr>
+              <w:rStyle w:val="a5"/>
+              <w:color w:val="000000" w:themeColor="text1"/>
+              <w:u w:val="none"/>
+            </w:rPr>
           </w:pPr>
-          <w:hyperlink w:anchor="_ЗАКЛЮЧЕНИЕ" w:history="1">
-            <w:r>
-              <w:rPr>
-                <w:rStyle w:val="a5"/>
-                <w:color w:val="000000" w:themeColor="text1"/>
-              </w:rPr>
-              <w:t>ЗАКЛЮЧЕНИЕ</w:t>
-            </w:r>
-            <w:r>
-              <w:rPr>
-                <w:rStyle w:val="a5"/>
-                <w:color w:val="000000" w:themeColor="text1"/>
-              </w:rPr>
-              <w:tab/>
-            </w:r>
-          </w:hyperlink>
           <w:r>
             <w:rPr>
               <w:color w:val="000000" w:themeColor="text1"/>
             </w:rPr>
-            <w:t>41</w:t>
+            <w:fldChar w:fldCharType="end"/>
+          </w:r>
+          <w:r>
+            <w:rPr>
+              <w:color w:val="000000" w:themeColor="text1"/>
+            </w:rPr>
+            <w:fldChar w:fldCharType="begin"/>
+          </w:r>
+          <w:r>
+            <w:rPr>
+              <w:color w:val="000000" w:themeColor="text1"/>
+            </w:rPr>
+            <w:instrText xml:space="preserve"> HYPERLINK  \l "_2.2_Реализация_интеграции" </w:instrText>
+          </w:r>
+          <w:r>
+            <w:rPr>
+              <w:color w:val="000000" w:themeColor="text1"/>
+            </w:rPr>
+            <w:fldChar w:fldCharType="separate"/>
+          </w:r>
+          <w:r>
+            <w:rPr>
+              <w:rStyle w:val="a5"/>
+              <w:color w:val="000000" w:themeColor="text1"/>
+              <w:u w:val="none"/>
+            </w:rPr>
+            <w:t xml:space="preserve">2.2 Реализация интеграции </w:t>
+          </w:r>
+          <w:r>
+            <w:rPr>
+              <w:rStyle w:val="a5"/>
+              <w:color w:val="000000" w:themeColor="text1"/>
+              <w:u w:val="none"/>
+              <w:lang w:val="en-US"/>
+            </w:rPr>
+            <w:t>BottomBar</w:t>
+          </w:r>
+          <w:r>
+            <w:rPr>
+              <w:rStyle w:val="a5"/>
+              <w:color w:val="000000" w:themeColor="text1"/>
+              <w:u w:val="none"/>
+            </w:rPr>
+            <w:t xml:space="preserve"> с </w:t>
+          </w:r>
+          <w:r>
+            <w:rPr>
+              <w:rStyle w:val="a5"/>
+              <w:color w:val="000000" w:themeColor="text1"/>
+              <w:u w:val="none"/>
+              <w:lang w:val="en-US"/>
+            </w:rPr>
+            <w:t>ActionBar</w:t>
+          </w:r>
+          <w:r>
+            <w:rPr>
+              <w:rStyle w:val="a5"/>
+              <w:color w:val="000000" w:themeColor="text1"/>
+              <w:u w:val="none"/>
+            </w:rPr>
+            <w:tab/>
+          </w:r>
+          <w:r>
+            <w:rPr>
+              <w:rStyle w:val="a5"/>
+              <w:color w:val="000000" w:themeColor="text1"/>
+              <w:u w:val="none"/>
+            </w:rPr>
+            <w:t>29</w:t>
+          </w:r>
+        </w:p>
+        <w:p>
+          <w:pPr>
+            <w:tabs>
+              <w:tab w:val="right" w:leader="dot" w:pos="9072"/>
+            </w:tabs>
+            <w:ind w:firstLine="0"/>
+            <w:rPr>
+              <w:rStyle w:val="a5"/>
+              <w:color w:val="000000" w:themeColor="text1"/>
+              <w:u w:val="none"/>
+            </w:rPr>
+          </w:pPr>
+          <w:r>
+            <w:rPr>
+              <w:color w:val="000000" w:themeColor="text1"/>
+            </w:rPr>
+            <w:fldChar w:fldCharType="end"/>
+          </w:r>
+          <w:r>
+            <w:rPr>
+              <w:color w:val="000000" w:themeColor="text1"/>
+            </w:rPr>
+            <w:fldChar w:fldCharType="begin"/>
+          </w:r>
+          <w:r>
+            <w:rPr>
+              <w:color w:val="000000" w:themeColor="text1"/>
+            </w:rPr>
+            <w:instrText xml:space="preserve"> HYPERLINK  \l "_заключение" </w:instrText>
+          </w:r>
+          <w:r>
+            <w:rPr>
+              <w:color w:val="000000" w:themeColor="text1"/>
+            </w:rPr>
+            <w:fldChar w:fldCharType="separate"/>
+          </w:r>
+          <w:r>
+            <w:rPr>
+              <w:rStyle w:val="a5"/>
+              <w:color w:val="000000" w:themeColor="text1"/>
+              <w:u w:val="none"/>
+            </w:rPr>
+            <w:t>ЗАКЛЮЧЕНИЕ</w:t>
+          </w:r>
+          <w:r>
+            <w:rPr>
+              <w:rStyle w:val="a5"/>
+              <w:color w:val="000000" w:themeColor="text1"/>
+              <w:u w:val="none"/>
+            </w:rPr>
+            <w:tab/>
+          </w:r>
+          <w:r>
+            <w:rPr>
+              <w:rStyle w:val="a5"/>
+              <w:color w:val="000000" w:themeColor="text1"/>
+              <w:u w:val="none"/>
+            </w:rPr>
+            <w:t>34</w:t>
           </w:r>
         </w:p>
       </w:sdtContent>
@@ -1499,6 +1483,12 @@
         <w:jc w:val="left"/>
       </w:pPr>
       <w:r>
+        <w:rPr>
+          <w:color w:val="000000" w:themeColor="text1"/>
+        </w:rPr>
+        <w:fldChar w:fldCharType="end"/>
+      </w:r>
+      <w:r>
         <w:br w:type="page"/>
       </w:r>
     </w:p>
@@ -1506,6 +1496,8 @@
       <w:pPr>
         <w:pStyle w:val="1"/>
       </w:pPr>
+      <w:bookmarkStart w:id="3" w:name="_1_теоритическая_часть"/>
+      <w:bookmarkEnd w:id="3"/>
       <w:r>
         <w:lastRenderedPageBreak/>
         <w:t>1 теоритическая часть</w:t>
@@ -1522,103 +1514,31 @@
           <w:lang w:val="en-US"/>
         </w:rPr>
       </w:pPr>
-      <w:proofErr w:type="spellStart"/>
+      <w:bookmarkStart w:id="4" w:name="_BottomBar"/>
+      <w:bookmarkEnd w:id="4"/>
       <w:r>
         <w:rPr>
           <w:lang w:val="en-US"/>
         </w:rPr>
         <w:t>BottomBar</w:t>
       </w:r>
-      <w:proofErr w:type="spellEnd"/>
-    </w:p>
-    <w:p>
-      <w:r>
-        <w:t xml:space="preserve">В предыдущих практических работах были рассмотрены переходы между разными экранами в приложении с использованием простых элементов </w:t>
-      </w:r>
-      <w:proofErr w:type="spellStart"/>
-      <w:r>
-        <w:t>Button</w:t>
-      </w:r>
-      <w:proofErr w:type="spellEnd"/>
-      <w:r>
-        <w:t xml:space="preserve">. Однако, в контексте современной </w:t>
-      </w:r>
-      <w:proofErr w:type="spellStart"/>
-      <w:r>
-        <w:t>Android</w:t>
-      </w:r>
-      <w:proofErr w:type="spellEnd"/>
-      <w:r>
-        <w:t xml:space="preserve"> разработки такой метод является не интуитивным и устаревшим. Поэтому, на замену такой навигации были придуманы объекты пользовательского интерфейса </w:t>
-      </w:r>
-      <w:proofErr w:type="spellStart"/>
-      <w:r>
-        <w:t>BottomBar</w:t>
-      </w:r>
-      <w:proofErr w:type="spellEnd"/>
-      <w:r>
-        <w:t xml:space="preserve"> и </w:t>
-      </w:r>
-      <w:proofErr w:type="spellStart"/>
-      <w:r>
-        <w:t>Drawer</w:t>
-      </w:r>
-      <w:proofErr w:type="spellEnd"/>
-      <w:r>
-        <w:t>.</w:t>
-      </w:r>
-    </w:p>
-    <w:p>
-      <w:proofErr w:type="spellStart"/>
-      <w:r>
-        <w:t>BottomBar</w:t>
-      </w:r>
-      <w:proofErr w:type="spellEnd"/>
-      <w:r>
-        <w:t xml:space="preserve">, или нижняя панель навигации, является ключевым элементом пользовательского интерфейса в мобильных приложениях, работающих под управлением </w:t>
-      </w:r>
-      <w:proofErr w:type="spellStart"/>
-      <w:r>
-        <w:t>Android</w:t>
-      </w:r>
-      <w:proofErr w:type="spellEnd"/>
-      <w:r>
-        <w:t xml:space="preserve">. Этот элемент предназначен для улучшения навигации и повышения удобства использования приложения за счёт предоставления быстрого доступа к основным разделам приложения. В контексте перемещения между экранами </w:t>
-      </w:r>
-      <w:proofErr w:type="spellStart"/>
-      <w:r>
-        <w:t>BottomBar</w:t>
-      </w:r>
-      <w:proofErr w:type="spellEnd"/>
-      <w:r>
-        <w:t xml:space="preserve"> выполняет несколько важных функций:</w:t>
+    </w:p>
+    <w:p>
+      <w:r>
+        <w:t>В предыдущих практических работах были рассмотрены переходы между разными экранами в приложении с использованием простых элементов Button. Однако, в контексте современной Android разработки такой метод является не интуитивным и устаревшим. Поэтому, на замену такой навигации были придуманы объекты пользовательского интерфейса BottomBar и Drawer.</w:t>
+      </w:r>
+    </w:p>
+    <w:p>
+      <w:r>
+        <w:t>BottomBar, или нижняя панель навигации, является ключевым элементом пользовательского интерфейса в мобильных приложениях, работающих под управлением Android. Этот элемент предназначен для улучшения навигации и повышения удобства использования приложения за счёт предоставления быстрого доступа к основным разделам приложения. В контексте перемещения между экранами BottomBar выполняет несколько важных функций:</w:t>
       </w:r>
     </w:p>
     <w:p>
       <w:pPr>
         <w:pStyle w:val="a"/>
       </w:pPr>
-      <w:proofErr w:type="gramStart"/>
-      <w:r>
-        <w:t>у</w:t>
-      </w:r>
-      <w:r>
-        <w:t>лучшение</w:t>
-      </w:r>
-      <w:proofErr w:type="gramEnd"/>
-      <w:r>
-        <w:t xml:space="preserve"> пользовательского опыта</w:t>
-      </w:r>
-      <w:r>
-        <w:t xml:space="preserve">: </w:t>
-      </w:r>
-      <w:proofErr w:type="spellStart"/>
-      <w:r>
-        <w:t>BottomBar</w:t>
-      </w:r>
-      <w:proofErr w:type="spellEnd"/>
-      <w:r>
-        <w:t xml:space="preserve"> делает навигацию по приложению интуитивно понятной и удобной. Располагаясь в нижней части экрана, он легко доступен для пользователя, что особенно важно при использовании устройства одной рукой. Это облегчает переход между ключевыми разделами приложения, не отвлекая пользо</w:t>
+      <w:r>
+        <w:t>улучшение пользовательского опыта: BottomBar делает навигацию по приложению интуитивно понятной и удобной. Располагаясь в нижней части экрана, он легко доступен для пользователя, что особенно важно при использовании устройства одной рукой. Это облегчает переход между ключевыми разделами приложения, не отвлекая пользо</w:t>
       </w:r>
       <w:r>
         <w:t>вателя от основного контента;</w:t>
@@ -1628,30 +1548,11 @@
       <w:pPr>
         <w:pStyle w:val="a"/>
       </w:pPr>
-      <w:proofErr w:type="gramStart"/>
-      <w:r>
-        <w:t>п</w:t>
-      </w:r>
-      <w:r>
-        <w:t>овышение</w:t>
-      </w:r>
-      <w:proofErr w:type="gramEnd"/>
-      <w:r>
-        <w:t xml:space="preserve"> производительности</w:t>
-      </w:r>
-      <w:r>
-        <w:t>: и</w:t>
-      </w:r>
-      <w:r>
-        <w:t xml:space="preserve">спользование </w:t>
-      </w:r>
-      <w:proofErr w:type="spellStart"/>
-      <w:r>
-        <w:t>BottomBar</w:t>
-      </w:r>
-      <w:proofErr w:type="spellEnd"/>
-      <w:r>
-        <w:t xml:space="preserve"> позволяет сократить количество нажатий, необходимых для перехода между разделами приложения, тем самым ускоряя взаимодействие пользователя с приложением и повышая его </w:t>
+      <w:r>
+        <w:t>повышение производительности</w:t>
+      </w:r>
+      <w:r>
+        <w:t xml:space="preserve">: использование BottomBar позволяет сократить количество нажатий, необходимых для перехода между разделами приложения, тем самым ускоряя взаимодействие пользователя с приложением и повышая его </w:t>
       </w:r>
       <w:r>
         <w:t>общую производительность;</w:t>
@@ -1661,27 +1562,11 @@
       <w:pPr>
         <w:pStyle w:val="a"/>
       </w:pPr>
-      <w:proofErr w:type="gramStart"/>
-      <w:r>
-        <w:t>о</w:t>
-      </w:r>
-      <w:r>
-        <w:t>рганизация</w:t>
-      </w:r>
-      <w:proofErr w:type="gramEnd"/>
-      <w:r>
-        <w:t xml:space="preserve"> контента</w:t>
-      </w:r>
-      <w:r>
-        <w:t xml:space="preserve">: </w:t>
-      </w:r>
-      <w:proofErr w:type="spellStart"/>
-      <w:r>
-        <w:t>BottomBar</w:t>
-      </w:r>
-      <w:proofErr w:type="spellEnd"/>
-      <w:r>
-        <w:t xml:space="preserve"> помогает организовать контент в приложении, выделяя основные разделы или функции, которые должны </w:t>
+      <w:r>
+        <w:t>организация контента</w:t>
+      </w:r>
+      <w:r>
+        <w:t xml:space="preserve">: BottomBar помогает организовать контент в приложении, выделяя основные разделы или функции, которые должны </w:t>
       </w:r>
       <w:r>
         <w:lastRenderedPageBreak/>
@@ -1689,16 +1574,8 @@
       </w:r>
     </w:p>
     <w:p>
-      <w:proofErr w:type="spellStart"/>
-      <w:r>
-        <w:t>BottomBar</w:t>
-      </w:r>
-      <w:proofErr w:type="spellEnd"/>
-      <w:r>
-        <w:t xml:space="preserve"> представляет собой контейнер, который содержит в себе различные элементы</w:t>
-      </w:r>
-      <w:r>
-        <w:t xml:space="preserve"> (рисунок 1.1.1).</w:t>
+      <w:r>
+        <w:t>BottomBar представляет собой контейнер, который содержит в себе различные элементы (рисунок 1.1.1).</w:t>
       </w:r>
     </w:p>
     <w:p>
@@ -1707,8 +1584,12 @@
         <w:jc w:val="center"/>
       </w:pPr>
       <w:r>
+        <w:rPr>
+          <w:noProof/>
+          <w:lang w:eastAsia="ru-RU"/>
+        </w:rPr>
         <w:drawing>
-          <wp:inline distT="0" distB="0" distL="0" distR="0" wp14:anchorId="18BA9CD5" wp14:editId="2F47F10F">
+          <wp:inline distT="0" distB="0" distL="0" distR="0" wp14:anchorId="21D424AD" wp14:editId="628FB48C">
             <wp:extent cx="4925112" cy="2972215"/>
             <wp:effectExtent l="0" t="0" r="0" b="0"/>
             <wp:docPr id="52" name="Рисунок 52"/>
@@ -1723,7 +1604,7 @@
                     <pic:cNvPicPr/>
                   </pic:nvPicPr>
                   <pic:blipFill>
-                    <a:blip r:embed="rId6"/>
+                    <a:blip r:embed="rId8"/>
                     <a:stretch>
                       <a:fillRect/>
                     </a:stretch>
@@ -1751,18 +1632,13 @@
       <w:r>
         <w:t xml:space="preserve">Рисунок 1.1.1 – Наполнение </w:t>
       </w:r>
-      <w:proofErr w:type="spellStart"/>
       <w:r>
         <w:rPr>
           <w:lang w:val="en-US"/>
         </w:rPr>
         <w:t>BottomBar</w:t>
       </w:r>
-      <w:proofErr w:type="spellEnd"/>
-      <w:r>
-        <w:rPr>
-          <w:lang w:val="en-US"/>
-        </w:rPr>
+      <w:r>
         <w:t>-</w:t>
       </w:r>
       <w:r>
@@ -1771,15 +1647,7 @@
     </w:p>
     <w:p>
       <w:r>
-        <w:t xml:space="preserve">Для использования </w:t>
-      </w:r>
-      <w:proofErr w:type="spellStart"/>
-      <w:r>
-        <w:t>BottomNavigationView</w:t>
-      </w:r>
-      <w:proofErr w:type="spellEnd"/>
-      <w:r>
-        <w:t xml:space="preserve"> необходимо добавить этот элемент в макет активности</w:t>
+        <w:t>Для использования BottomNavigationView необходимо добавить этот элемент в макет активности</w:t>
       </w:r>
       <w:r>
         <w:t xml:space="preserve"> (</w:t>
@@ -1821,7 +1689,7 @@
             <o:lock v:ext="edit" aspectratio="t"/>
           </v:shapetype>
           <v:shape id="_x0000_i1025" type="#_x0000_t75" style="width:394.35pt;height:283.8pt">
-            <v:imagedata r:id="rId7" o:title="bottom"/>
+            <v:imagedata r:id="rId9" o:title="bottom"/>
           </v:shape>
         </w:pict>
       </w:r>
@@ -1840,13 +1708,8 @@
         <w:t xml:space="preserve"> </w:t>
       </w:r>
       <w:r>
-        <w:t xml:space="preserve">Описание </w:t>
-      </w:r>
-      <w:proofErr w:type="spellStart"/>
-      <w:r>
-        <w:t>BottomNavigationView</w:t>
-      </w:r>
-      <w:proofErr w:type="spellEnd"/>
+        <w:t>Описание BottomNavigationView</w:t>
+      </w:r>
       <w:r>
         <w:t xml:space="preserve"> в файле разм</w:t>
       </w:r>
@@ -1855,174 +1718,52 @@
       </w:r>
     </w:p>
     <w:p>
-      <w:proofErr w:type="spellStart"/>
       <w:r>
         <w:lastRenderedPageBreak/>
-        <w:t>CoordinatorLayout</w:t>
-      </w:r>
-      <w:proofErr w:type="spellEnd"/>
-      <w:r>
-        <w:t xml:space="preserve"> – это контейнер, который расширяет </w:t>
-      </w:r>
-      <w:proofErr w:type="spellStart"/>
-      <w:r>
-        <w:t>FrameLayout</w:t>
-      </w:r>
-      <w:proofErr w:type="spellEnd"/>
-      <w:r>
-        <w:t>.</w:t>
-      </w:r>
-    </w:p>
-    <w:p>
-      <w:proofErr w:type="spellStart"/>
-      <w:r>
-        <w:t>CoordinatorLayout</w:t>
-      </w:r>
-      <w:proofErr w:type="spellEnd"/>
-      <w:r>
-        <w:t xml:space="preserve"> предназначен для двух основных вариантов использования:</w:t>
+        <w:t>CoordinatorLayout – это контейнер, который расширяет FrameLayout.</w:t>
+      </w:r>
+    </w:p>
+    <w:p>
+      <w:r>
+        <w:t>CoordinatorLayout предназначен для двух основных вариантов использования:</w:t>
       </w:r>
     </w:p>
     <w:p>
       <w:pPr>
         <w:pStyle w:val="a"/>
       </w:pPr>
-      <w:proofErr w:type="gramStart"/>
-      <w:r>
-        <w:t>в</w:t>
-      </w:r>
-      <w:proofErr w:type="gramEnd"/>
-      <w:r>
-        <w:t xml:space="preserve"> качестве декора приложения ве</w:t>
-      </w:r>
-      <w:r>
-        <w:t xml:space="preserve">рхнего уровня или макета </w:t>
-      </w:r>
-      <w:proofErr w:type="spellStart"/>
-      <w:r>
-        <w:t>Chrome</w:t>
-      </w:r>
-      <w:proofErr w:type="spellEnd"/>
-      <w:r>
-        <w:t>;</w:t>
+      <w:r>
+        <w:t>в качестве декора приложения верхнего уровня или макета Chrome;</w:t>
       </w:r>
     </w:p>
     <w:p>
       <w:pPr>
         <w:pStyle w:val="a"/>
       </w:pPr>
-      <w:proofErr w:type="gramStart"/>
-      <w:r>
-        <w:t>к</w:t>
-      </w:r>
-      <w:r>
-        <w:t>ак</w:t>
-      </w:r>
-      <w:proofErr w:type="gramEnd"/>
-      <w:r>
-        <w:t xml:space="preserve"> контейнер для определенного взаимодействия с одним или несколькими дочерними представлениями.</w:t>
-      </w:r>
-    </w:p>
-    <w:p>
-      <w:r>
-        <w:t xml:space="preserve">После добавления </w:t>
-      </w:r>
-      <w:proofErr w:type="spellStart"/>
-      <w:r>
-        <w:t>BottomNavigationView</w:t>
-      </w:r>
-      <w:proofErr w:type="spellEnd"/>
-      <w:r>
-        <w:t xml:space="preserve"> в активность необходимо наполнить его элементами (экранами, между которыми будет осуществляться перемещение). Для этого создается XML-файл в папке </w:t>
-      </w:r>
-      <w:proofErr w:type="spellStart"/>
-      <w:r>
-        <w:t>res</w:t>
-      </w:r>
-      <w:proofErr w:type="spellEnd"/>
-      <w:r>
-        <w:t>/</w:t>
-      </w:r>
-      <w:proofErr w:type="spellStart"/>
-      <w:r>
-        <w:t>menu</w:t>
-      </w:r>
-      <w:proofErr w:type="spellEnd"/>
-      <w:r>
-        <w:t xml:space="preserve"> (например, bottom_nav_menu.xml) и добавляются в него пункты меню. Если папка </w:t>
-      </w:r>
-      <w:proofErr w:type="spellStart"/>
-      <w:r>
-        <w:t>menu</w:t>
-      </w:r>
-      <w:proofErr w:type="spellEnd"/>
-      <w:r>
-        <w:t xml:space="preserve"> отсутствует в проекте, то сначала ее необходимо добавить.</w:t>
-      </w:r>
-    </w:p>
-    <w:p>
-      <w:r>
-        <w:t>Для создания новой папки нажимаем правой кнопкой мыши на "</w:t>
-      </w:r>
-      <w:proofErr w:type="spellStart"/>
-      <w:r>
-        <w:t>res</w:t>
-      </w:r>
-      <w:proofErr w:type="spellEnd"/>
-      <w:r>
-        <w:t>"</w:t>
+      <w:r>
+        <w:t>как контейнер для определенного взаимодействия с одним или несколькими дочерними представлениями.</w:t>
+      </w:r>
+    </w:p>
+    <w:p>
+      <w:r>
+        <w:t>После добавления BottomNavigationView в активность необходимо наполнить его элементами (экранами, между которыми будет осуществляться перемещение). Для этого создается XML-файл в папке res/menu (например, bottom_nav_menu.xml) и добавляются в него пункты меню. Если папка menu отсутствует в проекте, то сначала ее необходимо добавить.</w:t>
+      </w:r>
+    </w:p>
+    <w:p>
+      <w:r>
+        <w:t>Для создания новой папки нажимаем правой кнопкой мыши на "res"</w:t>
       </w:r>
       <w:r>
         <w:sym w:font="Symbol" w:char="F0AE"/>
       </w:r>
       <w:r>
-        <w:t xml:space="preserve"> "</w:t>
-      </w:r>
-      <w:proofErr w:type="spellStart"/>
-      <w:r>
-        <w:t>New</w:t>
-      </w:r>
-      <w:proofErr w:type="spellEnd"/>
-      <w:proofErr w:type="gramStart"/>
-      <w:r>
-        <w:t xml:space="preserve">" </w:t>
+        <w:t xml:space="preserve"> "New" </w:t>
       </w:r>
       <w:r>
         <w:sym w:font="Symbol" w:char="F0AE"/>
       </w:r>
       <w:r>
-        <w:t xml:space="preserve"> "</w:t>
-      </w:r>
-      <w:proofErr w:type="spellStart"/>
-      <w:proofErr w:type="gramEnd"/>
-      <w:r>
-        <w:t>Android</w:t>
-      </w:r>
-      <w:proofErr w:type="spellEnd"/>
-      <w:r>
-        <w:t xml:space="preserve"> </w:t>
-      </w:r>
-      <w:proofErr w:type="spellStart"/>
-      <w:r>
-        <w:t>Resource</w:t>
-      </w:r>
-      <w:proofErr w:type="spellEnd"/>
-      <w:r>
-        <w:t xml:space="preserve"> </w:t>
-      </w:r>
-      <w:proofErr w:type="spellStart"/>
-      <w:r>
-        <w:t>Directory</w:t>
-      </w:r>
-      <w:proofErr w:type="spellEnd"/>
-      <w:r>
-        <w:t>"</w:t>
-      </w:r>
-      <w:r>
-        <w:t xml:space="preserve"> (рисунок 1.1.3)</w:t>
-      </w:r>
-      <w:r>
-        <w:t>. Вводим название папки, выбираем тип ресурса из выпадающего списка</w:t>
+        <w:t xml:space="preserve"> "Android Resource Directory" (рисунок 1.1.3). Вводим название папки, выбираем тип ресурса из выпадающего списка</w:t>
       </w:r>
       <w:r>
         <w:t xml:space="preserve"> (рисунок 1.1.4).</w:t>
@@ -2036,7 +1777,7 @@
       <w:r>
         <w:pict>
           <v:shape id="_x0000_i1026" type="#_x0000_t75" style="width:340.75pt;height:157.4pt">
-            <v:imagedata r:id="rId8" o:title="bottom"/>
+            <v:imagedata r:id="rId10" o:title="bottom"/>
           </v:shape>
         </w:pict>
       </w:r>
@@ -2072,7 +1813,7 @@
         </w:rPr>
         <w:pict>
           <v:shape id="_x0000_i1027" type="#_x0000_t75" style="width:252.85pt;height:152.35pt">
-            <v:imagedata r:id="rId9" o:title="resource"/>
+            <v:imagedata r:id="rId11" o:title="resource"/>
           </v:shape>
         </w:pict>
       </w:r>
@@ -2097,8 +1838,12 @@
         <w:jc w:val="center"/>
       </w:pPr>
       <w:r>
+        <w:rPr>
+          <w:noProof/>
+          <w:lang w:eastAsia="ru-RU"/>
+        </w:rPr>
         <w:drawing>
-          <wp:inline distT="0" distB="0" distL="0" distR="0" wp14:anchorId="06A9D701" wp14:editId="62C0FF0B">
+          <wp:inline distT="0" distB="0" distL="0" distR="0" wp14:anchorId="3E0E4570" wp14:editId="448AA6B7">
             <wp:extent cx="5690859" cy="4019107"/>
             <wp:effectExtent l="0" t="0" r="5715" b="635"/>
             <wp:docPr id="53" name="Рисунок 53"/>
@@ -2113,7 +1858,7 @@
                     <pic:cNvPicPr/>
                   </pic:nvPicPr>
                   <pic:blipFill>
-                    <a:blip r:embed="rId10"/>
+                    <a:blip r:embed="rId12"/>
                     <a:stretch>
                       <a:fillRect/>
                     </a:stretch>
@@ -2145,7 +1890,10 @@
         <w:t xml:space="preserve">Графический и кодовый вид </w:t>
       </w:r>
       <w:r>
-        <w:t>всплывающего меню</w:t>
+        <w:t>нижнего</w:t>
+      </w:r>
+      <w:r>
+        <w:t xml:space="preserve"> меню</w:t>
       </w:r>
     </w:p>
     <w:p>
@@ -2240,21 +1988,8 @@
         <w:t xml:space="preserve">&gt; </w:t>
       </w:r>
       <w:r>
-        <w:t xml:space="preserve">представляет объект </w:t>
-      </w:r>
-      <w:proofErr w:type="spellStart"/>
-      <w:r>
-        <w:t>MenuItem</w:t>
-      </w:r>
-      <w:proofErr w:type="spellEnd"/>
-      <w:r>
-        <w:t xml:space="preserve">, которой является одним из элементов меню. Этот элемент может содержать внутренний </w:t>
-      </w:r>
-      <w:proofErr w:type="spellStart"/>
-      <w:r>
-        <w:t>подэлемент</w:t>
-      </w:r>
-      <w:proofErr w:type="spellEnd"/>
+        <w:t>представляет объект MenuItem, которой является одним из элементов меню. Этот элемент может содержать внутренний подэлемент</w:t>
+      </w:r>
       <w:r>
         <w:t xml:space="preserve"> &lt;</w:t>
       </w:r>
@@ -2301,29 +2036,9 @@
       <w:pPr>
         <w:pStyle w:val="a"/>
       </w:pPr>
-      <w:proofErr w:type="spellStart"/>
-      <w:proofErr w:type="gramStart"/>
-      <w:r>
-        <w:t>android:id</w:t>
-      </w:r>
-      <w:proofErr w:type="spellEnd"/>
-      <w:proofErr w:type="gramEnd"/>
-      <w:r>
-        <w:t xml:space="preserve">: уникальный </w:t>
-      </w:r>
-      <w:proofErr w:type="spellStart"/>
-      <w:r>
-        <w:t>id</w:t>
-      </w:r>
-      <w:proofErr w:type="spellEnd"/>
-      <w:r>
-        <w:t xml:space="preserve"> элемента меню, который позволяет его опознать при выборе пользователем и найти через поиск ресурса по </w:t>
-      </w:r>
-      <w:proofErr w:type="spellStart"/>
-      <w:r>
-        <w:t>id</w:t>
-      </w:r>
-      <w:proofErr w:type="spellEnd"/>
+      <w:r>
+        <w:t>android:id: уникальный id элемента меню, который позволяет его опознать при выборе пользователем и найти через поиск ресурса по id</w:t>
+      </w:r>
       <w:r>
         <w:t>;</w:t>
       </w:r>
@@ -2332,47 +2047,8 @@
       <w:pPr>
         <w:pStyle w:val="a"/>
       </w:pPr>
-      <w:proofErr w:type="spellStart"/>
-      <w:proofErr w:type="gramStart"/>
-      <w:r>
-        <w:t>android:icon</w:t>
-      </w:r>
-      <w:proofErr w:type="spellEnd"/>
-      <w:proofErr w:type="gramEnd"/>
-      <w:r>
-        <w:t xml:space="preserve">: ссылка на ресурс </w:t>
-      </w:r>
-      <w:proofErr w:type="spellStart"/>
-      <w:r>
-        <w:t>drawable</w:t>
-      </w:r>
-      <w:proofErr w:type="spellEnd"/>
-      <w:r>
-        <w:t>, который задает изображение для элемента (</w:t>
-      </w:r>
-      <w:proofErr w:type="spellStart"/>
-      <w:r>
-        <w:t>android:icon</w:t>
-      </w:r>
-      <w:proofErr w:type="spellEnd"/>
-      <w:r>
-        <w:t>="@</w:t>
-      </w:r>
-      <w:proofErr w:type="spellStart"/>
-      <w:r>
-        <w:t>drawable</w:t>
-      </w:r>
-      <w:proofErr w:type="spellEnd"/>
-      <w:r>
-        <w:t>/</w:t>
-      </w:r>
-      <w:proofErr w:type="spellStart"/>
-      <w:r>
-        <w:t>ic_help</w:t>
-      </w:r>
-      <w:proofErr w:type="spellEnd"/>
-      <w:r>
-        <w:t>")</w:t>
+      <w:r>
+        <w:t>android:icon: ссылка на ресурс drawable, который задает изображение для элемента (android:icon="@drawable/ic_help")</w:t>
       </w:r>
       <w:r>
         <w:t>;</w:t>
@@ -2385,23 +2061,8 @@
           <w:lang w:val="en-US"/>
         </w:rPr>
       </w:pPr>
-      <w:proofErr w:type="spellStart"/>
-      <w:proofErr w:type="gramStart"/>
-      <w:r>
-        <w:t>android:title</w:t>
-      </w:r>
-      <w:proofErr w:type="spellEnd"/>
-      <w:proofErr w:type="gramEnd"/>
-      <w:r>
-        <w:t>: ссылка на ресурс строки, содержащий заголовок элемента. По умолчанию имеет значение "</w:t>
-      </w:r>
-      <w:proofErr w:type="spellStart"/>
-      <w:r>
-        <w:t>Settings</w:t>
-      </w:r>
-      <w:proofErr w:type="spellEnd"/>
-      <w:r>
-        <w:t>"</w:t>
+      <w:r>
+        <w:t>android:title: ссылка на ресурс строки, содержащий заголовок элемента. По умолчанию имеет значение "Settings"</w:t>
       </w:r>
       <w:r>
         <w:rPr>
@@ -2411,69 +2072,3111 @@
       </w:r>
     </w:p>
     <w:p>
-      <w:pPr>
-        <w:rPr>
-          <w:lang w:val="en-US"/>
-        </w:rPr>
-      </w:pPr>
       <w:r>
         <w:t xml:space="preserve">Теперь пользователь может создавать столько элементов, сколько захочет, в bottom_nav_menu.xml файле. Пользователю также необходимо </w:t>
       </w:r>
       <w:r>
         <w:lastRenderedPageBreak/>
-        <w:t>создать значок для отображения каждого из этих элементов. Чтобы создать значок, нажмите на "</w:t>
-      </w:r>
-      <w:proofErr w:type="spellStart"/>
-      <w:r>
-        <w:t>drawable</w:t>
-      </w:r>
-      <w:proofErr w:type="spellEnd"/>
-      <w:r>
-        <w:t>"</w:t>
+        <w:t>создать значок для отображения каждого из этих элементов. Чтобы создать значок, нажмите на "drawable"</w:t>
       </w:r>
       <w:r>
         <w:sym w:font="Symbol" w:char="F0AE"/>
       </w:r>
       <w:r>
-        <w:t xml:space="preserve"> "</w:t>
-      </w:r>
-      <w:proofErr w:type="spellStart"/>
-      <w:r>
-        <w:t>New</w:t>
-      </w:r>
-      <w:proofErr w:type="spellEnd"/>
-      <w:proofErr w:type="gramStart"/>
-      <w:r>
-        <w:t xml:space="preserve">" </w:t>
+        <w:t xml:space="preserve"> "New" </w:t>
       </w:r>
       <w:r>
         <w:sym w:font="Symbol" w:char="F0AE"/>
       </w:r>
       <w:r>
-        <w:t xml:space="preserve"> "</w:t>
-      </w:r>
-      <w:proofErr w:type="spellStart"/>
-      <w:proofErr w:type="gramEnd"/>
-      <w:r>
-        <w:t>Image</w:t>
-      </w:r>
-      <w:proofErr w:type="spellEnd"/>
+        <w:t xml:space="preserve"> "Image Asset"</w:t>
+      </w:r>
+      <w:r>
+        <w:t xml:space="preserve"> (рисунок 1.1.6)</w:t>
+      </w:r>
+      <w:r>
+        <w:t>.</w:t>
+      </w:r>
+    </w:p>
+    <w:p>
+      <w:pPr>
+        <w:ind w:firstLine="0"/>
+        <w:jc w:val="center"/>
+      </w:pPr>
+      <w:r>
+        <w:pict>
+          <v:shape id="_x0000_i1028" type="#_x0000_t75" style="width:334.05pt;height:304.75pt">
+            <v:imagedata r:id="rId13" o:title="ASSet"/>
+          </v:shape>
+        </w:pict>
+      </w:r>
+    </w:p>
+    <w:p>
+      <w:pPr>
+        <w:pStyle w:val="4"/>
+      </w:pPr>
+      <w:r>
+        <w:t xml:space="preserve">Рисунок </w:t>
+      </w:r>
+      <w:r>
+        <w:t xml:space="preserve">1.1.6 </w:t>
+      </w:r>
+      <w:r>
+        <w:t>–</w:t>
+      </w:r>
       <w:r>
         <w:t xml:space="preserve"> </w:t>
       </w:r>
-      <w:proofErr w:type="spellStart"/>
-      <w:r>
-        <w:t>Asset</w:t>
-      </w:r>
-      <w:proofErr w:type="spellEnd"/>
-      <w:r>
-        <w:t>".</w:t>
-      </w:r>
-      <w:bookmarkStart w:id="2" w:name="_GoBack"/>
-      <w:bookmarkEnd w:id="2"/>
+      <w:r>
+        <w:t>Процесс создания новой иконки</w:t>
+      </w:r>
+    </w:p>
+    <w:p>
+      <w:r>
+        <w:t>Далее идёт выбор нужного типа иконки (рисунок 1.1.7).</w:t>
+      </w:r>
+    </w:p>
+    <w:p>
+      <w:r>
+        <w:rPr>
+          <w:noProof/>
+          <w:lang w:eastAsia="ru-RU"/>
+        </w:rPr>
+        <w:drawing>
+          <wp:inline distT="0" distB="0" distL="0" distR="0" wp14:anchorId="162A89D5" wp14:editId="78F67190">
+            <wp:extent cx="5250747" cy="3774558"/>
+            <wp:effectExtent l="0" t="0" r="7620" b="0"/>
+            <wp:docPr id="54" name="Рисунок 54"/>
+            <wp:cNvGraphicFramePr>
+              <a:graphicFrameLocks xmlns:a="http://schemas.openxmlformats.org/drawingml/2006/main" noChangeAspect="1"/>
+            </wp:cNvGraphicFramePr>
+            <a:graphic xmlns:a="http://schemas.openxmlformats.org/drawingml/2006/main">
+              <a:graphicData uri="http://schemas.openxmlformats.org/drawingml/2006/picture">
+                <pic:pic xmlns:pic="http://schemas.openxmlformats.org/drawingml/2006/picture">
+                  <pic:nvPicPr>
+                    <pic:cNvPr id="1" name=""/>
+                    <pic:cNvPicPr/>
+                  </pic:nvPicPr>
+                  <pic:blipFill>
+                    <a:blip r:embed="rId14"/>
+                    <a:stretch>
+                      <a:fillRect/>
+                    </a:stretch>
+                  </pic:blipFill>
+                  <pic:spPr>
+                    <a:xfrm>
+                      <a:off x="0" y="0"/>
+                      <a:ext cx="5257775" cy="3779610"/>
+                    </a:xfrm>
+                    <a:prstGeom prst="rect">
+                      <a:avLst/>
+                    </a:prstGeom>
+                  </pic:spPr>
+                </pic:pic>
+              </a:graphicData>
+            </a:graphic>
+          </wp:inline>
+        </w:drawing>
+      </w:r>
+    </w:p>
+    <w:p>
+      <w:pPr>
+        <w:pStyle w:val="4"/>
+      </w:pPr>
+      <w:r>
+        <w:t>Рисунок 1.1.7 – Выбор необходимого типа иконки</w:t>
+      </w:r>
+    </w:p>
+    <w:p>
+      <w:r>
+        <w:lastRenderedPageBreak/>
+        <w:t>В открывшемся окне пользователь может назвать значок как угодно, но он не должен содержать ни одной заглавной буквы. Пользователь может выбрать нужный значок, выполнив поиск по нему, а когда пользователь закончит, то необходимо нажать "Next"</w:t>
+      </w:r>
+      <w:r>
+        <w:sym w:font="Symbol" w:char="F0AE"/>
+      </w:r>
+      <w:r>
+        <w:t xml:space="preserve"> "Finish"</w:t>
+      </w:r>
+      <w:r>
+        <w:t xml:space="preserve"> (рисунки 1.1.8-1.1.10)</w:t>
+      </w:r>
+      <w:r>
+        <w:t>.</w:t>
+      </w:r>
+    </w:p>
+    <w:p>
+      <w:pPr>
+        <w:ind w:firstLine="0"/>
+        <w:jc w:val="center"/>
+      </w:pPr>
+      <w:r>
+        <w:rPr>
+          <w:noProof/>
+          <w:lang w:eastAsia="ru-RU"/>
+        </w:rPr>
+        <w:drawing>
+          <wp:inline distT="0" distB="0" distL="0" distR="0" wp14:anchorId="216FA291" wp14:editId="52BC54E3">
+            <wp:extent cx="5146158" cy="3686038"/>
+            <wp:effectExtent l="0" t="0" r="0" b="0"/>
+            <wp:docPr id="55" name="Рисунок 55"/>
+            <wp:cNvGraphicFramePr>
+              <a:graphicFrameLocks xmlns:a="http://schemas.openxmlformats.org/drawingml/2006/main" noChangeAspect="1"/>
+            </wp:cNvGraphicFramePr>
+            <a:graphic xmlns:a="http://schemas.openxmlformats.org/drawingml/2006/main">
+              <a:graphicData uri="http://schemas.openxmlformats.org/drawingml/2006/picture">
+                <pic:pic xmlns:pic="http://schemas.openxmlformats.org/drawingml/2006/picture">
+                  <pic:nvPicPr>
+                    <pic:cNvPr id="1" name=""/>
+                    <pic:cNvPicPr/>
+                  </pic:nvPicPr>
+                  <pic:blipFill>
+                    <a:blip r:embed="rId15"/>
+                    <a:stretch>
+                      <a:fillRect/>
+                    </a:stretch>
+                  </pic:blipFill>
+                  <pic:spPr>
+                    <a:xfrm>
+                      <a:off x="0" y="0"/>
+                      <a:ext cx="5157866" cy="3694424"/>
+                    </a:xfrm>
+                    <a:prstGeom prst="rect">
+                      <a:avLst/>
+                    </a:prstGeom>
+                  </pic:spPr>
+                </pic:pic>
+              </a:graphicData>
+            </a:graphic>
+          </wp:inline>
+        </w:drawing>
+      </w:r>
+    </w:p>
+    <w:p>
+      <w:pPr>
+        <w:pStyle w:val="4"/>
+      </w:pPr>
+      <w:r>
+        <w:t>Рисунок 1.1.8 – Часть 1 настройки иконки</w:t>
+      </w:r>
+    </w:p>
+    <w:p>
+      <w:pPr>
+        <w:ind w:firstLine="0"/>
+        <w:jc w:val="center"/>
+      </w:pPr>
+      <w:r>
+        <w:rPr>
+          <w:noProof/>
+          <w:lang w:eastAsia="ru-RU"/>
+        </w:rPr>
+        <w:drawing>
+          <wp:inline distT="0" distB="0" distL="0" distR="0" wp14:anchorId="1E117BDB" wp14:editId="1FC94FE9">
+            <wp:extent cx="3321791" cy="3657600"/>
+            <wp:effectExtent l="0" t="0" r="0" b="0"/>
+            <wp:docPr id="56" name="Рисунок 56"/>
+            <wp:cNvGraphicFramePr>
+              <a:graphicFrameLocks xmlns:a="http://schemas.openxmlformats.org/drawingml/2006/main" noChangeAspect="1"/>
+            </wp:cNvGraphicFramePr>
+            <a:graphic xmlns:a="http://schemas.openxmlformats.org/drawingml/2006/main">
+              <a:graphicData uri="http://schemas.openxmlformats.org/drawingml/2006/picture">
+                <pic:pic xmlns:pic="http://schemas.openxmlformats.org/drawingml/2006/picture">
+                  <pic:nvPicPr>
+                    <pic:cNvPr id="1" name=""/>
+                    <pic:cNvPicPr/>
+                  </pic:nvPicPr>
+                  <pic:blipFill>
+                    <a:blip r:embed="rId16"/>
+                    <a:stretch>
+                      <a:fillRect/>
+                    </a:stretch>
+                  </pic:blipFill>
+                  <pic:spPr>
+                    <a:xfrm>
+                      <a:off x="0" y="0"/>
+                      <a:ext cx="3332141" cy="3668997"/>
+                    </a:xfrm>
+                    <a:prstGeom prst="rect">
+                      <a:avLst/>
+                    </a:prstGeom>
+                  </pic:spPr>
+                </pic:pic>
+              </a:graphicData>
+            </a:graphic>
+          </wp:inline>
+        </w:drawing>
+      </w:r>
+    </w:p>
+    <w:p>
+      <w:pPr>
+        <w:pStyle w:val="4"/>
+      </w:pPr>
+      <w:r>
+        <w:t>Рисунок 1.1.9 - Часть 2 настройки иконки</w:t>
+      </w:r>
+    </w:p>
+    <w:p>
+      <w:pPr>
+        <w:pStyle w:val="4"/>
+      </w:pPr>
+      <w:r>
+        <w:rPr>
+          <w:noProof/>
+          <w:lang w:eastAsia="ru-RU"/>
+        </w:rPr>
+        <w:lastRenderedPageBreak/>
+        <w:drawing>
+          <wp:inline distT="0" distB="0" distL="0" distR="0" wp14:anchorId="090B5ED6" wp14:editId="1441EC45">
+            <wp:extent cx="3848986" cy="2826276"/>
+            <wp:effectExtent l="0" t="0" r="0" b="0"/>
+            <wp:docPr id="57" name="Рисунок 57"/>
+            <wp:cNvGraphicFramePr>
+              <a:graphicFrameLocks xmlns:a="http://schemas.openxmlformats.org/drawingml/2006/main" noChangeAspect="1"/>
+            </wp:cNvGraphicFramePr>
+            <a:graphic xmlns:a="http://schemas.openxmlformats.org/drawingml/2006/main">
+              <a:graphicData uri="http://schemas.openxmlformats.org/drawingml/2006/picture">
+                <pic:pic xmlns:pic="http://schemas.openxmlformats.org/drawingml/2006/picture">
+                  <pic:nvPicPr>
+                    <pic:cNvPr id="1" name=""/>
+                    <pic:cNvPicPr/>
+                  </pic:nvPicPr>
+                  <pic:blipFill>
+                    <a:blip r:embed="rId17"/>
+                    <a:stretch>
+                      <a:fillRect/>
+                    </a:stretch>
+                  </pic:blipFill>
+                  <pic:spPr>
+                    <a:xfrm>
+                      <a:off x="0" y="0"/>
+                      <a:ext cx="3858303" cy="2833117"/>
+                    </a:xfrm>
+                    <a:prstGeom prst="rect">
+                      <a:avLst/>
+                    </a:prstGeom>
+                  </pic:spPr>
+                </pic:pic>
+              </a:graphicData>
+            </a:graphic>
+          </wp:inline>
+        </w:drawing>
+      </w:r>
+    </w:p>
+    <w:p>
+      <w:pPr>
+        <w:pStyle w:val="4"/>
+      </w:pPr>
+      <w:r>
+        <w:t>Рисунок 1.1.10 - Часть 3 настройки иконки</w:t>
+      </w:r>
+    </w:p>
+    <w:p>
+      <w:r>
+        <w:t>Image Asset поможет создать следующие типы значков:</w:t>
+      </w:r>
+    </w:p>
+    <w:p>
+      <w:pPr>
+        <w:pStyle w:val="a"/>
+      </w:pPr>
+      <w:r>
+        <w:t>иконки лаунчера;</w:t>
+      </w:r>
+    </w:p>
+    <w:p>
+      <w:pPr>
+        <w:pStyle w:val="a"/>
+      </w:pPr>
+      <w:r>
+        <w:t>значки панели действий и вкладок;</w:t>
+      </w:r>
+    </w:p>
+    <w:p>
+      <w:pPr>
+        <w:pStyle w:val="a"/>
+      </w:pPr>
+      <w:r>
+        <w:t>значки уведомлений.</w:t>
+      </w:r>
+    </w:p>
+    <w:p>
+      <w:r>
+        <w:t>Если запустить сборку проекта, то можно получится отображение меню в нижней части экрана (рисунок 1.1.11).</w:t>
+      </w:r>
+    </w:p>
+    <w:p>
+      <w:pPr>
+        <w:ind w:firstLine="0"/>
+        <w:jc w:val="center"/>
+      </w:pPr>
+      <w:r>
+        <w:rPr>
+          <w:noProof/>
+          <w:lang w:eastAsia="ru-RU"/>
+        </w:rPr>
+        <w:drawing>
+          <wp:inline distT="0" distB="0" distL="0" distR="0" wp14:anchorId="4011D335" wp14:editId="06E05E51">
+            <wp:extent cx="2488019" cy="3882592"/>
+            <wp:effectExtent l="0" t="0" r="7620" b="3810"/>
+            <wp:docPr id="58" name="Рисунок 58"/>
+            <wp:cNvGraphicFramePr>
+              <a:graphicFrameLocks xmlns:a="http://schemas.openxmlformats.org/drawingml/2006/main" noChangeAspect="1"/>
+            </wp:cNvGraphicFramePr>
+            <a:graphic xmlns:a="http://schemas.openxmlformats.org/drawingml/2006/main">
+              <a:graphicData uri="http://schemas.openxmlformats.org/drawingml/2006/picture">
+                <pic:pic xmlns:pic="http://schemas.openxmlformats.org/drawingml/2006/picture">
+                  <pic:nvPicPr>
+                    <pic:cNvPr id="1" name=""/>
+                    <pic:cNvPicPr/>
+                  </pic:nvPicPr>
+                  <pic:blipFill>
+                    <a:blip r:embed="rId18"/>
+                    <a:stretch>
+                      <a:fillRect/>
+                    </a:stretch>
+                  </pic:blipFill>
+                  <pic:spPr>
+                    <a:xfrm>
+                      <a:off x="0" y="0"/>
+                      <a:ext cx="2517733" cy="3928961"/>
+                    </a:xfrm>
+                    <a:prstGeom prst="rect">
+                      <a:avLst/>
+                    </a:prstGeom>
+                  </pic:spPr>
+                </pic:pic>
+              </a:graphicData>
+            </a:graphic>
+          </wp:inline>
+        </w:drawing>
+      </w:r>
+    </w:p>
+    <w:p>
+      <w:pPr>
+        <w:pStyle w:val="4"/>
+      </w:pPr>
+      <w:r>
+        <w:t>Рисунок 1.1.11 – Отображение нижнего меню в итоговом приложении</w:t>
+      </w:r>
+    </w:p>
+    <w:p>
+      <w:r>
+        <w:lastRenderedPageBreak/>
+        <w:t>Однако только отображение не подходит для работы с BottomBar. Необходимо, чтобы при нажатии на элемент, происходили некоторые действия. Для этого необходимо установить слушатель нажатий в классе активности (рисунок 1.1.12).</w:t>
+      </w:r>
+    </w:p>
+    <w:p>
+      <w:pPr>
+        <w:ind w:firstLine="0"/>
+        <w:jc w:val="center"/>
+      </w:pPr>
+      <w:r>
+        <w:rPr>
+          <w:noProof/>
+          <w:lang w:eastAsia="ru-RU"/>
+        </w:rPr>
+        <w:drawing>
+          <wp:inline distT="0" distB="0" distL="0" distR="0" wp14:anchorId="688EF688" wp14:editId="4F94A695">
+            <wp:extent cx="4043663" cy="2626242"/>
+            <wp:effectExtent l="0" t="0" r="0" b="3175"/>
+            <wp:docPr id="59" name="Рисунок 59"/>
+            <wp:cNvGraphicFramePr>
+              <a:graphicFrameLocks xmlns:a="http://schemas.openxmlformats.org/drawingml/2006/main" noChangeAspect="1"/>
+            </wp:cNvGraphicFramePr>
+            <a:graphic xmlns:a="http://schemas.openxmlformats.org/drawingml/2006/main">
+              <a:graphicData uri="http://schemas.openxmlformats.org/drawingml/2006/picture">
+                <pic:pic xmlns:pic="http://schemas.openxmlformats.org/drawingml/2006/picture">
+                  <pic:nvPicPr>
+                    <pic:cNvPr id="1" name=""/>
+                    <pic:cNvPicPr/>
+                  </pic:nvPicPr>
+                  <pic:blipFill>
+                    <a:blip r:embed="rId19"/>
+                    <a:stretch>
+                      <a:fillRect/>
+                    </a:stretch>
+                  </pic:blipFill>
+                  <pic:spPr>
+                    <a:xfrm>
+                      <a:off x="0" y="0"/>
+                      <a:ext cx="4058600" cy="2635943"/>
+                    </a:xfrm>
+                    <a:prstGeom prst="rect">
+                      <a:avLst/>
+                    </a:prstGeom>
+                  </pic:spPr>
+                </pic:pic>
+              </a:graphicData>
+            </a:graphic>
+          </wp:inline>
+        </w:drawing>
+      </w:r>
+    </w:p>
+    <w:p>
+      <w:pPr>
+        <w:pStyle w:val="4"/>
+      </w:pPr>
+      <w:r>
+        <w:t xml:space="preserve">Рисунок 1.1.12 </w:t>
+      </w:r>
+      <w:r>
+        <w:t>–</w:t>
+      </w:r>
+      <w:r>
+        <w:t xml:space="preserve"> </w:t>
+      </w:r>
+      <w:r>
+        <w:t>Реализация логики обработчика событий нижнего меню</w:t>
+      </w:r>
+    </w:p>
+    <w:p>
+      <w:r>
+        <w:t xml:space="preserve">Чтобы понять, какой пункт меню выбран, вначале получаем его идентификатор через item.getItemId(). Затем пробегаемся в конструкции if…else и выбираем нужный вариант и в зависимости от выбора </w:t>
+      </w:r>
+      <w:r>
+        <w:t>производим определенные действия</w:t>
+      </w:r>
+      <w:r>
+        <w:t xml:space="preserve"> (рисунки 1.1.13-1.1.14)</w:t>
+      </w:r>
+      <w:r>
+        <w:t>.</w:t>
+      </w:r>
+    </w:p>
+    <w:p>
+      <w:pPr>
+        <w:pStyle w:val="4"/>
+      </w:pPr>
+      <w:r>
+        <w:rPr>
+          <w:noProof/>
+          <w:lang w:eastAsia="ru-RU"/>
+        </w:rPr>
+        <w:drawing>
+          <wp:inline distT="0" distB="0" distL="0" distR="0" wp14:anchorId="14C7808B" wp14:editId="449B02E0">
+            <wp:extent cx="1873268" cy="3455581"/>
+            <wp:effectExtent l="0" t="0" r="0" b="0"/>
+            <wp:docPr id="60" name="Рисунок 60"/>
+            <wp:cNvGraphicFramePr>
+              <a:graphicFrameLocks xmlns:a="http://schemas.openxmlformats.org/drawingml/2006/main" noChangeAspect="1"/>
+            </wp:cNvGraphicFramePr>
+            <a:graphic xmlns:a="http://schemas.openxmlformats.org/drawingml/2006/main">
+              <a:graphicData uri="http://schemas.openxmlformats.org/drawingml/2006/picture">
+                <pic:pic xmlns:pic="http://schemas.openxmlformats.org/drawingml/2006/picture">
+                  <pic:nvPicPr>
+                    <pic:cNvPr id="1" name=""/>
+                    <pic:cNvPicPr/>
+                  </pic:nvPicPr>
+                  <pic:blipFill>
+                    <a:blip r:embed="rId20"/>
+                    <a:stretch>
+                      <a:fillRect/>
+                    </a:stretch>
+                  </pic:blipFill>
+                  <pic:spPr>
+                    <a:xfrm>
+                      <a:off x="0" y="0"/>
+                      <a:ext cx="1885463" cy="3478077"/>
+                    </a:xfrm>
+                    <a:prstGeom prst="rect">
+                      <a:avLst/>
+                    </a:prstGeom>
+                  </pic:spPr>
+                </pic:pic>
+              </a:graphicData>
+            </a:graphic>
+          </wp:inline>
+        </w:drawing>
+      </w:r>
+    </w:p>
+    <w:p>
+      <w:pPr>
+        <w:pStyle w:val="4"/>
+      </w:pPr>
+      <w:r>
+        <w:t>Рисунок 1.1.13 – Часть 1 отображения результата возможных событий</w:t>
+      </w:r>
+    </w:p>
+    <w:p>
+      <w:pPr>
+        <w:ind w:firstLine="0"/>
+        <w:jc w:val="center"/>
+      </w:pPr>
+      <w:r>
+        <w:rPr>
+          <w:noProof/>
+          <w:lang w:eastAsia="ru-RU"/>
+        </w:rPr>
+        <w:lastRenderedPageBreak/>
+        <w:drawing>
+          <wp:inline distT="0" distB="0" distL="0" distR="0" wp14:anchorId="09CA35ED" wp14:editId="2D8383D0">
+            <wp:extent cx="2332402" cy="3987209"/>
+            <wp:effectExtent l="0" t="0" r="0" b="0"/>
+            <wp:docPr id="61" name="Рисунок 61"/>
+            <wp:cNvGraphicFramePr>
+              <a:graphicFrameLocks xmlns:a="http://schemas.openxmlformats.org/drawingml/2006/main" noChangeAspect="1"/>
+            </wp:cNvGraphicFramePr>
+            <a:graphic xmlns:a="http://schemas.openxmlformats.org/drawingml/2006/main">
+              <a:graphicData uri="http://schemas.openxmlformats.org/drawingml/2006/picture">
+                <pic:pic xmlns:pic="http://schemas.openxmlformats.org/drawingml/2006/picture">
+                  <pic:nvPicPr>
+                    <pic:cNvPr id="1" name=""/>
+                    <pic:cNvPicPr/>
+                  </pic:nvPicPr>
+                  <pic:blipFill>
+                    <a:blip r:embed="rId21"/>
+                    <a:stretch>
+                      <a:fillRect/>
+                    </a:stretch>
+                  </pic:blipFill>
+                  <pic:spPr>
+                    <a:xfrm>
+                      <a:off x="0" y="0"/>
+                      <a:ext cx="2353019" cy="4022454"/>
+                    </a:xfrm>
+                    <a:prstGeom prst="rect">
+                      <a:avLst/>
+                    </a:prstGeom>
+                  </pic:spPr>
+                </pic:pic>
+              </a:graphicData>
+            </a:graphic>
+          </wp:inline>
+        </w:drawing>
+      </w:r>
+    </w:p>
+    <w:p>
+      <w:pPr>
+        <w:pStyle w:val="4"/>
+      </w:pPr>
+      <w:r>
+        <w:t>Рисунок 1.1.14 – Ч</w:t>
+      </w:r>
+      <w:r>
+        <w:t>асть 2</w:t>
+      </w:r>
+      <w:r>
+        <w:t xml:space="preserve"> отображения результата возможных событий</w:t>
+      </w:r>
+    </w:p>
+    <w:p>
+      <w:r>
+        <w:t xml:space="preserve">На рисунках 1.1.13 и 1.1.14 показан результат обработки нажатия пользователем на иконку </w:t>
+      </w:r>
+      <w:r>
+        <w:t>“</w:t>
+      </w:r>
+      <w:r>
+        <w:rPr>
+          <w:lang w:val="en-US"/>
+        </w:rPr>
+        <w:t>Notifications</w:t>
+      </w:r>
+      <w:r>
+        <w:t>”.</w:t>
+      </w:r>
+    </w:p>
+    <w:p>
+      <w:pPr>
+        <w:pStyle w:val="2"/>
+      </w:pPr>
+      <w:bookmarkStart w:id="5" w:name="_1.2_ActionBar"/>
+      <w:bookmarkEnd w:id="5"/>
+      <w:r>
+        <w:t>1.2 ActionBar</w:t>
+      </w:r>
+    </w:p>
+    <w:p>
+      <w:r>
+        <w:t>ActionBar в Android представляет собой верхнюю панель приложения, которая обеспечивает удобный доступ к наиболее важным функциям приложения, а также поддерживает навигацию. Создание и использование ActionBar в связке с нижним и боковым меню может значительно улучшить пользовательский интерфейс и удобство навигации в приложении, например показывая текущий экран, на котором находится пользователь.</w:t>
+      </w:r>
+    </w:p>
+    <w:p>
+      <w:r>
+        <w:t xml:space="preserve">ActionBar уже встроен в стандартные темы Activity начиная с API Level 11 (Honeycomb). Для его использования </w:t>
+      </w:r>
+      <w:r>
+        <w:t>необходимо убедиться</w:t>
+      </w:r>
+      <w:r>
+        <w:t xml:space="preserve">, что </w:t>
+      </w:r>
+      <w:r>
+        <w:t>выбранная</w:t>
+      </w:r>
+      <w:r>
+        <w:t xml:space="preserve"> Activity наследуется от AppCompatActivity, и </w:t>
+      </w:r>
+      <w:r>
+        <w:t>используется</w:t>
+      </w:r>
+      <w:r>
+        <w:t xml:space="preserve"> одну из тем Theme.AppCompat.</w:t>
+      </w:r>
+      <w:r>
+        <w:t xml:space="preserve"> </w:t>
+      </w:r>
+      <w:r>
+        <w:rPr>
+          <w:lang w:val="en-US"/>
+        </w:rPr>
+        <w:t>Action</w:t>
+      </w:r>
+      <w:r>
+        <w:t>Bar будет отображаться вверху страницы (рисунок 1.2.1)</w:t>
+      </w:r>
+      <w:r>
+        <w:t>.</w:t>
+      </w:r>
+    </w:p>
+    <w:p>
+      <w:pPr>
+        <w:ind w:firstLine="0"/>
+        <w:jc w:val="center"/>
+      </w:pPr>
+      <w:r>
+        <w:lastRenderedPageBreak/>
+        <w:pict>
+          <v:shape id="_x0000_i1029" type="#_x0000_t75" style="width:453.75pt;height:322.35pt">
+            <v:imagedata r:id="rId22" o:title="upper"/>
+          </v:shape>
+        </w:pict>
+      </w:r>
+    </w:p>
+    <w:p>
+      <w:pPr>
+        <w:pStyle w:val="4"/>
+      </w:pPr>
+      <w:r>
+        <w:t xml:space="preserve">Рисунок 1.2.1 - </w:t>
+      </w:r>
+      <w:r>
+        <w:t xml:space="preserve">Графический и кодовый вид </w:t>
+      </w:r>
+      <w:r>
+        <w:t>ActionBar</w:t>
+      </w:r>
+    </w:p>
+    <w:p>
+      <w:r>
+        <w:t xml:space="preserve">Однако такой ActionBar не несет никакой пользы. Для дальнейшей работы его необходимо настроить. В активности </w:t>
+      </w:r>
+      <w:r>
+        <w:t xml:space="preserve">можно настроить ActionBar на отображение </w:t>
+      </w:r>
+      <w:r>
+        <w:t>какого-либо строкового значения</w:t>
+      </w:r>
+      <w:r>
+        <w:t xml:space="preserve"> (рисунок 1.2.2)</w:t>
+      </w:r>
+      <w:r>
+        <w:t>.</w:t>
+      </w:r>
+    </w:p>
+    <w:p>
+      <w:pPr>
+        <w:ind w:firstLine="0"/>
+        <w:jc w:val="center"/>
+      </w:pPr>
+      <w:r>
+        <w:pict>
+          <v:shape id="_x0000_i1030" type="#_x0000_t75" style="width:440.35pt;height:277.95pt">
+            <v:imagedata r:id="rId23" o:title="appBoard"/>
+          </v:shape>
+        </w:pict>
+      </w:r>
+    </w:p>
+    <w:p>
+      <w:pPr>
+        <w:pStyle w:val="4"/>
+      </w:pPr>
+      <w:r>
+        <w:t xml:space="preserve">Рисунок 1.2.2 </w:t>
+      </w:r>
+      <w:r>
+        <w:t>–</w:t>
+      </w:r>
+      <w:r>
+        <w:t xml:space="preserve"> </w:t>
+      </w:r>
+      <w:r>
+        <w:t xml:space="preserve">Реализация логики обработки событий для </w:t>
+      </w:r>
+      <w:r>
+        <w:rPr>
+          <w:lang w:val="en-US"/>
+        </w:rPr>
+        <w:t>ActionBoard</w:t>
+      </w:r>
+    </w:p>
+    <w:p>
+      <w:r>
+        <w:lastRenderedPageBreak/>
+        <w:t xml:space="preserve"> </w:t>
+      </w:r>
+      <w:r>
+        <w:t xml:space="preserve">Однако этого тоже может быть недостаточно, так </w:t>
+      </w:r>
+      <w:r>
+        <w:t>к</w:t>
+      </w:r>
+      <w:r>
+        <w:t>ак нам может понадобиться быстрой доступ к некоторым элементам.</w:t>
+      </w:r>
+    </w:p>
+    <w:p>
+      <w:r>
+        <w:t>Используем ранее созданный файл bottom_nav_menu.xml, только немного его изменим, добавив элементам меню некоторые параметры для наглядности</w:t>
+      </w:r>
+      <w:r>
+        <w:t xml:space="preserve"> (</w:t>
+      </w:r>
+      <w:r>
+        <w:t>рисунок 1.2.3</w:t>
+      </w:r>
+      <w:r>
+        <w:t>)</w:t>
+      </w:r>
+      <w:r>
+        <w:t>.</w:t>
+      </w:r>
+    </w:p>
+    <w:p>
+      <w:pPr>
+        <w:pStyle w:val="a"/>
+      </w:pPr>
+      <w:r>
+        <w:t>android:orderInCategory: значение этого атрибута определяет положение элемента в ActionBar. Есть два способа определить положение различных пунктов меню. Первый - предоставить одинаковое значение этого атрибута для всех элементов, и позиция будет определена в том же порядке, в каком они объявлены в коде. Второй способ - предоставить разные числовые значения для всех элементов, и тогда элементы будут располагаться в соответствии с порядком возрастания значения этого атрибута;</w:t>
+      </w:r>
+    </w:p>
+    <w:p>
+      <w:pPr>
+        <w:pStyle w:val="a"/>
+      </w:pPr>
+      <w:r>
+        <w:t>app:showAsAction: этот атрибут определяет, как элемент будет присутствовать на панели действий.</w:t>
+      </w:r>
+    </w:p>
+    <w:p>
+      <w:r>
+        <w:t>На выбор для значения поля app:showAsAction предлагается четыре возможных флага:</w:t>
+      </w:r>
+    </w:p>
+    <w:p>
+      <w:pPr>
+        <w:pStyle w:val="a"/>
+      </w:pPr>
+      <w:r>
+        <w:t>always: постоянно отображать элемент на панели действий;</w:t>
+      </w:r>
+    </w:p>
+    <w:p>
+      <w:pPr>
+        <w:pStyle w:val="a"/>
+      </w:pPr>
+      <w:r>
+        <w:t>ifRoom: сохранить элемент, если есть свободное место;</w:t>
+      </w:r>
+    </w:p>
+    <w:p>
+      <w:pPr>
+        <w:pStyle w:val="a"/>
+      </w:pPr>
+      <w:r>
+        <w:t>never: с этим флагом элемент не будет отображаться в виде значка в ActionBar, но будет присутствовать в меню переполнения;</w:t>
+      </w:r>
+    </w:p>
+    <w:p>
+      <w:pPr>
+        <w:pStyle w:val="a"/>
+      </w:pPr>
+      <w:r>
+        <w:t>withText: чтобы представить элемент одновременно в виде значка и заголовка, можно дополнить этот флаг флагом always или ifRoom (always|withText or ifRoom|withText).</w:t>
+      </w:r>
+    </w:p>
+    <w:p/>
+    <w:p>
+      <w:pPr>
+        <w:ind w:firstLine="0"/>
+        <w:jc w:val="center"/>
+      </w:pPr>
+      <w:r>
+        <w:rPr>
+          <w:noProof/>
+          <w:lang w:eastAsia="ru-RU"/>
+        </w:rPr>
+        <w:lastRenderedPageBreak/>
+        <w:drawing>
+          <wp:inline distT="0" distB="0" distL="0" distR="0" wp14:anchorId="29649DAD" wp14:editId="1401CAE5">
+            <wp:extent cx="5741581" cy="5609307"/>
+            <wp:effectExtent l="0" t="0" r="0" b="0"/>
+            <wp:docPr id="63" name="Рисунок 63"/>
+            <wp:cNvGraphicFramePr>
+              <a:graphicFrameLocks xmlns:a="http://schemas.openxmlformats.org/drawingml/2006/main" noChangeAspect="1"/>
+            </wp:cNvGraphicFramePr>
+            <a:graphic xmlns:a="http://schemas.openxmlformats.org/drawingml/2006/main">
+              <a:graphicData uri="http://schemas.openxmlformats.org/drawingml/2006/picture">
+                <pic:pic xmlns:pic="http://schemas.openxmlformats.org/drawingml/2006/picture">
+                  <pic:nvPicPr>
+                    <pic:cNvPr id="1" name=""/>
+                    <pic:cNvPicPr/>
+                  </pic:nvPicPr>
+                  <pic:blipFill>
+                    <a:blip r:embed="rId24"/>
+                    <a:stretch>
+                      <a:fillRect/>
+                    </a:stretch>
+                  </pic:blipFill>
+                  <pic:spPr>
+                    <a:xfrm>
+                      <a:off x="0" y="0"/>
+                      <a:ext cx="5751633" cy="5619127"/>
+                    </a:xfrm>
+                    <a:prstGeom prst="rect">
+                      <a:avLst/>
+                    </a:prstGeom>
+                  </pic:spPr>
+                </pic:pic>
+              </a:graphicData>
+            </a:graphic>
+          </wp:inline>
+        </w:drawing>
+      </w:r>
+    </w:p>
+    <w:p>
+      <w:pPr>
+        <w:pStyle w:val="4"/>
+      </w:pPr>
+      <w:r>
+        <w:t xml:space="preserve">Рисунок 1.2.3 </w:t>
+      </w:r>
+      <w:r>
+        <w:t>–</w:t>
+      </w:r>
+      <w:r>
+        <w:t xml:space="preserve"> </w:t>
+      </w:r>
+      <w:r>
+        <w:t>Изменённый файл разметки bottom_nav_menu.xml</w:t>
+      </w:r>
+    </w:p>
+    <w:p>
+      <w:r>
+        <w:t>На рисунке 1.2.3 определено меню с тремя элементами, но само определение элементов в файле еще не создает меню. Это всего лишь описание. Чтобы вывести его на экран, надо использовать его в классе Activity. Для этого надо переопределить метод onCreateOptionsMenu.</w:t>
+      </w:r>
+    </w:p>
+    <w:p>
+      <w:r>
+        <w:t>Метод getMenuInflater возвращает объект MenuInflater, у которого вызывается метод inflate(). Этот метод в качестве первого параметра принимает ресурс,</w:t>
+      </w:r>
+      <w:r>
+        <w:t xml:space="preserve"> </w:t>
+      </w:r>
+      <w:r>
+        <w:t>представляющий наше описание меню в xml, и наполняет им объект menu, переданный в качестве второго параметра</w:t>
+      </w:r>
+      <w:r>
+        <w:t>.</w:t>
+      </w:r>
+    </w:p>
+    <w:p>
+      <w:r>
+        <w:t>Теперь, если мы нажмем на любой из пунктов меню, то ничего не произойдет. Чтобы привязать к меню действия, нам надо переопределить в классе activity метод onOptionsItemSelected</w:t>
+      </w:r>
+      <w:r>
+        <w:t xml:space="preserve"> (</w:t>
+      </w:r>
+      <w:r>
+        <w:t>рисунок 1.2.4</w:t>
+      </w:r>
+      <w:r>
+        <w:t>)</w:t>
+      </w:r>
+      <w:r>
+        <w:t>.</w:t>
+      </w:r>
+    </w:p>
+    <w:p>
+      <w:pPr>
+        <w:ind w:firstLine="0"/>
+        <w:jc w:val="center"/>
+      </w:pPr>
+      <w:r>
+        <w:lastRenderedPageBreak/>
+        <w:pict>
+          <v:shape id="_x0000_i1031" type="#_x0000_t75" style="width:308.1pt;height:250.35pt">
+            <v:imagedata r:id="rId25" o:title=""/>
+          </v:shape>
+        </w:pict>
+      </w:r>
+    </w:p>
+    <w:p>
+      <w:pPr>
+        <w:pStyle w:val="4"/>
+      </w:pPr>
+      <w:r>
+        <w:t xml:space="preserve">Рисунок 1.2.4 – Переопределение необходимых методов для </w:t>
+      </w:r>
+      <w:r>
+        <w:rPr>
+          <w:lang w:val="en-US"/>
+        </w:rPr>
+        <w:t>ActionBar</w:t>
+      </w:r>
+    </w:p>
+    <w:p>
+      <w:r>
+        <w:t xml:space="preserve">И при нажатии на троеточие в правом верхнем углу экрана, а после нажатия на </w:t>
+      </w:r>
+      <w:r>
+        <w:t>“</w:t>
+      </w:r>
+      <w:r>
+        <w:rPr>
+          <w:lang w:val="en-US"/>
+        </w:rPr>
+        <w:t>Notifications</w:t>
+      </w:r>
+      <w:r>
+        <w:t>”</w:t>
+      </w:r>
+      <w:r>
+        <w:t xml:space="preserve"> появится сообщение </w:t>
+      </w:r>
+      <w:r>
+        <w:t>“</w:t>
+      </w:r>
+      <w:r>
+        <w:rPr>
+          <w:lang w:val="en-US"/>
+        </w:rPr>
+        <w:t>Notifications</w:t>
+      </w:r>
+      <w:r>
+        <w:t>” (</w:t>
+      </w:r>
+      <w:r>
+        <w:t>рисунок 1.2.5</w:t>
+      </w:r>
+      <w:r>
+        <w:t>).</w:t>
+      </w:r>
+    </w:p>
+    <w:p>
+      <w:pPr>
+        <w:ind w:firstLine="0"/>
+        <w:jc w:val="center"/>
+        <w:rPr>
+          <w:lang w:val="en-US"/>
+        </w:rPr>
+      </w:pPr>
+      <w:r>
+        <w:rPr>
+          <w:lang w:val="en-US"/>
+        </w:rPr>
+        <w:pict>
+          <v:shape id="_x0000_i1032" type="#_x0000_t75" style="width:158.25pt;height:353.3pt">
+            <v:imagedata r:id="rId26" o:title="notifications"/>
+          </v:shape>
+        </w:pict>
+      </w:r>
+    </w:p>
+    <w:p>
+      <w:pPr>
+        <w:pStyle w:val="4"/>
+      </w:pPr>
+      <w:r>
+        <w:t xml:space="preserve">Рисунок 1.2.5 </w:t>
+      </w:r>
+      <w:r>
+        <w:t>–</w:t>
+      </w:r>
+      <w:r>
+        <w:t xml:space="preserve"> </w:t>
+      </w:r>
+      <w:r>
+        <w:t xml:space="preserve">Итоговый вид </w:t>
+      </w:r>
+      <w:r>
+        <w:rPr>
+          <w:lang w:val="en-US"/>
+        </w:rPr>
+        <w:t>ActionBar</w:t>
+      </w:r>
+      <w:r>
+        <w:t>-</w:t>
+      </w:r>
+      <w:r>
+        <w:t>а в рабочем приложении</w:t>
+      </w:r>
+    </w:p>
+    <w:p>
+      <w:pPr>
+        <w:pStyle w:val="2"/>
+      </w:pPr>
+      <w:bookmarkStart w:id="6" w:name="_Часть_1.3_Navigation"/>
+      <w:bookmarkEnd w:id="6"/>
+      <w:r>
+        <w:lastRenderedPageBreak/>
+        <w:t xml:space="preserve">Часть 1.3 </w:t>
+      </w:r>
+      <w:r>
+        <w:rPr>
+          <w:lang w:val="en-US"/>
+        </w:rPr>
+        <w:t>Navigation</w:t>
+      </w:r>
+      <w:r>
+        <w:t xml:space="preserve"> </w:t>
+      </w:r>
+      <w:r>
+        <w:rPr>
+          <w:lang w:val="en-US"/>
+        </w:rPr>
+        <w:t>Drawer</w:t>
+      </w:r>
+    </w:p>
+    <w:p>
+      <w:r>
+        <w:t>Создание выдвижной панели (Drawer) в Android обычно реализуется с помощью DrawerLayout и NavigationView. DrawerLayout используется как корневой контейнер интерфейса, который позволяет разместить основное содержимое приложения и выдвижную панель. NavigationView представляет собой панель навигации, которая отображается в DrawerLayout и содержит элементы меню для навигации по различным разделам приложения.</w:t>
+      </w:r>
+    </w:p>
+    <w:p>
+      <w:r>
+        <w:t xml:space="preserve">В файле макета активности </w:t>
+      </w:r>
+      <w:r>
+        <w:t>необходимо добавить</w:t>
+      </w:r>
+      <w:r>
+        <w:t xml:space="preserve"> DrawerLayout как корневой элемент</w:t>
+      </w:r>
+      <w:r>
+        <w:t>. Внутри DrawerLayout разместим</w:t>
+      </w:r>
+      <w:r>
+        <w:t xml:space="preserve"> основной контент и NavigationView для выдвижной панели</w:t>
+      </w:r>
+      <w:r>
+        <w:t xml:space="preserve"> (рисунок 1.3.1)</w:t>
+      </w:r>
+      <w:r>
+        <w:t>.</w:t>
+      </w:r>
+    </w:p>
+    <w:p>
+      <w:pPr>
+        <w:ind w:firstLine="0"/>
+        <w:jc w:val="center"/>
+      </w:pPr>
+      <w:r>
+        <w:rPr>
+          <w:noProof/>
+          <w:lang w:eastAsia="ru-RU"/>
+        </w:rPr>
+        <w:drawing>
+          <wp:inline distT="0" distB="0" distL="0" distR="0" wp14:anchorId="23D16CE3" wp14:editId="344B150F">
+            <wp:extent cx="5178056" cy="5395781"/>
+            <wp:effectExtent l="0" t="0" r="3810" b="0"/>
+            <wp:docPr id="3" name="Рисунок 3"/>
+            <wp:cNvGraphicFramePr>
+              <a:graphicFrameLocks xmlns:a="http://schemas.openxmlformats.org/drawingml/2006/main" noChangeAspect="1"/>
+            </wp:cNvGraphicFramePr>
+            <a:graphic xmlns:a="http://schemas.openxmlformats.org/drawingml/2006/main">
+              <a:graphicData uri="http://schemas.openxmlformats.org/drawingml/2006/picture">
+                <pic:pic xmlns:pic="http://schemas.openxmlformats.org/drawingml/2006/picture">
+                  <pic:nvPicPr>
+                    <pic:cNvPr id="1" name=""/>
+                    <pic:cNvPicPr/>
+                  </pic:nvPicPr>
+                  <pic:blipFill>
+                    <a:blip r:embed="rId27"/>
+                    <a:stretch>
+                      <a:fillRect/>
+                    </a:stretch>
+                  </pic:blipFill>
+                  <pic:spPr>
+                    <a:xfrm>
+                      <a:off x="0" y="0"/>
+                      <a:ext cx="5187589" cy="5405715"/>
+                    </a:xfrm>
+                    <a:prstGeom prst="rect">
+                      <a:avLst/>
+                    </a:prstGeom>
+                  </pic:spPr>
+                </pic:pic>
+              </a:graphicData>
+            </a:graphic>
+          </wp:inline>
+        </w:drawing>
+      </w:r>
+    </w:p>
+    <w:p>
+      <w:pPr>
+        <w:pStyle w:val="4"/>
+      </w:pPr>
+      <w:r>
+        <w:t>Рисунок 1.</w:t>
+      </w:r>
+      <w:r>
+        <w:t xml:space="preserve">3.1 </w:t>
+      </w:r>
+      <w:r>
+        <w:t>–</w:t>
+      </w:r>
+      <w:r>
+        <w:t xml:space="preserve"> </w:t>
+      </w:r>
+      <w:r>
+        <w:t>Кодовый</w:t>
+      </w:r>
+      <w:r>
+        <w:t xml:space="preserve"> </w:t>
+      </w:r>
+      <w:r>
+        <w:t>вид файла разметки</w:t>
+      </w:r>
+      <w:r>
+        <w:t xml:space="preserve"> </w:t>
+      </w:r>
+      <w:r>
+        <w:rPr>
+          <w:lang w:val="en-US"/>
+        </w:rPr>
+        <w:t>activity</w:t>
+      </w:r>
+      <w:r>
+        <w:t>_</w:t>
+      </w:r>
+      <w:r>
+        <w:rPr>
+          <w:lang w:val="en-US"/>
+        </w:rPr>
+        <w:t>drawer</w:t>
+      </w:r>
+      <w:r>
+        <w:t>.</w:t>
+      </w:r>
+      <w:r>
+        <w:rPr>
+          <w:lang w:val="en-US"/>
+        </w:rPr>
+        <w:t>xml</w:t>
+      </w:r>
+    </w:p>
+    <w:p>
+      <w:r>
+        <w:lastRenderedPageBreak/>
+        <w:t>Создаётся XML-файл в папке res/menu (например, drawer_menu.xml) и добавьте пункты меню для вашей выдвижной панели</w:t>
+      </w:r>
+      <w:r>
+        <w:t xml:space="preserve"> (</w:t>
+      </w:r>
+      <w:r>
+        <w:t>рисунок 1.3.2</w:t>
+      </w:r>
+      <w:r>
+        <w:t>)</w:t>
+      </w:r>
+      <w:r>
+        <w:t>.</w:t>
+      </w:r>
+    </w:p>
+    <w:p>
+      <w:pPr>
+        <w:ind w:firstLine="0"/>
+        <w:jc w:val="center"/>
+      </w:pPr>
+      <w:r>
+        <w:rPr>
+          <w:noProof/>
+          <w:lang w:eastAsia="ru-RU"/>
+        </w:rPr>
+        <w:drawing>
+          <wp:inline distT="0" distB="0" distL="0" distR="0" wp14:anchorId="3F73BD10" wp14:editId="5628D5C5">
+            <wp:extent cx="4093535" cy="2539506"/>
+            <wp:effectExtent l="0" t="0" r="2540" b="0"/>
+            <wp:docPr id="4" name="Рисунок 4"/>
+            <wp:cNvGraphicFramePr>
+              <a:graphicFrameLocks xmlns:a="http://schemas.openxmlformats.org/drawingml/2006/main" noChangeAspect="1"/>
+            </wp:cNvGraphicFramePr>
+            <a:graphic xmlns:a="http://schemas.openxmlformats.org/drawingml/2006/main">
+              <a:graphicData uri="http://schemas.openxmlformats.org/drawingml/2006/picture">
+                <pic:pic xmlns:pic="http://schemas.openxmlformats.org/drawingml/2006/picture">
+                  <pic:nvPicPr>
+                    <pic:cNvPr id="1" name=""/>
+                    <pic:cNvPicPr/>
+                  </pic:nvPicPr>
+                  <pic:blipFill>
+                    <a:blip r:embed="rId28"/>
+                    <a:stretch>
+                      <a:fillRect/>
+                    </a:stretch>
+                  </pic:blipFill>
+                  <pic:spPr>
+                    <a:xfrm>
+                      <a:off x="0" y="0"/>
+                      <a:ext cx="4144849" cy="2571340"/>
+                    </a:xfrm>
+                    <a:prstGeom prst="rect">
+                      <a:avLst/>
+                    </a:prstGeom>
+                  </pic:spPr>
+                </pic:pic>
+              </a:graphicData>
+            </a:graphic>
+          </wp:inline>
+        </w:drawing>
+      </w:r>
+    </w:p>
+    <w:p>
+      <w:pPr>
+        <w:pStyle w:val="4"/>
+      </w:pPr>
+      <w:r>
+        <w:t xml:space="preserve">Рисунок 1.3.2 – Описание элементов файла </w:t>
+      </w:r>
+      <w:r>
+        <w:rPr>
+          <w:lang w:val="en-US"/>
+        </w:rPr>
+        <w:t>drawer</w:t>
+      </w:r>
+      <w:r>
+        <w:t>_</w:t>
+      </w:r>
+      <w:r>
+        <w:rPr>
+          <w:lang w:val="en-US"/>
+        </w:rPr>
+        <w:t>menu</w:t>
+      </w:r>
+      <w:r>
+        <w:t>.</w:t>
+      </w:r>
+      <w:r>
+        <w:rPr>
+          <w:lang w:val="en-US"/>
+        </w:rPr>
+        <w:t>xml</w:t>
+      </w:r>
+    </w:p>
+    <w:p>
+      <w:r>
+        <w:t>Затем по аналогии с BottomBar создать слушатель нажатий для каждого элемента меню.</w:t>
+      </w:r>
+    </w:p>
+    <w:p>
+      <w:r>
+        <w:t>Для интеграции Acti</w:t>
+      </w:r>
+      <w:r>
+        <w:t>onBar с DrawerLayout используется</w:t>
+      </w:r>
+      <w:r>
+        <w:t xml:space="preserve"> ActionBarDrawerToggle, который добавит иконку меню для открытия и закрытия Drawer и обеспечит анимацию иконки</w:t>
+      </w:r>
+      <w:r>
+        <w:t xml:space="preserve"> (рисунок 1.3.3)</w:t>
+      </w:r>
+      <w:r>
+        <w:t>.</w:t>
+      </w:r>
+    </w:p>
+    <w:p>
+      <w:pPr>
+        <w:ind w:firstLine="0"/>
+        <w:jc w:val="center"/>
+      </w:pPr>
+      <w:r>
+        <w:rPr>
+          <w:noProof/>
+          <w:lang w:eastAsia="ru-RU"/>
+        </w:rPr>
+        <w:drawing>
+          <wp:inline distT="0" distB="0" distL="0" distR="0" wp14:anchorId="779DC0ED" wp14:editId="79FF468B">
+            <wp:extent cx="4327969" cy="3923414"/>
+            <wp:effectExtent l="0" t="0" r="0" b="1270"/>
+            <wp:docPr id="2" name="Рисунок 2"/>
+            <wp:cNvGraphicFramePr>
+              <a:graphicFrameLocks xmlns:a="http://schemas.openxmlformats.org/drawingml/2006/main" noChangeAspect="1"/>
+            </wp:cNvGraphicFramePr>
+            <a:graphic xmlns:a="http://schemas.openxmlformats.org/drawingml/2006/main">
+              <a:graphicData uri="http://schemas.openxmlformats.org/drawingml/2006/picture">
+                <pic:pic xmlns:pic="http://schemas.openxmlformats.org/drawingml/2006/picture">
+                  <pic:nvPicPr>
+                    <pic:cNvPr id="1" name=""/>
+                    <pic:cNvPicPr/>
+                  </pic:nvPicPr>
+                  <pic:blipFill>
+                    <a:blip r:embed="rId29"/>
+                    <a:stretch>
+                      <a:fillRect/>
+                    </a:stretch>
+                  </pic:blipFill>
+                  <pic:spPr>
+                    <a:xfrm>
+                      <a:off x="0" y="0"/>
+                      <a:ext cx="4372575" cy="3963850"/>
+                    </a:xfrm>
+                    <a:prstGeom prst="rect">
+                      <a:avLst/>
+                    </a:prstGeom>
+                  </pic:spPr>
+                </pic:pic>
+              </a:graphicData>
+            </a:graphic>
+          </wp:inline>
+        </w:drawing>
+      </w:r>
+    </w:p>
+    <w:p>
+      <w:pPr>
+        <w:pStyle w:val="4"/>
+      </w:pPr>
+      <w:r>
+        <w:t xml:space="preserve">Рисунок 1.3.3 </w:t>
+      </w:r>
+      <w:r>
+        <w:t>–</w:t>
+      </w:r>
+      <w:r>
+        <w:t xml:space="preserve"> </w:t>
+      </w:r>
+      <w:r>
+        <w:t xml:space="preserve">Реализация логики </w:t>
+      </w:r>
+      <w:r>
+        <w:rPr>
+          <w:lang w:val="en-US"/>
+        </w:rPr>
+        <w:t>Navigation</w:t>
+      </w:r>
+      <w:r>
+        <w:t xml:space="preserve"> </w:t>
+      </w:r>
+      <w:r>
+        <w:rPr>
+          <w:lang w:val="en-US"/>
+        </w:rPr>
+        <w:t>Drawer</w:t>
+      </w:r>
+    </w:p>
+    <w:p>
+      <w:r>
+        <w:lastRenderedPageBreak/>
+        <w:t>Также на рисунке 1.3.3 был добавлен слушатель для обработки нажатия на элементы (</w:t>
+      </w:r>
+      <w:r>
+        <w:t>onOptionsItemSelected</w:t>
+      </w:r>
+      <w:r>
+        <w:t>)</w:t>
+      </w:r>
+      <w:r>
+        <w:t>.</w:t>
+      </w:r>
+    </w:p>
+    <w:p>
+      <w:r>
+        <w:t>В итоге будет отображаться всплывающее меню с выбранными строковыми значениями (рисунки 1.3.4</w:t>
+      </w:r>
+      <w:r>
+        <w:t>-1.3.5</w:t>
+      </w:r>
+      <w:r>
+        <w:t>)</w:t>
+      </w:r>
+      <w:r>
+        <w:t>.</w:t>
+      </w:r>
+    </w:p>
+    <w:p>
+      <w:pPr>
+        <w:ind w:firstLine="0"/>
+        <w:jc w:val="center"/>
+        <w:rPr>
+          <w:color w:val="BCBEC4"/>
+        </w:rPr>
+      </w:pPr>
+      <w:r>
+        <w:rPr>
+          <w:noProof/>
+          <w:color w:val="BCBEC4"/>
+          <w:lang w:eastAsia="ru-RU"/>
+        </w:rPr>
+        <w:drawing>
+          <wp:inline distT="0" distB="0" distL="0" distR="0" wp14:anchorId="51424BD7" wp14:editId="77644EFE">
+            <wp:extent cx="3785191" cy="6806336"/>
+            <wp:effectExtent l="0" t="0" r="6350" b="0"/>
+            <wp:docPr id="5" name="Рисунок 5"/>
+            <wp:cNvGraphicFramePr>
+              <a:graphicFrameLocks xmlns:a="http://schemas.openxmlformats.org/drawingml/2006/main" noChangeAspect="1"/>
+            </wp:cNvGraphicFramePr>
+            <a:graphic xmlns:a="http://schemas.openxmlformats.org/drawingml/2006/main">
+              <a:graphicData uri="http://schemas.openxmlformats.org/drawingml/2006/picture">
+                <pic:pic xmlns:pic="http://schemas.openxmlformats.org/drawingml/2006/picture">
+                  <pic:nvPicPr>
+                    <pic:cNvPr id="1" name=""/>
+                    <pic:cNvPicPr/>
+                  </pic:nvPicPr>
+                  <pic:blipFill>
+                    <a:blip r:embed="rId30"/>
+                    <a:stretch>
+                      <a:fillRect/>
+                    </a:stretch>
+                  </pic:blipFill>
+                  <pic:spPr>
+                    <a:xfrm>
+                      <a:off x="0" y="0"/>
+                      <a:ext cx="3813597" cy="6857415"/>
+                    </a:xfrm>
+                    <a:prstGeom prst="rect">
+                      <a:avLst/>
+                    </a:prstGeom>
+                  </pic:spPr>
+                </pic:pic>
+              </a:graphicData>
+            </a:graphic>
+          </wp:inline>
+        </w:drawing>
+      </w:r>
+    </w:p>
+    <w:p>
+      <w:pPr>
+        <w:pStyle w:val="4"/>
+      </w:pPr>
+      <w:r>
+        <w:t>Рисунок 1.3.4 – Часть 1 отображения всплывающего меню</w:t>
+      </w:r>
+    </w:p>
+    <w:p>
+      <w:r>
+        <w:t>После запуска приложения пользователь нажмёт на иконку всплывающего меню, находящуюся в левом верхнем углу, и увидит содержимое всплывающего меню (рисунок 1.3.5).</w:t>
+      </w:r>
+    </w:p>
+    <w:p>
+      <w:pPr>
+        <w:ind w:firstLine="0"/>
+        <w:jc w:val="center"/>
+        <w:rPr>
+          <w:color w:val="BCBEC4"/>
+        </w:rPr>
+      </w:pPr>
+      <w:r>
+        <w:rPr>
+          <w:noProof/>
+          <w:color w:val="BCBEC4"/>
+          <w:lang w:eastAsia="ru-RU"/>
+        </w:rPr>
+        <w:lastRenderedPageBreak/>
+        <w:drawing>
+          <wp:inline distT="0" distB="0" distL="0" distR="0" wp14:anchorId="5E3768F2" wp14:editId="0EC203BA">
+            <wp:extent cx="3051544" cy="5826222"/>
+            <wp:effectExtent l="0" t="0" r="0" b="3175"/>
+            <wp:docPr id="6" name="Рисунок 6"/>
+            <wp:cNvGraphicFramePr>
+              <a:graphicFrameLocks xmlns:a="http://schemas.openxmlformats.org/drawingml/2006/main" noChangeAspect="1"/>
+            </wp:cNvGraphicFramePr>
+            <a:graphic xmlns:a="http://schemas.openxmlformats.org/drawingml/2006/main">
+              <a:graphicData uri="http://schemas.openxmlformats.org/drawingml/2006/picture">
+                <pic:pic xmlns:pic="http://schemas.openxmlformats.org/drawingml/2006/picture">
+                  <pic:nvPicPr>
+                    <pic:cNvPr id="1" name=""/>
+                    <pic:cNvPicPr/>
+                  </pic:nvPicPr>
+                  <pic:blipFill>
+                    <a:blip r:embed="rId31"/>
+                    <a:stretch>
+                      <a:fillRect/>
+                    </a:stretch>
+                  </pic:blipFill>
+                  <pic:spPr>
+                    <a:xfrm>
+                      <a:off x="0" y="0"/>
+                      <a:ext cx="3071650" cy="5864611"/>
+                    </a:xfrm>
+                    <a:prstGeom prst="rect">
+                      <a:avLst/>
+                    </a:prstGeom>
+                  </pic:spPr>
+                </pic:pic>
+              </a:graphicData>
+            </a:graphic>
+          </wp:inline>
+        </w:drawing>
+      </w:r>
+    </w:p>
+    <w:p>
+      <w:pPr>
+        <w:pStyle w:val="4"/>
+      </w:pPr>
+      <w:r>
+        <w:t xml:space="preserve">Рисунок 1.3.5 - </w:t>
+      </w:r>
+      <w:r>
+        <w:t>Часть 2 отображения всплывающего меню</w:t>
+      </w:r>
+    </w:p>
+    <w:p>
+      <w:r>
+        <w:t>Чтобы использовать ActionBarDrawerToggle, нужно создать экземпляр при помощи конструктора со следующими аргументами:</w:t>
+      </w:r>
+    </w:p>
+    <w:p>
+      <w:pPr>
+        <w:pStyle w:val="a"/>
+      </w:pPr>
+      <w:r>
+        <w:rPr>
+          <w:lang w:val="en-US"/>
+        </w:rPr>
+        <w:t>Activity</w:t>
+      </w:r>
+      <w:r>
+        <w:t xml:space="preserve">, </w:t>
+      </w:r>
+      <w:r>
+        <w:t>в котором размещается боковая панель навигации;</w:t>
+      </w:r>
+    </w:p>
+    <w:p>
+      <w:pPr>
+        <w:pStyle w:val="a"/>
+      </w:pPr>
+      <w:r>
+        <w:t>DrawerLayout – drawable ресурс, используемый в качестве индикатора панели. Стандартный навигационный значок панели доступен в Do</w:t>
+      </w:r>
+      <w:r>
+        <w:t>wnload the Action Bar Icon Pack;</w:t>
+      </w:r>
+    </w:p>
+    <w:p>
+      <w:pPr>
+        <w:pStyle w:val="a"/>
+      </w:pPr>
+      <w:r>
+        <w:t>Строковый ресурс для обозначения открытой панели (для специальных возможностей);</w:t>
+      </w:r>
+    </w:p>
+    <w:p>
+      <w:pPr>
+        <w:pStyle w:val="a"/>
+      </w:pPr>
+      <w:r>
+        <w:t>Строковый ресурс для обозначения закрытой панели (для специальных возможностей).</w:t>
+      </w:r>
+    </w:p>
+    <w:p>
+      <w:r>
+        <w:lastRenderedPageBreak/>
+        <w:t>Теперь, в зависимости от использования класса ActionBarDrawerToggle в списке панели навигации, необходимо вызвать ActionBarDrawerToggle в нескольких местах жизненного цикла activity.</w:t>
+      </w:r>
+    </w:p>
+    <w:p>
+      <w:r>
+        <w:t>Кроме этого, ActionBar можно использовать вместе с BottomNavigationView для создания единой системы навигации. В этом случае ActionBar обычно служит для отображения контекстной информации (например, заголовка текущей страницы), а BottomNavigationView для навигации между основными разделами приложения</w:t>
+      </w:r>
+      <w:r>
+        <w:t xml:space="preserve"> (</w:t>
+      </w:r>
+      <w:r>
+        <w:t>рисунки</w:t>
+      </w:r>
+      <w:r>
+        <w:t xml:space="preserve"> 1.3.6</w:t>
+      </w:r>
+      <w:r>
+        <w:t>-1.3.7</w:t>
+      </w:r>
+      <w:r>
+        <w:t>)</w:t>
+      </w:r>
+      <w:r>
+        <w:t>.</w:t>
+      </w:r>
+    </w:p>
+    <w:p>
+      <w:pPr>
+        <w:ind w:firstLine="0"/>
+        <w:jc w:val="center"/>
+        <w:rPr>
+          <w:lang w:val="en-US"/>
+        </w:rPr>
+      </w:pPr>
+      <w:r>
+        <w:rPr>
+          <w:noProof/>
+          <w:lang w:eastAsia="ru-RU"/>
+        </w:rPr>
+        <w:drawing>
+          <wp:inline distT="0" distB="0" distL="0" distR="0" wp14:anchorId="4415BB0E" wp14:editId="10B5E2AD">
+            <wp:extent cx="5760720" cy="5128895"/>
+            <wp:effectExtent l="0" t="0" r="0" b="0"/>
+            <wp:docPr id="7" name="Рисунок 7"/>
+            <wp:cNvGraphicFramePr>
+              <a:graphicFrameLocks xmlns:a="http://schemas.openxmlformats.org/drawingml/2006/main" noChangeAspect="1"/>
+            </wp:cNvGraphicFramePr>
+            <a:graphic xmlns:a="http://schemas.openxmlformats.org/drawingml/2006/main">
+              <a:graphicData uri="http://schemas.openxmlformats.org/drawingml/2006/picture">
+                <pic:pic xmlns:pic="http://schemas.openxmlformats.org/drawingml/2006/picture">
+                  <pic:nvPicPr>
+                    <pic:cNvPr id="1" name=""/>
+                    <pic:cNvPicPr/>
+                  </pic:nvPicPr>
+                  <pic:blipFill>
+                    <a:blip r:embed="rId32"/>
+                    <a:stretch>
+                      <a:fillRect/>
+                    </a:stretch>
+                  </pic:blipFill>
+                  <pic:spPr>
+                    <a:xfrm>
+                      <a:off x="0" y="0"/>
+                      <a:ext cx="5760720" cy="5128895"/>
+                    </a:xfrm>
+                    <a:prstGeom prst="rect">
+                      <a:avLst/>
+                    </a:prstGeom>
+                  </pic:spPr>
+                </pic:pic>
+              </a:graphicData>
+            </a:graphic>
+          </wp:inline>
+        </w:drawing>
+      </w:r>
+    </w:p>
+    <w:p>
+      <w:pPr>
+        <w:pStyle w:val="4"/>
+      </w:pPr>
+      <w:r>
+        <w:t>Рисунок 1</w:t>
+      </w:r>
+      <w:r>
+        <w:t>.3.6 – Часть 1 реализации логики BottomNavigationView</w:t>
+      </w:r>
+    </w:p>
+    <w:p>
+      <w:pPr>
+        <w:ind w:firstLine="0"/>
+        <w:jc w:val="center"/>
+      </w:pPr>
+      <w:r>
+        <w:rPr>
+          <w:noProof/>
+          <w:lang w:eastAsia="ru-RU"/>
+        </w:rPr>
+        <w:lastRenderedPageBreak/>
+        <w:drawing>
+          <wp:inline distT="0" distB="0" distL="0" distR="0" wp14:anchorId="2CC5D17A" wp14:editId="3C020BDD">
+            <wp:extent cx="4859079" cy="3901403"/>
+            <wp:effectExtent l="0" t="0" r="0" b="4445"/>
+            <wp:docPr id="8" name="Рисунок 8"/>
+            <wp:cNvGraphicFramePr>
+              <a:graphicFrameLocks xmlns:a="http://schemas.openxmlformats.org/drawingml/2006/main" noChangeAspect="1"/>
+            </wp:cNvGraphicFramePr>
+            <a:graphic xmlns:a="http://schemas.openxmlformats.org/drawingml/2006/main">
+              <a:graphicData uri="http://schemas.openxmlformats.org/drawingml/2006/picture">
+                <pic:pic xmlns:pic="http://schemas.openxmlformats.org/drawingml/2006/picture">
+                  <pic:nvPicPr>
+                    <pic:cNvPr id="1" name=""/>
+                    <pic:cNvPicPr/>
+                  </pic:nvPicPr>
+                  <pic:blipFill>
+                    <a:blip r:embed="rId33"/>
+                    <a:stretch>
+                      <a:fillRect/>
+                    </a:stretch>
+                  </pic:blipFill>
+                  <pic:spPr>
+                    <a:xfrm>
+                      <a:off x="0" y="0"/>
+                      <a:ext cx="4865791" cy="3906792"/>
+                    </a:xfrm>
+                    <a:prstGeom prst="rect">
+                      <a:avLst/>
+                    </a:prstGeom>
+                  </pic:spPr>
+                </pic:pic>
+              </a:graphicData>
+            </a:graphic>
+          </wp:inline>
+        </w:drawing>
+      </w:r>
+    </w:p>
+    <w:p>
+      <w:pPr>
+        <w:pStyle w:val="4"/>
+      </w:pPr>
+      <w:r>
+        <w:t xml:space="preserve">Рисунок 1.3.7 - </w:t>
+      </w:r>
+      <w:r>
+        <w:t>Часть 2 реализации логики BottomNavigationView</w:t>
+      </w:r>
+    </w:p>
+    <w:p>
+      <w:r>
+        <w:t>У пользователя появится возможность переходить по нижней панели на различные фрагменты (рисунки 1.3.8-1.3.9)</w:t>
+      </w:r>
+      <w:r>
+        <w:t>.</w:t>
+      </w:r>
+    </w:p>
+    <w:p>
+      <w:pPr>
+        <w:pStyle w:val="4"/>
+      </w:pPr>
+      <w:r>
+        <w:rPr>
+          <w:noProof/>
+          <w:lang w:eastAsia="ru-RU"/>
+        </w:rPr>
+        <w:drawing>
+          <wp:inline distT="0" distB="0" distL="0" distR="0" wp14:anchorId="358DEF42" wp14:editId="212085E1">
+            <wp:extent cx="2004460" cy="3880883"/>
+            <wp:effectExtent l="0" t="0" r="0" b="5715"/>
+            <wp:docPr id="9" name="Рисунок 9"/>
+            <wp:cNvGraphicFramePr>
+              <a:graphicFrameLocks xmlns:a="http://schemas.openxmlformats.org/drawingml/2006/main" noChangeAspect="1"/>
+            </wp:cNvGraphicFramePr>
+            <a:graphic xmlns:a="http://schemas.openxmlformats.org/drawingml/2006/main">
+              <a:graphicData uri="http://schemas.openxmlformats.org/drawingml/2006/picture">
+                <pic:pic xmlns:pic="http://schemas.openxmlformats.org/drawingml/2006/picture">
+                  <pic:nvPicPr>
+                    <pic:cNvPr id="1" name=""/>
+                    <pic:cNvPicPr/>
+                  </pic:nvPicPr>
+                  <pic:blipFill>
+                    <a:blip r:embed="rId34"/>
+                    <a:stretch>
+                      <a:fillRect/>
+                    </a:stretch>
+                  </pic:blipFill>
+                  <pic:spPr>
+                    <a:xfrm>
+                      <a:off x="0" y="0"/>
+                      <a:ext cx="2012939" cy="3897299"/>
+                    </a:xfrm>
+                    <a:prstGeom prst="rect">
+                      <a:avLst/>
+                    </a:prstGeom>
+                  </pic:spPr>
+                </pic:pic>
+              </a:graphicData>
+            </a:graphic>
+          </wp:inline>
+        </w:drawing>
+      </w:r>
+    </w:p>
+    <w:p>
+      <w:pPr>
+        <w:pStyle w:val="4"/>
+      </w:pPr>
+      <w:r>
+        <w:t>Рисунок 1.3.8 – Часть 1 отображения итогового вида приложения</w:t>
+      </w:r>
+    </w:p>
+    <w:p>
+      <w:pPr>
+        <w:ind w:firstLine="0"/>
+        <w:jc w:val="center"/>
+        <w:rPr>
+          <w:lang w:val="en-US"/>
+        </w:rPr>
+      </w:pPr>
+      <w:r>
+        <w:rPr>
+          <w:noProof/>
+          <w:lang w:eastAsia="ru-RU"/>
+        </w:rPr>
+        <w:lastRenderedPageBreak/>
+        <w:drawing>
+          <wp:inline distT="0" distB="0" distL="0" distR="0" wp14:anchorId="77BCC67A" wp14:editId="201729F0">
+            <wp:extent cx="3264196" cy="6509899"/>
+            <wp:effectExtent l="0" t="0" r="0" b="5715"/>
+            <wp:docPr id="10" name="Рисунок 10"/>
+            <wp:cNvGraphicFramePr>
+              <a:graphicFrameLocks xmlns:a="http://schemas.openxmlformats.org/drawingml/2006/main" noChangeAspect="1"/>
+            </wp:cNvGraphicFramePr>
+            <a:graphic xmlns:a="http://schemas.openxmlformats.org/drawingml/2006/main">
+              <a:graphicData uri="http://schemas.openxmlformats.org/drawingml/2006/picture">
+                <pic:pic xmlns:pic="http://schemas.openxmlformats.org/drawingml/2006/picture">
+                  <pic:nvPicPr>
+                    <pic:cNvPr id="1" name=""/>
+                    <pic:cNvPicPr/>
+                  </pic:nvPicPr>
+                  <pic:blipFill>
+                    <a:blip r:embed="rId35"/>
+                    <a:stretch>
+                      <a:fillRect/>
+                    </a:stretch>
+                  </pic:blipFill>
+                  <pic:spPr>
+                    <a:xfrm>
+                      <a:off x="0" y="0"/>
+                      <a:ext cx="3282960" cy="6547320"/>
+                    </a:xfrm>
+                    <a:prstGeom prst="rect">
+                      <a:avLst/>
+                    </a:prstGeom>
+                  </pic:spPr>
+                </pic:pic>
+              </a:graphicData>
+            </a:graphic>
+          </wp:inline>
+        </w:drawing>
+      </w:r>
+    </w:p>
+    <w:p>
+      <w:pPr>
+        <w:pStyle w:val="4"/>
+      </w:pPr>
+      <w:r>
+        <w:t>Рисунок 1.3.</w:t>
+      </w:r>
+      <w:r>
+        <w:t>9</w:t>
+      </w:r>
+      <w:r>
+        <w:t xml:space="preserve"> – Часть </w:t>
+      </w:r>
+      <w:r>
+        <w:t>2</w:t>
+      </w:r>
+      <w:r>
+        <w:t xml:space="preserve"> отображения итогового вида приложения</w:t>
+      </w:r>
+    </w:p>
+    <w:p>
+      <w:r>
+        <w:t>Это позволяет пользователю быстро переключаться между разделами приложения с помощью нижнего меню, в то время как верхняя панель (ActionBar) отображает контекстную информацию о выбранном разделе или предоставляет дополнительные опции действий, связанных с текущим экраном.</w:t>
+      </w:r>
+      <w:r>
+        <w:t xml:space="preserve"> </w:t>
+      </w:r>
+      <w:r>
+        <w:t>Использование ActionBar в сочетании с боковым и нижним меню позволяет создать гибкую и интуитивно понятную систему навигации для пользователей, обеспечивая легкий доступ ко всем важным функциями в приложении.</w:t>
+      </w:r>
+    </w:p>
+    <w:p>
+      <w:pPr>
+        <w:pStyle w:val="1"/>
+      </w:pPr>
+      <w:bookmarkStart w:id="7" w:name="_2_практическая_часть"/>
+      <w:bookmarkEnd w:id="7"/>
+      <w:r>
+        <w:lastRenderedPageBreak/>
+        <w:t xml:space="preserve">2 </w:t>
+      </w:r>
+      <w:r>
+        <w:t>практическая часть</w:t>
+      </w:r>
+    </w:p>
+    <w:p>
+      <w:pPr>
+        <w:pStyle w:val="2"/>
+      </w:pPr>
+      <w:bookmarkStart w:id="8" w:name="_2.1_Создание_интерактивного"/>
+      <w:bookmarkEnd w:id="8"/>
+      <w:r>
+        <w:t>2.1 Создание интерактивного каталога в всплывающем меню</w:t>
+      </w:r>
+    </w:p>
+    <w:p>
+      <w:r>
+        <w:t xml:space="preserve">Для реализации заданного функционала были использованы такие </w:t>
+      </w:r>
+      <w:r>
+        <w:rPr>
+          <w:lang w:val="en-US"/>
+        </w:rPr>
+        <w:t>layout</w:t>
+      </w:r>
+      <w:r>
+        <w:t>-</w:t>
+      </w:r>
+      <w:r>
+        <w:t xml:space="preserve">ы, как </w:t>
+      </w:r>
+      <w:r>
+        <w:rPr>
+          <w:lang w:val="en-US"/>
+        </w:rPr>
+        <w:t>FrameLayout</w:t>
+      </w:r>
+      <w:r>
+        <w:t xml:space="preserve"> </w:t>
+      </w:r>
+      <w:r>
+        <w:t xml:space="preserve">и </w:t>
+      </w:r>
+      <w:r>
+        <w:rPr>
+          <w:lang w:val="en-US"/>
+        </w:rPr>
+        <w:t>NavigaionView</w:t>
+      </w:r>
+      <w:r>
+        <w:t xml:space="preserve"> (</w:t>
+      </w:r>
+      <w:r>
+        <w:t>рисунок 2.1.1</w:t>
+      </w:r>
+      <w:r>
+        <w:t>)</w:t>
+      </w:r>
+      <w:r>
+        <w:t>.</w:t>
+      </w:r>
+    </w:p>
+    <w:p>
+      <w:pPr>
+        <w:pStyle w:val="4"/>
+      </w:pPr>
+      <w:r>
+        <w:rPr>
+          <w:noProof/>
+          <w:lang w:eastAsia="ru-RU"/>
+        </w:rPr>
+        <w:drawing>
+          <wp:inline distT="0" distB="0" distL="0" distR="0" wp14:anchorId="33B09A27" wp14:editId="1916AC54">
+            <wp:extent cx="4348716" cy="2953311"/>
+            <wp:effectExtent l="0" t="0" r="0" b="0"/>
+            <wp:docPr id="11" name="Рисунок 11"/>
+            <wp:cNvGraphicFramePr>
+              <a:graphicFrameLocks xmlns:a="http://schemas.openxmlformats.org/drawingml/2006/main" noChangeAspect="1"/>
+            </wp:cNvGraphicFramePr>
+            <a:graphic xmlns:a="http://schemas.openxmlformats.org/drawingml/2006/main">
+              <a:graphicData uri="http://schemas.openxmlformats.org/drawingml/2006/picture">
+                <pic:pic xmlns:pic="http://schemas.openxmlformats.org/drawingml/2006/picture">
+                  <pic:nvPicPr>
+                    <pic:cNvPr id="1" name=""/>
+                    <pic:cNvPicPr/>
+                  </pic:nvPicPr>
+                  <pic:blipFill>
+                    <a:blip r:embed="rId36"/>
+                    <a:stretch>
+                      <a:fillRect/>
+                    </a:stretch>
+                  </pic:blipFill>
+                  <pic:spPr>
+                    <a:xfrm>
+                      <a:off x="0" y="0"/>
+                      <a:ext cx="4358439" cy="2959914"/>
+                    </a:xfrm>
+                    <a:prstGeom prst="rect">
+                      <a:avLst/>
+                    </a:prstGeom>
+                  </pic:spPr>
+                </pic:pic>
+              </a:graphicData>
+            </a:graphic>
+          </wp:inline>
+        </w:drawing>
+      </w:r>
+    </w:p>
+    <w:p>
+      <w:pPr>
+        <w:pStyle w:val="4"/>
+        <w:rPr>
+          <w:lang w:val="en-US"/>
+        </w:rPr>
+      </w:pPr>
+      <w:r>
+        <w:t xml:space="preserve">2.1.1 - </w:t>
+      </w:r>
+      <w:r>
+        <w:t xml:space="preserve">Графический и кодовый вид </w:t>
+      </w:r>
+      <w:r>
+        <w:rPr>
+          <w:lang w:val="en-US"/>
+        </w:rPr>
+        <w:t>activity</w:t>
+      </w:r>
+      <w:r>
+        <w:t>_</w:t>
+      </w:r>
+      <w:r>
+        <w:rPr>
+          <w:lang w:val="en-US"/>
+        </w:rPr>
+        <w:t>drawer</w:t>
+      </w:r>
+      <w:r>
+        <w:t>.</w:t>
+      </w:r>
+      <w:r>
+        <w:rPr>
+          <w:lang w:val="en-US"/>
+        </w:rPr>
+        <w:t>xml</w:t>
+      </w:r>
+    </w:p>
+    <w:p>
+      <w:r>
+        <w:t>При этом была реализована логика перехода на различные фрагменты в зависимости от выбора во всплывающем меню (рисунки 2.1.2-2.1.3).</w:t>
+      </w:r>
+    </w:p>
+    <w:p>
+      <w:pPr>
+        <w:ind w:firstLine="0"/>
+        <w:jc w:val="center"/>
+      </w:pPr>
+      <w:r>
+        <w:rPr>
+          <w:noProof/>
+          <w:lang w:eastAsia="ru-RU"/>
+        </w:rPr>
+        <w:drawing>
+          <wp:inline distT="0" distB="0" distL="0" distR="0" wp14:anchorId="15DDC40C" wp14:editId="77B6B64E">
+            <wp:extent cx="3237422" cy="2902688"/>
+            <wp:effectExtent l="0" t="0" r="1270" b="0"/>
+            <wp:docPr id="12" name="Рисунок 12"/>
+            <wp:cNvGraphicFramePr>
+              <a:graphicFrameLocks xmlns:a="http://schemas.openxmlformats.org/drawingml/2006/main" noChangeAspect="1"/>
+            </wp:cNvGraphicFramePr>
+            <a:graphic xmlns:a="http://schemas.openxmlformats.org/drawingml/2006/main">
+              <a:graphicData uri="http://schemas.openxmlformats.org/drawingml/2006/picture">
+                <pic:pic xmlns:pic="http://schemas.openxmlformats.org/drawingml/2006/picture">
+                  <pic:nvPicPr>
+                    <pic:cNvPr id="1" name=""/>
+                    <pic:cNvPicPr/>
+                  </pic:nvPicPr>
+                  <pic:blipFill>
+                    <a:blip r:embed="rId37"/>
+                    <a:stretch>
+                      <a:fillRect/>
+                    </a:stretch>
+                  </pic:blipFill>
+                  <pic:spPr>
+                    <a:xfrm>
+                      <a:off x="0" y="0"/>
+                      <a:ext cx="3264607" cy="2927062"/>
+                    </a:xfrm>
+                    <a:prstGeom prst="rect">
+                      <a:avLst/>
+                    </a:prstGeom>
+                  </pic:spPr>
+                </pic:pic>
+              </a:graphicData>
+            </a:graphic>
+          </wp:inline>
+        </w:drawing>
+      </w:r>
+    </w:p>
+    <w:p>
+      <w:pPr>
+        <w:pStyle w:val="4"/>
+      </w:pPr>
+      <w:r>
+        <w:t>2.1.2 – Часть 1 реализации логики всплывающего меню</w:t>
+      </w:r>
+    </w:p>
+    <w:p>
+      <w:r>
+        <w:lastRenderedPageBreak/>
+        <w:t>На рисунке 2.1.2 отображено создание всех необходимых полей и начало обработки событий, происходящих во всплывающем меню</w:t>
+      </w:r>
+      <w:r>
+        <w:t>.</w:t>
+      </w:r>
+    </w:p>
+    <w:p>
+      <w:pPr>
+        <w:ind w:firstLine="0"/>
+        <w:jc w:val="center"/>
+      </w:pPr>
+      <w:r>
+        <w:rPr>
+          <w:noProof/>
+          <w:lang w:eastAsia="ru-RU"/>
+        </w:rPr>
+        <w:drawing>
+          <wp:inline distT="0" distB="0" distL="0" distR="0" wp14:anchorId="377CC626" wp14:editId="48CA645D">
+            <wp:extent cx="5760720" cy="4828540"/>
+            <wp:effectExtent l="0" t="0" r="0" b="0"/>
+            <wp:docPr id="13" name="Рисунок 13"/>
+            <wp:cNvGraphicFramePr>
+              <a:graphicFrameLocks xmlns:a="http://schemas.openxmlformats.org/drawingml/2006/main" noChangeAspect="1"/>
+            </wp:cNvGraphicFramePr>
+            <a:graphic xmlns:a="http://schemas.openxmlformats.org/drawingml/2006/main">
+              <a:graphicData uri="http://schemas.openxmlformats.org/drawingml/2006/picture">
+                <pic:pic xmlns:pic="http://schemas.openxmlformats.org/drawingml/2006/picture">
+                  <pic:nvPicPr>
+                    <pic:cNvPr id="1" name=""/>
+                    <pic:cNvPicPr/>
+                  </pic:nvPicPr>
+                  <pic:blipFill>
+                    <a:blip r:embed="rId38"/>
+                    <a:stretch>
+                      <a:fillRect/>
+                    </a:stretch>
+                  </pic:blipFill>
+                  <pic:spPr>
+                    <a:xfrm>
+                      <a:off x="0" y="0"/>
+                      <a:ext cx="5760720" cy="4828540"/>
+                    </a:xfrm>
+                    <a:prstGeom prst="rect">
+                      <a:avLst/>
+                    </a:prstGeom>
+                  </pic:spPr>
+                </pic:pic>
+              </a:graphicData>
+            </a:graphic>
+          </wp:inline>
+        </w:drawing>
+      </w:r>
+    </w:p>
+    <w:p>
+      <w:pPr>
+        <w:pStyle w:val="4"/>
+      </w:pPr>
+      <w:r>
+        <w:t>Рисунок 2.1.3</w:t>
+      </w:r>
+      <w:r>
+        <w:t xml:space="preserve"> - Часть 2 реализации логики всплывающего меню</w:t>
+      </w:r>
+    </w:p>
+    <w:p>
+      <w:r>
+        <w:t>На рисунке 2.1.3 отображено окончание обработки событий, происходящих во всплывающем меню, а также метод закрытия и открытия этого самого меню</w:t>
+      </w:r>
+      <w:r>
+        <w:t xml:space="preserve"> (</w:t>
+      </w:r>
+      <w:r>
+        <w:rPr>
+          <w:lang w:val="en-US"/>
+        </w:rPr>
+        <w:t>onOptionsItemSelected</w:t>
+      </w:r>
+      <w:r>
+        <w:t>).</w:t>
+      </w:r>
+    </w:p>
+    <w:p>
+      <w:r>
+        <w:t>Пользователь сможет зайти во всплывающее меню и выбрать необходимый элемент для его непосредственного отображения на экране (рисунки 2.1.4-2.1</w:t>
+      </w:r>
+      <w:r>
+        <w:t>.8</w:t>
+      </w:r>
+      <w:r>
+        <w:t>)</w:t>
+      </w:r>
+    </w:p>
+    <w:p>
+      <w:pPr>
+        <w:jc w:val="center"/>
+      </w:pPr>
+      <w:r>
+        <w:rPr>
+          <w:noProof/>
+          <w:lang w:eastAsia="ru-RU"/>
+        </w:rPr>
+        <w:lastRenderedPageBreak/>
+        <w:drawing>
+          <wp:inline distT="0" distB="0" distL="0" distR="0" wp14:anchorId="17792558" wp14:editId="1D9A677B">
+            <wp:extent cx="4143953" cy="8478433"/>
+            <wp:effectExtent l="0" t="0" r="9525" b="0"/>
+            <wp:docPr id="14" name="Рисунок 14"/>
+            <wp:cNvGraphicFramePr>
+              <a:graphicFrameLocks xmlns:a="http://schemas.openxmlformats.org/drawingml/2006/main" noChangeAspect="1"/>
+            </wp:cNvGraphicFramePr>
+            <a:graphic xmlns:a="http://schemas.openxmlformats.org/drawingml/2006/main">
+              <a:graphicData uri="http://schemas.openxmlformats.org/drawingml/2006/picture">
+                <pic:pic xmlns:pic="http://schemas.openxmlformats.org/drawingml/2006/picture">
+                  <pic:nvPicPr>
+                    <pic:cNvPr id="1" name=""/>
+                    <pic:cNvPicPr/>
+                  </pic:nvPicPr>
+                  <pic:blipFill>
+                    <a:blip r:embed="rId39"/>
+                    <a:stretch>
+                      <a:fillRect/>
+                    </a:stretch>
+                  </pic:blipFill>
+                  <pic:spPr>
+                    <a:xfrm>
+                      <a:off x="0" y="0"/>
+                      <a:ext cx="4143953" cy="8478433"/>
+                    </a:xfrm>
+                    <a:prstGeom prst="rect">
+                      <a:avLst/>
+                    </a:prstGeom>
+                  </pic:spPr>
+                </pic:pic>
+              </a:graphicData>
+            </a:graphic>
+          </wp:inline>
+        </w:drawing>
+      </w:r>
+    </w:p>
+    <w:p>
+      <w:pPr>
+        <w:pStyle w:val="4"/>
+      </w:pPr>
+      <w:r>
+        <w:t>Рисунок 2.1.4 – Открытое всплывающее меню</w:t>
+      </w:r>
+    </w:p>
+    <w:p>
+      <w:pPr>
+        <w:jc w:val="center"/>
+      </w:pPr>
+      <w:r>
+        <w:rPr>
+          <w:noProof/>
+          <w:lang w:eastAsia="ru-RU"/>
+        </w:rPr>
+        <w:lastRenderedPageBreak/>
+        <w:drawing>
+          <wp:inline distT="0" distB="0" distL="0" distR="0" wp14:anchorId="47808A3D" wp14:editId="2944149D">
+            <wp:extent cx="4199861" cy="8062642"/>
+            <wp:effectExtent l="0" t="0" r="0" b="0"/>
+            <wp:docPr id="15" name="Рисунок 15"/>
+            <wp:cNvGraphicFramePr>
+              <a:graphicFrameLocks xmlns:a="http://schemas.openxmlformats.org/drawingml/2006/main" noChangeAspect="1"/>
+            </wp:cNvGraphicFramePr>
+            <a:graphic xmlns:a="http://schemas.openxmlformats.org/drawingml/2006/main">
+              <a:graphicData uri="http://schemas.openxmlformats.org/drawingml/2006/picture">
+                <pic:pic xmlns:pic="http://schemas.openxmlformats.org/drawingml/2006/picture">
+                  <pic:nvPicPr>
+                    <pic:cNvPr id="1" name=""/>
+                    <pic:cNvPicPr/>
+                  </pic:nvPicPr>
+                  <pic:blipFill>
+                    <a:blip r:embed="rId40"/>
+                    <a:stretch>
+                      <a:fillRect/>
+                    </a:stretch>
+                  </pic:blipFill>
+                  <pic:spPr>
+                    <a:xfrm>
+                      <a:off x="0" y="0"/>
+                      <a:ext cx="4214615" cy="8090966"/>
+                    </a:xfrm>
+                    <a:prstGeom prst="rect">
+                      <a:avLst/>
+                    </a:prstGeom>
+                  </pic:spPr>
+                </pic:pic>
+              </a:graphicData>
+            </a:graphic>
+          </wp:inline>
+        </w:drawing>
+      </w:r>
+    </w:p>
+    <w:p>
+      <w:pPr>
+        <w:pStyle w:val="4"/>
+      </w:pPr>
+      <w:r>
+        <w:t xml:space="preserve">2.1.5 – Результат нажатия пользователем на элемент </w:t>
+      </w:r>
+      <w:r>
+        <w:rPr>
+          <w:lang w:val="en-US"/>
+        </w:rPr>
+        <w:t>God</w:t>
+      </w:r>
+      <w:r>
+        <w:t>-ish</w:t>
+      </w:r>
+    </w:p>
+    <w:p>
+      <w:r>
+        <w:t xml:space="preserve">На рисунке 2.1.5 отображено изменение заголовка текущей </w:t>
+      </w:r>
+      <w:r>
+        <w:rPr>
+          <w:lang w:val="en-US"/>
+        </w:rPr>
+        <w:t>activity</w:t>
+      </w:r>
+      <w:r>
+        <w:t>, а также перемещение на фрагмент, соответствующий</w:t>
+      </w:r>
+      <w:r>
+        <w:t xml:space="preserve"> элементу,</w:t>
+      </w:r>
+      <w:r>
+        <w:t xml:space="preserve"> выбранному из кат</w:t>
+      </w:r>
+      <w:r>
+        <w:t>алога всплывающего меню</w:t>
+      </w:r>
+      <w:r>
+        <w:t>.</w:t>
+      </w:r>
+    </w:p>
+    <w:p>
+      <w:pPr>
+        <w:ind w:firstLine="0"/>
+        <w:jc w:val="center"/>
+      </w:pPr>
+      <w:r>
+        <w:rPr>
+          <w:noProof/>
+          <w:lang w:eastAsia="ru-RU"/>
+        </w:rPr>
+        <w:lastRenderedPageBreak/>
+        <w:drawing>
+          <wp:inline distT="0" distB="0" distL="0" distR="0" wp14:anchorId="33D78555" wp14:editId="6E22CD7E">
+            <wp:extent cx="4125432" cy="8344837"/>
+            <wp:effectExtent l="0" t="0" r="8890" b="0"/>
+            <wp:docPr id="16" name="Рисунок 16"/>
+            <wp:cNvGraphicFramePr>
+              <a:graphicFrameLocks xmlns:a="http://schemas.openxmlformats.org/drawingml/2006/main" noChangeAspect="1"/>
+            </wp:cNvGraphicFramePr>
+            <a:graphic xmlns:a="http://schemas.openxmlformats.org/drawingml/2006/main">
+              <a:graphicData uri="http://schemas.openxmlformats.org/drawingml/2006/picture">
+                <pic:pic xmlns:pic="http://schemas.openxmlformats.org/drawingml/2006/picture">
+                  <pic:nvPicPr>
+                    <pic:cNvPr id="1" name=""/>
+                    <pic:cNvPicPr/>
+                  </pic:nvPicPr>
+                  <pic:blipFill>
+                    <a:blip r:embed="rId41"/>
+                    <a:stretch>
+                      <a:fillRect/>
+                    </a:stretch>
+                  </pic:blipFill>
+                  <pic:spPr>
+                    <a:xfrm>
+                      <a:off x="0" y="0"/>
+                      <a:ext cx="4135028" cy="8364248"/>
+                    </a:xfrm>
+                    <a:prstGeom prst="rect">
+                      <a:avLst/>
+                    </a:prstGeom>
+                  </pic:spPr>
+                </pic:pic>
+              </a:graphicData>
+            </a:graphic>
+          </wp:inline>
+        </w:drawing>
+      </w:r>
+    </w:p>
+    <w:p>
+      <w:pPr>
+        <w:pStyle w:val="4"/>
+        <w:rPr>
+          <w:lang w:val="en-US"/>
+        </w:rPr>
+      </w:pPr>
+      <w:r>
+        <w:t xml:space="preserve">2.1.6 – Результат нажатия пользователем на элемент </w:t>
+      </w:r>
+      <w:r>
+        <w:rPr>
+          <w:lang w:val="en-US"/>
+        </w:rPr>
+        <w:t>Handsome</w:t>
+      </w:r>
+    </w:p>
+    <w:p>
+      <w:r>
+        <w:t>Тот же самый процесс, что был упомянут для рисунка 2.1.5, отображён на рисунке 2.1.6</w:t>
+      </w:r>
+    </w:p>
+    <w:p>
+      <w:pPr>
+        <w:ind w:firstLine="0"/>
+        <w:jc w:val="center"/>
+      </w:pPr>
+      <w:r>
+        <w:rPr>
+          <w:noProof/>
+          <w:lang w:eastAsia="ru-RU"/>
+        </w:rPr>
+        <w:lastRenderedPageBreak/>
+        <w:drawing>
+          <wp:inline distT="0" distB="0" distL="0" distR="0" wp14:anchorId="48323CC8" wp14:editId="4A528E9C">
+            <wp:extent cx="4518837" cy="8906839"/>
+            <wp:effectExtent l="0" t="0" r="0" b="8890"/>
+            <wp:docPr id="17" name="Рисунок 17"/>
+            <wp:cNvGraphicFramePr>
+              <a:graphicFrameLocks xmlns:a="http://schemas.openxmlformats.org/drawingml/2006/main" noChangeAspect="1"/>
+            </wp:cNvGraphicFramePr>
+            <a:graphic xmlns:a="http://schemas.openxmlformats.org/drawingml/2006/main">
+              <a:graphicData uri="http://schemas.openxmlformats.org/drawingml/2006/picture">
+                <pic:pic xmlns:pic="http://schemas.openxmlformats.org/drawingml/2006/picture">
+                  <pic:nvPicPr>
+                    <pic:cNvPr id="1" name=""/>
+                    <pic:cNvPicPr/>
+                  </pic:nvPicPr>
+                  <pic:blipFill>
+                    <a:blip r:embed="rId42"/>
+                    <a:stretch>
+                      <a:fillRect/>
+                    </a:stretch>
+                  </pic:blipFill>
+                  <pic:spPr>
+                    <a:xfrm>
+                      <a:off x="0" y="0"/>
+                      <a:ext cx="4548489" cy="8965285"/>
+                    </a:xfrm>
+                    <a:prstGeom prst="rect">
+                      <a:avLst/>
+                    </a:prstGeom>
+                  </pic:spPr>
+                </pic:pic>
+              </a:graphicData>
+            </a:graphic>
+          </wp:inline>
+        </w:drawing>
+      </w:r>
+    </w:p>
+    <w:p>
+      <w:pPr>
+        <w:pStyle w:val="4"/>
+      </w:pPr>
+      <w:r>
+        <w:t xml:space="preserve">2.1.7 – Результат нажатия пользователем на элемент </w:t>
+      </w:r>
+      <w:r>
+        <w:rPr>
+          <w:lang w:val="en-US"/>
+        </w:rPr>
+        <w:t>Fearless</w:t>
+      </w:r>
+    </w:p>
+    <w:p>
+      <w:pPr>
+        <w:ind w:firstLine="0"/>
+        <w:jc w:val="center"/>
+      </w:pPr>
+      <w:r>
+        <w:rPr>
+          <w:noProof/>
+          <w:lang w:eastAsia="ru-RU"/>
+        </w:rPr>
+        <w:lastRenderedPageBreak/>
+        <w:drawing>
+          <wp:inline distT="0" distB="0" distL="0" distR="0" wp14:anchorId="5C35DB39" wp14:editId="192810C5">
+            <wp:extent cx="3455582" cy="6640726"/>
+            <wp:effectExtent l="0" t="0" r="0" b="8255"/>
+            <wp:docPr id="18" name="Рисунок 18"/>
+            <wp:cNvGraphicFramePr>
+              <a:graphicFrameLocks xmlns:a="http://schemas.openxmlformats.org/drawingml/2006/main" noChangeAspect="1"/>
+            </wp:cNvGraphicFramePr>
+            <a:graphic xmlns:a="http://schemas.openxmlformats.org/drawingml/2006/main">
+              <a:graphicData uri="http://schemas.openxmlformats.org/drawingml/2006/picture">
+                <pic:pic xmlns:pic="http://schemas.openxmlformats.org/drawingml/2006/picture">
+                  <pic:nvPicPr>
+                    <pic:cNvPr id="1" name=""/>
+                    <pic:cNvPicPr/>
+                  </pic:nvPicPr>
+                  <pic:blipFill>
+                    <a:blip r:embed="rId43"/>
+                    <a:stretch>
+                      <a:fillRect/>
+                    </a:stretch>
+                  </pic:blipFill>
+                  <pic:spPr>
+                    <a:xfrm>
+                      <a:off x="0" y="0"/>
+                      <a:ext cx="3462118" cy="6653287"/>
+                    </a:xfrm>
+                    <a:prstGeom prst="rect">
+                      <a:avLst/>
+                    </a:prstGeom>
+                  </pic:spPr>
+                </pic:pic>
+              </a:graphicData>
+            </a:graphic>
+          </wp:inline>
+        </w:drawing>
+      </w:r>
+    </w:p>
+    <w:p>
+      <w:pPr>
+        <w:pStyle w:val="4"/>
+      </w:pPr>
+      <w:r>
+        <w:t xml:space="preserve">2.1.8 – Результат нажатия пользователем на элемент </w:t>
+      </w:r>
+      <w:r>
+        <w:rPr>
+          <w:lang w:val="en-US"/>
+        </w:rPr>
+        <w:t>Next</w:t>
+      </w:r>
+      <w:r>
+        <w:t xml:space="preserve"> </w:t>
+      </w:r>
+      <w:r>
+        <w:rPr>
+          <w:lang w:val="en-US"/>
+        </w:rPr>
+        <w:t>page</w:t>
+      </w:r>
+    </w:p>
+    <w:p>
+      <w:pPr>
+        <w:ind w:firstLine="0"/>
+      </w:pPr>
+      <w:r>
+        <w:t xml:space="preserve">Процесс, проводимый на рисунке 2.1.8, отличается от остальных: в нём происходит переход на следующую </w:t>
+      </w:r>
+      <w:r>
+        <w:rPr>
+          <w:lang w:val="en-US"/>
+        </w:rPr>
+        <w:t>activity</w:t>
+      </w:r>
+      <w:r>
+        <w:t>.</w:t>
+      </w:r>
+    </w:p>
+    <w:p>
+      <w:pPr>
+        <w:pStyle w:val="2"/>
+        <w:rPr>
+          <w:lang w:val="en-US"/>
+        </w:rPr>
+      </w:pPr>
+      <w:bookmarkStart w:id="9" w:name="_2.2_Реализация_интеграции"/>
+      <w:bookmarkEnd w:id="9"/>
+      <w:r>
+        <w:t>2.2</w:t>
+      </w:r>
+      <w:r>
+        <w:t xml:space="preserve"> </w:t>
+      </w:r>
+      <w:r>
+        <w:t xml:space="preserve">Реализация интеграции </w:t>
+      </w:r>
+      <w:r>
+        <w:rPr>
+          <w:lang w:val="en-US"/>
+        </w:rPr>
+        <w:t xml:space="preserve">BottomBar </w:t>
+      </w:r>
+      <w:r>
+        <w:t xml:space="preserve">с </w:t>
+      </w:r>
+      <w:r>
+        <w:rPr>
+          <w:lang w:val="en-US"/>
+        </w:rPr>
+        <w:t>ActionBar</w:t>
+      </w:r>
+    </w:p>
+    <w:p>
+      <w:r>
+        <w:t xml:space="preserve">Для интеграции </w:t>
+      </w:r>
+      <w:r>
+        <w:rPr>
+          <w:lang w:val="en-US"/>
+        </w:rPr>
+        <w:t>BottomBar</w:t>
+      </w:r>
+      <w:r>
+        <w:t xml:space="preserve"> </w:t>
+      </w:r>
+      <w:r>
+        <w:t xml:space="preserve">с </w:t>
+      </w:r>
+      <w:r>
+        <w:rPr>
+          <w:lang w:val="en-US"/>
+        </w:rPr>
+        <w:t>ActionBar</w:t>
+      </w:r>
+      <w:r>
+        <w:t xml:space="preserve"> необходимо задать соответствующие элементы в файле разметки (рисунок 2.2.1)</w:t>
+      </w:r>
+      <w:r>
+        <w:t>.</w:t>
+      </w:r>
+    </w:p>
+    <w:p/>
+    <w:p>
+      <w:pPr>
+        <w:ind w:firstLine="0"/>
+        <w:jc w:val="center"/>
+        <w:rPr>
+          <w:lang w:val="en-US"/>
+        </w:rPr>
+      </w:pPr>
+      <w:r>
+        <w:rPr>
+          <w:noProof/>
+          <w:lang w:eastAsia="ru-RU"/>
+        </w:rPr>
+        <w:lastRenderedPageBreak/>
+        <w:drawing>
+          <wp:inline distT="0" distB="0" distL="0" distR="0" wp14:anchorId="31182118" wp14:editId="05BA7329">
+            <wp:extent cx="5018567" cy="3601287"/>
+            <wp:effectExtent l="0" t="0" r="0" b="0"/>
+            <wp:docPr id="24" name="Рисунок 24"/>
+            <wp:cNvGraphicFramePr>
+              <a:graphicFrameLocks xmlns:a="http://schemas.openxmlformats.org/drawingml/2006/main" noChangeAspect="1"/>
+            </wp:cNvGraphicFramePr>
+            <a:graphic xmlns:a="http://schemas.openxmlformats.org/drawingml/2006/main">
+              <a:graphicData uri="http://schemas.openxmlformats.org/drawingml/2006/picture">
+                <pic:pic xmlns:pic="http://schemas.openxmlformats.org/drawingml/2006/picture">
+                  <pic:nvPicPr>
+                    <pic:cNvPr id="1" name=""/>
+                    <pic:cNvPicPr/>
+                  </pic:nvPicPr>
+                  <pic:blipFill>
+                    <a:blip r:embed="rId44"/>
+                    <a:stretch>
+                      <a:fillRect/>
+                    </a:stretch>
+                  </pic:blipFill>
+                  <pic:spPr>
+                    <a:xfrm>
+                      <a:off x="0" y="0"/>
+                      <a:ext cx="5026925" cy="3607284"/>
+                    </a:xfrm>
+                    <a:prstGeom prst="rect">
+                      <a:avLst/>
+                    </a:prstGeom>
+                  </pic:spPr>
+                </pic:pic>
+              </a:graphicData>
+            </a:graphic>
+          </wp:inline>
+        </w:drawing>
+      </w:r>
+    </w:p>
+    <w:p>
+      <w:pPr>
+        <w:pStyle w:val="4"/>
+      </w:pPr>
+      <w:r>
+        <w:t>Рисунок 2.2.1 –</w:t>
+      </w:r>
+      <w:r>
+        <w:t xml:space="preserve"> </w:t>
+      </w:r>
+      <w:r>
+        <w:t xml:space="preserve">Графический и кодовый вид </w:t>
+      </w:r>
+      <w:r>
+        <w:rPr>
+          <w:lang w:val="en-US"/>
+        </w:rPr>
+        <w:t>activity</w:t>
+      </w:r>
+      <w:r>
+        <w:t>_</w:t>
+      </w:r>
+      <w:r>
+        <w:rPr>
+          <w:lang w:val="en-US"/>
+        </w:rPr>
+        <w:t>main</w:t>
+      </w:r>
+      <w:r>
+        <w:t>.</w:t>
+      </w:r>
+      <w:r>
+        <w:rPr>
+          <w:lang w:val="en-US"/>
+        </w:rPr>
+        <w:t>xml</w:t>
+      </w:r>
+    </w:p>
+    <w:p>
+      <w:r>
+        <w:t xml:space="preserve">Однако </w:t>
+      </w:r>
+      <w:r>
+        <w:rPr>
+          <w:lang w:val="en-US"/>
+        </w:rPr>
+        <w:t>ActionBar</w:t>
+      </w:r>
+      <w:r>
+        <w:t xml:space="preserve"> </w:t>
+      </w:r>
+      <w:r>
+        <w:t xml:space="preserve">будет задан в файле </w:t>
+      </w:r>
+      <w:r>
+        <w:rPr>
+          <w:lang w:val="en-US"/>
+        </w:rPr>
+        <w:t>MainActivity</w:t>
+      </w:r>
+      <w:r>
+        <w:t>.</w:t>
+      </w:r>
+      <w:r>
+        <w:rPr>
+          <w:lang w:val="en-US"/>
+        </w:rPr>
+        <w:t>java</w:t>
+      </w:r>
+      <w:r>
+        <w:t xml:space="preserve"> </w:t>
+      </w:r>
+      <w:r>
+        <w:t>при помощи кода (рисунок 2.2.2).</w:t>
+      </w:r>
+    </w:p>
+    <w:p>
+      <w:pPr>
+        <w:ind w:firstLine="0"/>
+        <w:jc w:val="center"/>
+        <w:rPr>
+          <w:lang w:val="en-US"/>
+        </w:rPr>
+      </w:pPr>
+      <w:r>
+        <w:rPr>
+          <w:noProof/>
+          <w:lang w:eastAsia="ru-RU"/>
+        </w:rPr>
+        <w:drawing>
+          <wp:inline distT="0" distB="0" distL="0" distR="0" wp14:anchorId="5CE08C69" wp14:editId="2D7791E8">
+            <wp:extent cx="4763816" cy="4369982"/>
+            <wp:effectExtent l="0" t="0" r="0" b="0"/>
+            <wp:docPr id="23" name="Рисунок 23"/>
+            <wp:cNvGraphicFramePr>
+              <a:graphicFrameLocks xmlns:a="http://schemas.openxmlformats.org/drawingml/2006/main" noChangeAspect="1"/>
+            </wp:cNvGraphicFramePr>
+            <a:graphic xmlns:a="http://schemas.openxmlformats.org/drawingml/2006/main">
+              <a:graphicData uri="http://schemas.openxmlformats.org/drawingml/2006/picture">
+                <pic:pic xmlns:pic="http://schemas.openxmlformats.org/drawingml/2006/picture">
+                  <pic:nvPicPr>
+                    <pic:cNvPr id="1" name=""/>
+                    <pic:cNvPicPr/>
+                  </pic:nvPicPr>
+                  <pic:blipFill>
+                    <a:blip r:embed="rId45"/>
+                    <a:stretch>
+                      <a:fillRect/>
+                    </a:stretch>
+                  </pic:blipFill>
+                  <pic:spPr>
+                    <a:xfrm>
+                      <a:off x="0" y="0"/>
+                      <a:ext cx="4797497" cy="4400879"/>
+                    </a:xfrm>
+                    <a:prstGeom prst="rect">
+                      <a:avLst/>
+                    </a:prstGeom>
+                  </pic:spPr>
+                </pic:pic>
+              </a:graphicData>
+            </a:graphic>
+          </wp:inline>
+        </w:drawing>
+      </w:r>
+    </w:p>
+    <w:p>
+      <w:pPr>
+        <w:pStyle w:val="4"/>
+      </w:pPr>
+      <w:r>
+        <w:t>Рисунок 2.2.2 – Реализация логики нижнего меню</w:t>
+      </w:r>
+    </w:p>
+    <w:p>
+      <w:r>
+        <w:lastRenderedPageBreak/>
+        <w:t>При этом на рисунке 2.2.2 отображена реализация обработки событий, происходящих в нижнем меню.</w:t>
+      </w:r>
+    </w:p>
+    <w:p>
+      <w:r>
+        <w:t xml:space="preserve">В итоге приложение будет отображать различные фрагменты в зависимости </w:t>
+      </w:r>
+      <w:r>
+        <w:t>от выбора пользователем элемента из нижнего меню</w:t>
+      </w:r>
+      <w:r>
+        <w:t xml:space="preserve"> (рисунки 2.2.3-2.2.5)</w:t>
+      </w:r>
+      <w:r>
+        <w:t>.</w:t>
+      </w:r>
+    </w:p>
+    <w:p>
+      <w:pPr>
+        <w:ind w:firstLine="0"/>
+        <w:jc w:val="center"/>
+      </w:pPr>
+      <w:r>
+        <w:rPr>
+          <w:noProof/>
+          <w:lang w:eastAsia="ru-RU"/>
+        </w:rPr>
+        <w:drawing>
+          <wp:inline distT="0" distB="0" distL="0" distR="0" wp14:anchorId="5F252B20" wp14:editId="2FF44D28">
+            <wp:extent cx="3530009" cy="7376383"/>
+            <wp:effectExtent l="0" t="0" r="0" b="0"/>
+            <wp:docPr id="19" name="Рисунок 19"/>
+            <wp:cNvGraphicFramePr>
+              <a:graphicFrameLocks xmlns:a="http://schemas.openxmlformats.org/drawingml/2006/main" noChangeAspect="1"/>
+            </wp:cNvGraphicFramePr>
+            <a:graphic xmlns:a="http://schemas.openxmlformats.org/drawingml/2006/main">
+              <a:graphicData uri="http://schemas.openxmlformats.org/drawingml/2006/picture">
+                <pic:pic xmlns:pic="http://schemas.openxmlformats.org/drawingml/2006/picture">
+                  <pic:nvPicPr>
+                    <pic:cNvPr id="1" name=""/>
+                    <pic:cNvPicPr/>
+                  </pic:nvPicPr>
+                  <pic:blipFill>
+                    <a:blip r:embed="rId46"/>
+                    <a:stretch>
+                      <a:fillRect/>
+                    </a:stretch>
+                  </pic:blipFill>
+                  <pic:spPr>
+                    <a:xfrm>
+                      <a:off x="0" y="0"/>
+                      <a:ext cx="3545641" cy="7409048"/>
+                    </a:xfrm>
+                    <a:prstGeom prst="rect">
+                      <a:avLst/>
+                    </a:prstGeom>
+                  </pic:spPr>
+                </pic:pic>
+              </a:graphicData>
+            </a:graphic>
+          </wp:inline>
+        </w:drawing>
+      </w:r>
+    </w:p>
+    <w:p>
+      <w:pPr>
+        <w:pStyle w:val="4"/>
+      </w:pPr>
+      <w:r>
+        <w:t xml:space="preserve">Рисунок 2.2.3 – Результат нажатия пользователем на элемент </w:t>
+      </w:r>
+      <w:r>
+        <w:rPr>
+          <w:lang w:val="en-US"/>
+        </w:rPr>
+        <w:t>Home</w:t>
+      </w:r>
+    </w:p>
+    <w:p>
+      <w:pPr>
+        <w:ind w:firstLine="0"/>
+        <w:jc w:val="center"/>
+      </w:pPr>
+      <w:r>
+        <w:rPr>
+          <w:noProof/>
+          <w:lang w:eastAsia="ru-RU"/>
+        </w:rPr>
+        <w:lastRenderedPageBreak/>
+        <w:drawing>
+          <wp:inline distT="0" distB="0" distL="0" distR="0" wp14:anchorId="4A40CBE6" wp14:editId="32DB24A0">
+            <wp:extent cx="3987209" cy="8379737"/>
+            <wp:effectExtent l="0" t="0" r="0" b="2540"/>
+            <wp:docPr id="20" name="Рисунок 20"/>
+            <wp:cNvGraphicFramePr>
+              <a:graphicFrameLocks xmlns:a="http://schemas.openxmlformats.org/drawingml/2006/main" noChangeAspect="1"/>
+            </wp:cNvGraphicFramePr>
+            <a:graphic xmlns:a="http://schemas.openxmlformats.org/drawingml/2006/main">
+              <a:graphicData uri="http://schemas.openxmlformats.org/drawingml/2006/picture">
+                <pic:pic xmlns:pic="http://schemas.openxmlformats.org/drawingml/2006/picture">
+                  <pic:nvPicPr>
+                    <pic:cNvPr id="1" name=""/>
+                    <pic:cNvPicPr/>
+                  </pic:nvPicPr>
+                  <pic:blipFill>
+                    <a:blip r:embed="rId47"/>
+                    <a:stretch>
+                      <a:fillRect/>
+                    </a:stretch>
+                  </pic:blipFill>
+                  <pic:spPr>
+                    <a:xfrm>
+                      <a:off x="0" y="0"/>
+                      <a:ext cx="4002306" cy="8411465"/>
+                    </a:xfrm>
+                    <a:prstGeom prst="rect">
+                      <a:avLst/>
+                    </a:prstGeom>
+                  </pic:spPr>
+                </pic:pic>
+              </a:graphicData>
+            </a:graphic>
+          </wp:inline>
+        </w:drawing>
+      </w:r>
+    </w:p>
+    <w:p>
+      <w:pPr>
+        <w:pStyle w:val="4"/>
+        <w:rPr>
+          <w:lang w:val="en-US"/>
+        </w:rPr>
+      </w:pPr>
+      <w:r>
+        <w:t>Рисунок 2.2.</w:t>
+      </w:r>
+      <w:r>
+        <w:t>4</w:t>
+      </w:r>
+      <w:r>
+        <w:t xml:space="preserve"> – Результат нажатия пользователем на элемент </w:t>
+      </w:r>
+      <w:r>
+        <w:rPr>
+          <w:lang w:val="en-US"/>
+        </w:rPr>
+        <w:t>Notifications</w:t>
+      </w:r>
+    </w:p>
+    <w:p>
+      <w:r>
+        <w:t xml:space="preserve">Как и на рисунке 2.2.3, на рисунке 2.2.4 отображено перемещению между фрагментами и замена заголовка </w:t>
+      </w:r>
+      <w:r>
+        <w:rPr>
+          <w:lang w:val="en-US"/>
+        </w:rPr>
+        <w:t>ActionBar</w:t>
+      </w:r>
+      <w:r>
+        <w:t>-</w:t>
+      </w:r>
+      <w:r>
+        <w:t>а.</w:t>
+      </w:r>
+    </w:p>
+    <w:p>
+      <w:pPr>
+        <w:jc w:val="center"/>
+      </w:pPr>
+      <w:r>
+        <w:rPr>
+          <w:noProof/>
+          <w:lang w:eastAsia="ru-RU"/>
+        </w:rPr>
+        <w:lastRenderedPageBreak/>
+        <w:drawing>
+          <wp:inline distT="0" distB="0" distL="0" distR="0" wp14:anchorId="1C18E173" wp14:editId="018DABA8">
+            <wp:extent cx="4635795" cy="8941889"/>
+            <wp:effectExtent l="0" t="0" r="0" b="0"/>
+            <wp:docPr id="21" name="Рисунок 21"/>
+            <wp:cNvGraphicFramePr>
+              <a:graphicFrameLocks xmlns:a="http://schemas.openxmlformats.org/drawingml/2006/main" noChangeAspect="1"/>
+            </wp:cNvGraphicFramePr>
+            <a:graphic xmlns:a="http://schemas.openxmlformats.org/drawingml/2006/main">
+              <a:graphicData uri="http://schemas.openxmlformats.org/drawingml/2006/picture">
+                <pic:pic xmlns:pic="http://schemas.openxmlformats.org/drawingml/2006/picture">
+                  <pic:nvPicPr>
+                    <pic:cNvPr id="1" name=""/>
+                    <pic:cNvPicPr/>
+                  </pic:nvPicPr>
+                  <pic:blipFill>
+                    <a:blip r:embed="rId48"/>
+                    <a:stretch>
+                      <a:fillRect/>
+                    </a:stretch>
+                  </pic:blipFill>
+                  <pic:spPr>
+                    <a:xfrm>
+                      <a:off x="0" y="0"/>
+                      <a:ext cx="4645895" cy="8961370"/>
+                    </a:xfrm>
+                    <a:prstGeom prst="rect">
+                      <a:avLst/>
+                    </a:prstGeom>
+                  </pic:spPr>
+                </pic:pic>
+              </a:graphicData>
+            </a:graphic>
+          </wp:inline>
+        </w:drawing>
+      </w:r>
+    </w:p>
+    <w:p>
+      <w:pPr>
+        <w:pStyle w:val="4"/>
+        <w:rPr>
+          <w:lang w:val="en-US"/>
+        </w:rPr>
+      </w:pPr>
+      <w:r>
+        <w:t xml:space="preserve">Рисунок 2.2.5 – Результат нажатия пользователем на элемент </w:t>
+      </w:r>
+      <w:r>
+        <w:rPr>
+          <w:lang w:val="en-US"/>
+        </w:rPr>
+        <w:t>Dashboard</w:t>
+      </w:r>
+    </w:p>
+    <w:p>
+      <w:pPr>
+        <w:pStyle w:val="1"/>
+        <w:ind w:firstLine="0"/>
+        <w:jc w:val="center"/>
+      </w:pPr>
+      <w:bookmarkStart w:id="10" w:name="_заключение"/>
+      <w:bookmarkEnd w:id="10"/>
+      <w:r>
+        <w:lastRenderedPageBreak/>
+        <w:t>заключение</w:t>
+      </w:r>
+    </w:p>
+    <w:p>
+      <w:r>
+        <w:t>В ходе данной</w:t>
+      </w:r>
+      <w:r>
+        <w:t xml:space="preserve"> практической</w:t>
+      </w:r>
+      <w:r>
+        <w:t xml:space="preserve"> работы были получены знания связанные с </w:t>
+      </w:r>
+      <w:r>
+        <w:rPr>
+          <w:lang w:val="en-US"/>
+        </w:rPr>
+        <w:t>NavigationBar</w:t>
+      </w:r>
+      <w:r>
+        <w:t xml:space="preserve">, </w:t>
+      </w:r>
+      <w:r>
+        <w:rPr>
+          <w:lang w:val="en-US"/>
+        </w:rPr>
+        <w:t>ActionBar</w:t>
+      </w:r>
+      <w:r>
+        <w:t xml:space="preserve"> </w:t>
+      </w:r>
+      <w:r>
+        <w:t xml:space="preserve">и </w:t>
+      </w:r>
+      <w:r>
+        <w:rPr>
+          <w:lang w:val="en-US"/>
+        </w:rPr>
+        <w:t>BottomBar</w:t>
+      </w:r>
+      <w:r>
+        <w:t>.</w:t>
+      </w:r>
+      <w:r>
+        <w:t xml:space="preserve"> Полученные знания были закреплены путём выполнения практического задания.</w:t>
+      </w:r>
     </w:p>
     <w:sectPr>
-      <w:footerReference w:type="default" r:id="rId11"/>
+      <w:footerReference w:type="default" r:id="rId49"/>
       <w:pgSz w:w="11906" w:h="16838"/>
       <w:pgMar w:top="1134" w:right="1133" w:bottom="1134" w:left="1701" w:header="0" w:footer="0" w:gutter="0"/>
       <w:cols w:space="720"/>
@@ -2483,6 +5186,31 @@
     </w:sectPr>
   </w:body>
 </w:document>
+</file>
+
+<file path=word/endnotes.xml><?xml version="1.0" encoding="utf-8"?>
+<w:endnotes xmlns:wpc="http://schemas.microsoft.com/office/word/2010/wordprocessingCanvas" xmlns:mc="http://schemas.openxmlformats.org/markup-compatibility/2006" xmlns:o="urn:schemas-microsoft-com:office:office" xmlns:r="http://schemas.openxmlformats.org/officeDocument/2006/relationships" xmlns:m="http://schemas.openxmlformats.org/officeDocument/2006/math" xmlns:v="urn:schemas-microsoft-com:vml" xmlns:wp14="http://schemas.microsoft.com/office/word/2010/wordprocessingDrawing" xmlns:wp="http://schemas.openxmlformats.org/drawingml/2006/wordprocessingDrawing" xmlns:w10="urn:schemas-microsoft-com:office:word" xmlns:w="http://schemas.openxmlformats.org/wordprocessingml/2006/main" xmlns:w14="http://schemas.microsoft.com/office/word/2010/wordml" xmlns:w15="http://schemas.microsoft.com/office/word/2012/wordml" xmlns:wpg="http://schemas.microsoft.com/office/word/2010/wordprocessingGroup" xmlns:wpi="http://schemas.microsoft.com/office/word/2010/wordprocessingInk" xmlns:wne="http://schemas.microsoft.com/office/word/2006/wordml" xmlns:wps="http://schemas.microsoft.com/office/word/2010/wordprocessingShape" mc:Ignorable="w14 w15 wp14">
+  <w:endnote w:type="separator" w:id="-1">
+    <w:p>
+      <w:pPr>
+        <w:spacing w:line="240" w:lineRule="auto"/>
+      </w:pPr>
+      <w:r>
+        <w:separator/>
+      </w:r>
+    </w:p>
+  </w:endnote>
+  <w:endnote w:type="continuationSeparator" w:id="0">
+    <w:p>
+      <w:pPr>
+        <w:spacing w:line="240" w:lineRule="auto"/>
+      </w:pPr>
+      <w:r>
+        <w:continuationSeparator/>
+      </w:r>
+    </w:p>
+  </w:endnote>
+</w:endnotes>
 </file>
 
 <file path=word/footer1.xml><?xml version="1.0" encoding="utf-8"?>
@@ -2516,7 +5244,7 @@
           <w:rPr>
             <w:noProof/>
           </w:rPr>
-          <w:t>7</w:t>
+          <w:t>21</w:t>
         </w:r>
         <w:r>
           <w:fldChar w:fldCharType="end"/>
@@ -2530,6 +5258,31 @@
     </w:pPr>
   </w:p>
 </w:ftr>
+</file>
+
+<file path=word/footnotes.xml><?xml version="1.0" encoding="utf-8"?>
+<w:footnotes xmlns:wpc="http://schemas.microsoft.com/office/word/2010/wordprocessingCanvas" xmlns:mc="http://schemas.openxmlformats.org/markup-compatibility/2006" xmlns:o="urn:schemas-microsoft-com:office:office" xmlns:r="http://schemas.openxmlformats.org/officeDocument/2006/relationships" xmlns:m="http://schemas.openxmlformats.org/officeDocument/2006/math" xmlns:v="urn:schemas-microsoft-com:vml" xmlns:wp14="http://schemas.microsoft.com/office/word/2010/wordprocessingDrawing" xmlns:wp="http://schemas.openxmlformats.org/drawingml/2006/wordprocessingDrawing" xmlns:w10="urn:schemas-microsoft-com:office:word" xmlns:w="http://schemas.openxmlformats.org/wordprocessingml/2006/main" xmlns:w14="http://schemas.microsoft.com/office/word/2010/wordml" xmlns:w15="http://schemas.microsoft.com/office/word/2012/wordml" xmlns:wpg="http://schemas.microsoft.com/office/word/2010/wordprocessingGroup" xmlns:wpi="http://schemas.microsoft.com/office/word/2010/wordprocessingInk" xmlns:wne="http://schemas.microsoft.com/office/word/2006/wordml" xmlns:wps="http://schemas.microsoft.com/office/word/2010/wordprocessingShape" mc:Ignorable="w14 w15 wp14">
+  <w:footnote w:type="separator" w:id="-1">
+    <w:p>
+      <w:pPr>
+        <w:spacing w:line="240" w:lineRule="auto"/>
+      </w:pPr>
+      <w:r>
+        <w:separator/>
+      </w:r>
+    </w:p>
+  </w:footnote>
+  <w:footnote w:type="continuationSeparator" w:id="0">
+    <w:p>
+      <w:pPr>
+        <w:spacing w:line="240" w:lineRule="auto"/>
+      </w:pPr>
+      <w:r>
+        <w:continuationSeparator/>
+      </w:r>
+    </w:p>
+  </w:footnote>
+</w:footnotes>
 </file>
 
 <file path=word/numbering.xml><?xml version="1.0" encoding="utf-8"?>
@@ -3557,6 +6310,103 @@
       <w:szCs w:val="56"/>
     </w:rPr>
   </w:style>
+  <w:style w:type="paragraph" w:styleId="a9">
+    <w:name w:val="List Paragraph"/>
+    <w:basedOn w:val="a0"/>
+    <w:uiPriority w:val="34"/>
+    <w:qFormat/>
+    <w:rsid w:val="004111D8"/>
+    <w:pPr>
+      <w:ind w:left="720"/>
+      <w:contextualSpacing/>
+    </w:pPr>
+  </w:style>
+  <w:style w:type="paragraph" w:styleId="aa">
+    <w:name w:val="Subtitle"/>
+    <w:basedOn w:val="a0"/>
+    <w:next w:val="a0"/>
+    <w:link w:val="ab"/>
+    <w:uiPriority w:val="11"/>
+    <w:qFormat/>
+    <w:rsid w:val="00C567BD"/>
+    <w:pPr>
+      <w:numPr>
+        <w:ilvl w:val="1"/>
+      </w:numPr>
+      <w:spacing w:after="160"/>
+      <w:ind w:firstLine="709"/>
+    </w:pPr>
+    <w:rPr>
+      <w:rFonts w:asciiTheme="minorHAnsi" w:eastAsiaTheme="minorEastAsia" w:hAnsiTheme="minorHAnsi"/>
+      <w:color w:val="5A5A5A" w:themeColor="text1" w:themeTint="A5"/>
+      <w:spacing w:val="15"/>
+      <w:sz w:val="22"/>
+    </w:rPr>
+  </w:style>
+  <w:style w:type="character" w:customStyle="1" w:styleId="ab">
+    <w:name w:val="Подзаголовок Знак"/>
+    <w:basedOn w:val="a1"/>
+    <w:link w:val="aa"/>
+    <w:uiPriority w:val="11"/>
+    <w:rsid w:val="00C567BD"/>
+    <w:rPr>
+      <w:rFonts w:eastAsiaTheme="minorEastAsia"/>
+      <w:color w:val="5A5A5A" w:themeColor="text1" w:themeTint="A5"/>
+      <w:spacing w:val="15"/>
+    </w:rPr>
+  </w:style>
+  <w:style w:type="paragraph" w:styleId="HTML">
+    <w:name w:val="HTML Preformatted"/>
+    <w:basedOn w:val="a0"/>
+    <w:link w:val="HTML0"/>
+    <w:uiPriority w:val="99"/>
+    <w:semiHidden/>
+    <w:unhideWhenUsed/>
+    <w:rsid w:val="00EF659F"/>
+    <w:pPr>
+      <w:tabs>
+        <w:tab w:val="left" w:pos="916"/>
+        <w:tab w:val="left" w:pos="1832"/>
+        <w:tab w:val="left" w:pos="2748"/>
+        <w:tab w:val="left" w:pos="3664"/>
+        <w:tab w:val="left" w:pos="4580"/>
+        <w:tab w:val="left" w:pos="5496"/>
+        <w:tab w:val="left" w:pos="6412"/>
+        <w:tab w:val="left" w:pos="7328"/>
+        <w:tab w:val="left" w:pos="8244"/>
+        <w:tab w:val="left" w:pos="9160"/>
+        <w:tab w:val="left" w:pos="10076"/>
+        <w:tab w:val="left" w:pos="10992"/>
+        <w:tab w:val="left" w:pos="11908"/>
+        <w:tab w:val="left" w:pos="12824"/>
+        <w:tab w:val="left" w:pos="13740"/>
+        <w:tab w:val="left" w:pos="14656"/>
+      </w:tabs>
+      <w:spacing w:line="240" w:lineRule="auto"/>
+      <w:ind w:firstLine="0"/>
+      <w:jc w:val="left"/>
+    </w:pPr>
+    <w:rPr>
+      <w:rFonts w:ascii="Courier New" w:eastAsia="Times New Roman" w:hAnsi="Courier New" w:cs="Courier New"/>
+      <w:sz w:val="20"/>
+      <w:szCs w:val="20"/>
+      <w:lang w:eastAsia="ru-RU"/>
+    </w:rPr>
+  </w:style>
+  <w:style w:type="character" w:customStyle="1" w:styleId="HTML0">
+    <w:name w:val="Стандартный HTML Знак"/>
+    <w:basedOn w:val="a1"/>
+    <w:link w:val="HTML"/>
+    <w:uiPriority w:val="99"/>
+    <w:semiHidden/>
+    <w:rsid w:val="00EF659F"/>
+    <w:rPr>
+      <w:rFonts w:ascii="Courier New" w:eastAsia="Times New Roman" w:hAnsi="Courier New" w:cs="Courier New"/>
+      <w:sz w:val="20"/>
+      <w:szCs w:val="20"/>
+      <w:lang w:eastAsia="ru-RU"/>
+    </w:rPr>
+  </w:style>
 </w:styles>
 </file>
 

--- a/ПиРМП/прак 6/ПиРМП_Кузнецов_ЛА_Практическая6.docx
+++ b/ПиРМП/прак 6/ПиРМП_Кузнецов_ЛА_Практическая6.docx
@@ -184,7 +184,21 @@
               <w:rPr>
                 <w:sz w:val="24"/>
               </w:rPr>
-              <w:t xml:space="preserve"> высшего образования</w:t>
+              <w:t xml:space="preserve"> </w:t>
+            </w:r>
+            <w:proofErr w:type="gramStart"/>
+            <w:r>
+              <w:rPr>
+                <w:sz w:val="24"/>
+              </w:rPr>
+              <w:t>высшего</w:t>
+            </w:r>
+            <w:proofErr w:type="gramEnd"/>
+            <w:r>
+              <w:rPr>
+                <w:sz w:val="24"/>
+              </w:rPr>
+              <w:t xml:space="preserve"> образования</w:t>
             </w:r>
           </w:p>
           <w:p>
@@ -386,11 +400,19 @@
           <w:sz w:val="28"/>
         </w:rPr>
       </w:pPr>
+      <w:proofErr w:type="gramStart"/>
       <w:r>
         <w:rPr>
           <w:sz w:val="28"/>
         </w:rPr>
-        <w:t>по дисциплине «Проектирование и разработка мобильных приложений»</w:t>
+        <w:t>по</w:t>
+      </w:r>
+      <w:proofErr w:type="gramEnd"/>
+      <w:r>
+        <w:rPr>
+          <w:sz w:val="28"/>
+        </w:rPr>
+        <w:t xml:space="preserve"> дисциплине «Проектирование и разработка мобильных приложений»</w:t>
       </w:r>
     </w:p>
     <w:p>
@@ -655,11 +677,19 @@
                 <w:sz w:val="28"/>
               </w:rPr>
             </w:pPr>
+            <w:proofErr w:type="gramStart"/>
             <w:r>
               <w:rPr>
                 <w:sz w:val="28"/>
               </w:rPr>
-              <w:t>старший преподаватель</w:t>
+              <w:t>старший</w:t>
+            </w:r>
+            <w:proofErr w:type="gramEnd"/>
+            <w:r>
+              <w:rPr>
+                <w:sz w:val="28"/>
+              </w:rPr>
+              <w:t xml:space="preserve"> преподаватель</w:t>
             </w:r>
             <w:r>
               <w:rPr>
@@ -741,11 +771,27 @@
                 <w:highlight w:val="yellow"/>
               </w:rPr>
             </w:pPr>
+            <w:proofErr w:type="spellStart"/>
+            <w:proofErr w:type="gramStart"/>
             <w:r>
               <w:rPr>
                 <w:sz w:val="28"/>
               </w:rPr>
-              <w:t>Шешуков  Л. С.</w:t>
+              <w:t>Шешуков</w:t>
+            </w:r>
+            <w:proofErr w:type="spellEnd"/>
+            <w:r>
+              <w:rPr>
+                <w:sz w:val="28"/>
+              </w:rPr>
+              <w:t xml:space="preserve">  Л.</w:t>
+            </w:r>
+            <w:proofErr w:type="gramEnd"/>
+            <w:r>
+              <w:rPr>
+                <w:sz w:val="28"/>
+              </w:rPr>
+              <w:t xml:space="preserve"> С.</w:t>
             </w:r>
           </w:p>
         </w:tc>
@@ -891,6 +937,7 @@
               <w:rStyle w:val="a5"/>
               <w:color w:val="000000" w:themeColor="text1"/>
               <w:u w:val="none"/>
+              <w:lang w:val="en-US"/>
             </w:rPr>
           </w:pPr>
           <w:r>
@@ -902,8 +949,35 @@
           <w:r>
             <w:rPr>
               <w:color w:val="000000" w:themeColor="text1"/>
-            </w:rPr>
-            <w:instrText>HYPERLINK  \l "_1_теоритическая_часть"</w:instrText>
+              <w:lang w:val="en-US"/>
+            </w:rPr>
+            <w:instrText>HYPERLINK  \l "_1_</w:instrText>
+          </w:r>
+          <w:r>
+            <w:rPr>
+              <w:color w:val="000000" w:themeColor="text1"/>
+            </w:rPr>
+            <w:instrText>теоритическая</w:instrText>
+          </w:r>
+          <w:r>
+            <w:rPr>
+              <w:color w:val="000000" w:themeColor="text1"/>
+              <w:lang w:val="en-US"/>
+            </w:rPr>
+            <w:instrText>_</w:instrText>
+          </w:r>
+          <w:r>
+            <w:rPr>
+              <w:color w:val="000000" w:themeColor="text1"/>
+            </w:rPr>
+            <w:instrText>часть</w:instrText>
+          </w:r>
+          <w:r>
+            <w:rPr>
+              <w:color w:val="000000" w:themeColor="text1"/>
+              <w:lang w:val="en-US"/>
+            </w:rPr>
+            <w:instrText>"</w:instrText>
           </w:r>
           <w:r>
             <w:rPr>
@@ -916,14 +990,41 @@
               <w:rStyle w:val="a5"/>
               <w:color w:val="000000" w:themeColor="text1"/>
               <w:u w:val="none"/>
-            </w:rPr>
-            <w:t>1 ТЕОРИТИЧЕСКАЯ ЧАСТЬ</w:t>
+              <w:lang w:val="en-US"/>
+            </w:rPr>
+            <w:t xml:space="preserve">1 </w:t>
           </w:r>
           <w:r>
             <w:rPr>
               <w:rStyle w:val="a5"/>
               <w:color w:val="000000" w:themeColor="text1"/>
               <w:u w:val="none"/>
+            </w:rPr>
+            <w:t>ТЕОРИТИЧЕСКАЯ</w:t>
+          </w:r>
+          <w:r>
+            <w:rPr>
+              <w:rStyle w:val="a5"/>
+              <w:color w:val="000000" w:themeColor="text1"/>
+              <w:u w:val="none"/>
+              <w:lang w:val="en-US"/>
+            </w:rPr>
+            <w:t xml:space="preserve"> </w:t>
+          </w:r>
+          <w:r>
+            <w:rPr>
+              <w:rStyle w:val="a5"/>
+              <w:color w:val="000000" w:themeColor="text1"/>
+              <w:u w:val="none"/>
+            </w:rPr>
+            <w:t>ЧАСТЬ</w:t>
+          </w:r>
+          <w:r>
+            <w:rPr>
+              <w:rStyle w:val="a5"/>
+              <w:color w:val="000000" w:themeColor="text1"/>
+              <w:u w:val="none"/>
+              <w:lang w:val="en-US"/>
             </w:rPr>
             <w:tab/>
             <w:t>3</w:t>
@@ -957,6 +1058,7 @@
           <w:r>
             <w:rPr>
               <w:color w:val="000000" w:themeColor="text1"/>
+              <w:lang w:val="en-US"/>
             </w:rPr>
             <w:instrText xml:space="preserve"> HYPERLINK  \l "_BottomBar" </w:instrText>
           </w:r>
@@ -965,16 +1067,6 @@
               <w:color w:val="000000" w:themeColor="text1"/>
             </w:rPr>
             <w:fldChar w:fldCharType="separate"/>
-          </w:r>
-          <w:bookmarkStart w:id="2" w:name="_GoBack"/>
-          <w:bookmarkEnd w:id="2"/>
-          <w:r>
-            <w:rPr>
-              <w:rStyle w:val="a5"/>
-              <w:color w:val="000000" w:themeColor="text1"/>
-              <w:u w:val="none"/>
-            </w:rPr>
-            <w:t xml:space="preserve">1.1 </w:t>
           </w:r>
           <w:r>
             <w:rPr>
@@ -983,8 +1075,9 @@
               <w:u w:val="none"/>
               <w:lang w:val="en-US"/>
             </w:rPr>
-            <w:t>BottomBar</w:t>
-          </w:r>
+            <w:t xml:space="preserve">1.1 </w:t>
+          </w:r>
+          <w:proofErr w:type="spellStart"/>
           <w:r>
             <w:rPr>
               <w:rStyle w:val="a5"/>
@@ -992,6 +1085,16 @@
               <w:u w:val="none"/>
               <w:lang w:val="en-US"/>
             </w:rPr>
+            <w:t>BottomBar</w:t>
+          </w:r>
+          <w:proofErr w:type="spellEnd"/>
+          <w:r>
+            <w:rPr>
+              <w:rStyle w:val="a5"/>
+              <w:color w:val="000000" w:themeColor="text1"/>
+              <w:u w:val="none"/>
+              <w:lang w:val="en-US"/>
+            </w:rPr>
             <w:tab/>
           </w:r>
           <w:r>
@@ -999,6 +1102,7 @@
               <w:rStyle w:val="a5"/>
               <w:color w:val="000000" w:themeColor="text1"/>
               <w:u w:val="none"/>
+              <w:lang w:val="en-US"/>
             </w:rPr>
             <w:t>3</w:t>
           </w:r>
@@ -1013,6 +1117,7 @@
               <w:rStyle w:val="a5"/>
               <w:color w:val="000000" w:themeColor="text1"/>
               <w:u w:val="none"/>
+              <w:lang w:val="en-US"/>
             </w:rPr>
           </w:pPr>
           <w:r>
@@ -1030,6 +1135,7 @@
           <w:r>
             <w:rPr>
               <w:color w:val="000000" w:themeColor="text1"/>
+              <w:lang w:val="en-US"/>
             </w:rPr>
             <w:instrText xml:space="preserve"> HYPERLINK  \l "_1.2_ActionBar" </w:instrText>
           </w:r>
@@ -1038,22 +1144,6 @@
               <w:color w:val="000000" w:themeColor="text1"/>
             </w:rPr>
             <w:fldChar w:fldCharType="separate"/>
-          </w:r>
-          <w:r>
-            <w:rPr>
-              <w:rStyle w:val="a5"/>
-              <w:color w:val="000000" w:themeColor="text1"/>
-              <w:u w:val="none"/>
-            </w:rPr>
-            <w:t xml:space="preserve">1.2 </w:t>
-          </w:r>
-          <w:r>
-            <w:rPr>
-              <w:rStyle w:val="a5"/>
-              <w:color w:val="000000" w:themeColor="text1"/>
-              <w:u w:val="none"/>
-            </w:rPr>
-            <w:t>ActionBar</w:t>
           </w:r>
           <w:r>
             <w:rPr>
@@ -1062,6 +1152,26 @@
               <w:u w:val="none"/>
               <w:lang w:val="en-US"/>
             </w:rPr>
+            <w:t xml:space="preserve">1.2 </w:t>
+          </w:r>
+          <w:proofErr w:type="spellStart"/>
+          <w:r>
+            <w:rPr>
+              <w:rStyle w:val="a5"/>
+              <w:color w:val="000000" w:themeColor="text1"/>
+              <w:u w:val="none"/>
+              <w:lang w:val="en-US"/>
+            </w:rPr>
+            <w:t>ActionBar</w:t>
+          </w:r>
+          <w:proofErr w:type="spellEnd"/>
+          <w:r>
+            <w:rPr>
+              <w:rStyle w:val="a5"/>
+              <w:color w:val="000000" w:themeColor="text1"/>
+              <w:u w:val="none"/>
+              <w:lang w:val="en-US"/>
+            </w:rPr>
             <w:tab/>
           </w:r>
           <w:r>
@@ -1069,6 +1179,7 @@
               <w:rStyle w:val="a5"/>
               <w:color w:val="000000" w:themeColor="text1"/>
               <w:u w:val="none"/>
+              <w:lang w:val="en-US"/>
             </w:rPr>
             <w:t>11</w:t>
           </w:r>
@@ -1083,6 +1194,7 @@
               <w:rStyle w:val="a5"/>
               <w:color w:val="000000" w:themeColor="text1"/>
               <w:u w:val="none"/>
+              <w:lang w:val="en-US"/>
             </w:rPr>
           </w:pPr>
           <w:r>
@@ -1100,22 +1212,28 @@
           <w:r>
             <w:rPr>
               <w:color w:val="000000" w:themeColor="text1"/>
-            </w:rPr>
-            <w:instrText xml:space="preserve"> HYPERLINK  \l "_Часть_1.3_Navigation" </w:instrText>
+              <w:lang w:val="en-US"/>
+            </w:rPr>
+            <w:instrText xml:space="preserve"> HYPERLINK  \l "_</w:instrText>
+          </w:r>
+          <w:r>
+            <w:rPr>
+              <w:color w:val="000000" w:themeColor="text1"/>
+            </w:rPr>
+            <w:instrText>Часть</w:instrText>
+          </w:r>
+          <w:r>
+            <w:rPr>
+              <w:color w:val="000000" w:themeColor="text1"/>
+              <w:lang w:val="en-US"/>
+            </w:rPr>
+            <w:instrText xml:space="preserve">_1.3_Navigation" </w:instrText>
           </w:r>
           <w:r>
             <w:rPr>
               <w:color w:val="000000" w:themeColor="text1"/>
             </w:rPr>
             <w:fldChar w:fldCharType="separate"/>
-          </w:r>
-          <w:r>
-            <w:rPr>
-              <w:rStyle w:val="a5"/>
-              <w:color w:val="000000" w:themeColor="text1"/>
-              <w:u w:val="none"/>
-            </w:rPr>
-            <w:t>1.3</w:t>
           </w:r>
           <w:r>
             <w:rPr>
@@ -1124,15 +1242,7 @@
               <w:u w:val="none"/>
               <w:lang w:val="en-US"/>
             </w:rPr>
-            <w:t xml:space="preserve"> Navigation</w:t>
-          </w:r>
-          <w:r>
-            <w:rPr>
-              <w:rStyle w:val="a5"/>
-              <w:color w:val="000000" w:themeColor="text1"/>
-              <w:u w:val="none"/>
-            </w:rPr>
-            <w:t xml:space="preserve"> </w:t>
+            <w:t>1.3</w:t>
           </w:r>
           <w:r>
             <w:rPr>
@@ -1141,7 +1251,7 @@
               <w:u w:val="none"/>
               <w:lang w:val="en-US"/>
             </w:rPr>
-            <w:t>Drawer</w:t>
+            <w:t xml:space="preserve"> Navigation</w:t>
           </w:r>
           <w:r>
             <w:rPr>
@@ -1150,6 +1260,24 @@
               <w:u w:val="none"/>
               <w:lang w:val="en-US"/>
             </w:rPr>
+            <w:t xml:space="preserve"> </w:t>
+          </w:r>
+          <w:r>
+            <w:rPr>
+              <w:rStyle w:val="a5"/>
+              <w:color w:val="000000" w:themeColor="text1"/>
+              <w:u w:val="none"/>
+              <w:lang w:val="en-US"/>
+            </w:rPr>
+            <w:t>Drawer</w:t>
+          </w:r>
+          <w:r>
+            <w:rPr>
+              <w:rStyle w:val="a5"/>
+              <w:color w:val="000000" w:themeColor="text1"/>
+              <w:u w:val="none"/>
+              <w:lang w:val="en-US"/>
+            </w:rPr>
             <w:tab/>
           </w:r>
           <w:r>
@@ -1157,6 +1285,7 @@
               <w:rStyle w:val="a5"/>
               <w:color w:val="000000" w:themeColor="text1"/>
               <w:u w:val="none"/>
+              <w:lang w:val="en-US"/>
             </w:rPr>
             <w:t>1</w:t>
           </w:r>
@@ -1165,6 +1294,7 @@
               <w:rStyle w:val="a5"/>
               <w:color w:val="000000" w:themeColor="text1"/>
               <w:u w:val="none"/>
+              <w:lang w:val="en-US"/>
             </w:rPr>
             <w:t>6</w:t>
           </w:r>
@@ -1210,7 +1340,6 @@
               <w:rStyle w:val="a5"/>
               <w:color w:val="000000" w:themeColor="text1"/>
               <w:u w:val="none"/>
-              <w:lang w:val="en-US"/>
             </w:rPr>
             <w:t xml:space="preserve">2 </w:t>
           </w:r>
@@ -1227,7 +1356,6 @@
               <w:rStyle w:val="a5"/>
               <w:color w:val="000000" w:themeColor="text1"/>
               <w:u w:val="none"/>
-              <w:lang w:val="en-US"/>
             </w:rPr>
             <w:t xml:space="preserve"> </w:t>
           </w:r>
@@ -1244,7 +1372,6 @@
               <w:rStyle w:val="a5"/>
               <w:color w:val="000000" w:themeColor="text1"/>
               <w:u w:val="none"/>
-              <w:lang w:val="en-US"/>
             </w:rPr>
             <w:tab/>
           </w:r>
@@ -1370,6 +1497,7 @@
             </w:rPr>
             <w:t xml:space="preserve">2.2 Реализация интеграции </w:t>
           </w:r>
+          <w:proofErr w:type="spellStart"/>
           <w:r>
             <w:rPr>
               <w:rStyle w:val="a5"/>
@@ -1379,6 +1507,7 @@
             </w:rPr>
             <w:t>BottomBar</w:t>
           </w:r>
+          <w:proofErr w:type="spellEnd"/>
           <w:r>
             <w:rPr>
               <w:rStyle w:val="a5"/>
@@ -1387,6 +1516,7 @@
             </w:rPr>
             <w:t xml:space="preserve"> с </w:t>
           </w:r>
+          <w:proofErr w:type="spellStart"/>
           <w:r>
             <w:rPr>
               <w:rStyle w:val="a5"/>
@@ -1396,6 +1526,7 @@
             </w:rPr>
             <w:t>ActionBar</w:t>
           </w:r>
+          <w:proofErr w:type="spellEnd"/>
           <w:r>
             <w:rPr>
               <w:rStyle w:val="a5"/>
@@ -1496,8 +1627,8 @@
       <w:pPr>
         <w:pStyle w:val="1"/>
       </w:pPr>
-      <w:bookmarkStart w:id="3" w:name="_1_теоритическая_часть"/>
-      <w:bookmarkEnd w:id="3"/>
+      <w:bookmarkStart w:id="2" w:name="_1_теоритическая_часть"/>
+      <w:bookmarkEnd w:id="2"/>
       <w:r>
         <w:lastRenderedPageBreak/>
         <w:t>1 теоритическая часть</w:t>
@@ -1514,31 +1645,99 @@
           <w:lang w:val="en-US"/>
         </w:rPr>
       </w:pPr>
-      <w:bookmarkStart w:id="4" w:name="_BottomBar"/>
-      <w:bookmarkEnd w:id="4"/>
+      <w:bookmarkStart w:id="3" w:name="_BottomBar"/>
+      <w:bookmarkEnd w:id="3"/>
+      <w:proofErr w:type="spellStart"/>
       <w:r>
         <w:rPr>
           <w:lang w:val="en-US"/>
         </w:rPr>
         <w:t>BottomBar</w:t>
       </w:r>
-    </w:p>
-    <w:p>
-      <w:r>
-        <w:t>В предыдущих практических работах были рассмотрены переходы между разными экранами в приложении с использованием простых элементов Button. Однако, в контексте современной Android разработки такой метод является не интуитивным и устаревшим. Поэтому, на замену такой навигации были придуманы объекты пользовательского интерфейса BottomBar и Drawer.</w:t>
-      </w:r>
-    </w:p>
-    <w:p>
-      <w:r>
-        <w:t>BottomBar, или нижняя панель навигации, является ключевым элементом пользовательского интерфейса в мобильных приложениях, работающих под управлением Android. Этот элемент предназначен для улучшения навигации и повышения удобства использования приложения за счёт предоставления быстрого доступа к основным разделам приложения. В контексте перемещения между экранами BottomBar выполняет несколько важных функций:</w:t>
+      <w:proofErr w:type="spellEnd"/>
+    </w:p>
+    <w:p>
+      <w:r>
+        <w:t xml:space="preserve">В предыдущих практических работах были рассмотрены переходы между разными экранами в приложении с использованием простых элементов </w:t>
+      </w:r>
+      <w:proofErr w:type="spellStart"/>
+      <w:r>
+        <w:t>Button</w:t>
+      </w:r>
+      <w:proofErr w:type="spellEnd"/>
+      <w:r>
+        <w:t xml:space="preserve">. Однако, в контексте современной </w:t>
+      </w:r>
+      <w:proofErr w:type="spellStart"/>
+      <w:r>
+        <w:t>Android</w:t>
+      </w:r>
+      <w:proofErr w:type="spellEnd"/>
+      <w:r>
+        <w:t xml:space="preserve"> разработки такой метод является не интуитивным и устаревшим. Поэтому, на замену такой навигации были придуманы объекты пользовательского интерфейса </w:t>
+      </w:r>
+      <w:proofErr w:type="spellStart"/>
+      <w:r>
+        <w:t>BottomBar</w:t>
+      </w:r>
+      <w:proofErr w:type="spellEnd"/>
+      <w:r>
+        <w:t xml:space="preserve"> и </w:t>
+      </w:r>
+      <w:proofErr w:type="spellStart"/>
+      <w:r>
+        <w:t>Drawer</w:t>
+      </w:r>
+      <w:proofErr w:type="spellEnd"/>
+      <w:r>
+        <w:t>.</w:t>
+      </w:r>
+    </w:p>
+    <w:p>
+      <w:proofErr w:type="spellStart"/>
+      <w:r>
+        <w:t>BottomBar</w:t>
+      </w:r>
+      <w:proofErr w:type="spellEnd"/>
+      <w:r>
+        <w:t xml:space="preserve">, или нижняя панель навигации, является ключевым элементом пользовательского интерфейса в мобильных приложениях, работающих под управлением </w:t>
+      </w:r>
+      <w:proofErr w:type="spellStart"/>
+      <w:r>
+        <w:t>Android</w:t>
+      </w:r>
+      <w:proofErr w:type="spellEnd"/>
+      <w:r>
+        <w:t xml:space="preserve">. Этот элемент предназначен для улучшения навигации и повышения удобства использования приложения за счёт предоставления быстрого доступа к основным разделам приложения. В контексте перемещения между экранами </w:t>
+      </w:r>
+      <w:proofErr w:type="spellStart"/>
+      <w:r>
+        <w:t>BottomBar</w:t>
+      </w:r>
+      <w:proofErr w:type="spellEnd"/>
+      <w:r>
+        <w:t xml:space="preserve"> выполняет несколько важных функций:</w:t>
       </w:r>
     </w:p>
     <w:p>
       <w:pPr>
         <w:pStyle w:val="a"/>
       </w:pPr>
-      <w:r>
-        <w:t>улучшение пользовательского опыта: BottomBar делает навигацию по приложению интуитивно понятной и удобной. Располагаясь в нижней части экрана, он легко доступен для пользователя, что особенно важно при использовании устройства одной рукой. Это облегчает переход между ключевыми разделами приложения, не отвлекая пользо</w:t>
+      <w:proofErr w:type="gramStart"/>
+      <w:r>
+        <w:t>улучшение</w:t>
+      </w:r>
+      <w:proofErr w:type="gramEnd"/>
+      <w:r>
+        <w:t xml:space="preserve"> пользовательского опыта: </w:t>
+      </w:r>
+      <w:proofErr w:type="spellStart"/>
+      <w:r>
+        <w:t>BottomBar</w:t>
+      </w:r>
+      <w:proofErr w:type="spellEnd"/>
+      <w:r>
+        <w:t xml:space="preserve"> делает навигацию по приложению интуитивно понятной и удобной. Располагаясь в нижней части экрана, он легко доступен для пользователя, что особенно важно при использовании устройства одной рукой. Это облегчает переход между ключевыми разделами приложения, не отвлекая пользо</w:t>
       </w:r>
       <w:r>
         <w:t>вателя от основного контента;</w:t>
@@ -1548,11 +1747,24 @@
       <w:pPr>
         <w:pStyle w:val="a"/>
       </w:pPr>
-      <w:r>
-        <w:t>повышение производительности</w:t>
-      </w:r>
-      <w:r>
-        <w:t xml:space="preserve">: использование BottomBar позволяет сократить количество нажатий, необходимых для перехода между разделами приложения, тем самым ускоряя взаимодействие пользователя с приложением и повышая его </w:t>
+      <w:proofErr w:type="gramStart"/>
+      <w:r>
+        <w:t>повышение</w:t>
+      </w:r>
+      <w:proofErr w:type="gramEnd"/>
+      <w:r>
+        <w:t xml:space="preserve"> производительности</w:t>
+      </w:r>
+      <w:r>
+        <w:t xml:space="preserve">: использование </w:t>
+      </w:r>
+      <w:proofErr w:type="spellStart"/>
+      <w:r>
+        <w:t>BottomBar</w:t>
+      </w:r>
+      <w:proofErr w:type="spellEnd"/>
+      <w:r>
+        <w:t xml:space="preserve"> позволяет сократить количество нажатий, необходимых для перехода между разделами приложения, тем самым ускоряя взаимодействие пользователя с приложением и повышая его </w:t>
       </w:r>
       <w:r>
         <w:t>общую производительность;</w:t>
@@ -1562,11 +1774,24 @@
       <w:pPr>
         <w:pStyle w:val="a"/>
       </w:pPr>
-      <w:r>
-        <w:t>организация контента</w:t>
-      </w:r>
-      <w:r>
-        <w:t xml:space="preserve">: BottomBar помогает организовать контент в приложении, выделяя основные разделы или функции, которые должны </w:t>
+      <w:proofErr w:type="gramStart"/>
+      <w:r>
+        <w:t>организация</w:t>
+      </w:r>
+      <w:proofErr w:type="gramEnd"/>
+      <w:r>
+        <w:t xml:space="preserve"> контента</w:t>
+      </w:r>
+      <w:r>
+        <w:t xml:space="preserve">: </w:t>
+      </w:r>
+      <w:proofErr w:type="spellStart"/>
+      <w:r>
+        <w:t>BottomBar</w:t>
+      </w:r>
+      <w:proofErr w:type="spellEnd"/>
+      <w:r>
+        <w:t xml:space="preserve"> помогает организовать контент в приложении, выделяя основные разделы или функции, которые должны </w:t>
       </w:r>
       <w:r>
         <w:lastRenderedPageBreak/>
@@ -1574,8 +1799,13 @@
       </w:r>
     </w:p>
     <w:p>
-      <w:r>
-        <w:t>BottomBar представляет собой контейнер, который содержит в себе различные элементы (рисунок 1.1.1).</w:t>
+      <w:proofErr w:type="spellStart"/>
+      <w:r>
+        <w:t>BottomBar</w:t>
+      </w:r>
+      <w:proofErr w:type="spellEnd"/>
+      <w:r>
+        <w:t xml:space="preserve"> представляет собой контейнер, который содержит в себе различные элементы (рисунок 1.1.1).</w:t>
       </w:r>
     </w:p>
     <w:p>
@@ -1632,12 +1862,14 @@
       <w:r>
         <w:t xml:space="preserve">Рисунок 1.1.1 – Наполнение </w:t>
       </w:r>
+      <w:proofErr w:type="spellStart"/>
       <w:r>
         <w:rPr>
           <w:lang w:val="en-US"/>
         </w:rPr>
         <w:t>BottomBar</w:t>
       </w:r>
+      <w:proofErr w:type="spellEnd"/>
       <w:r>
         <w:t>-</w:t>
       </w:r>
@@ -1647,7 +1879,15 @@
     </w:p>
     <w:p>
       <w:r>
-        <w:t>Для использования BottomNavigationView необходимо добавить этот элемент в макет активности</w:t>
+        <w:t xml:space="preserve">Для использования </w:t>
+      </w:r>
+      <w:proofErr w:type="spellStart"/>
+      <w:r>
+        <w:t>BottomNavigationView</w:t>
+      </w:r>
+      <w:proofErr w:type="spellEnd"/>
+      <w:r>
+        <w:t xml:space="preserve"> необходимо добавить этот элемент в макет активности</w:t>
       </w:r>
       <w:r>
         <w:t xml:space="preserve"> (</w:t>
@@ -1688,7 +1928,7 @@
             <v:path o:extrusionok="f" gradientshapeok="t" o:connecttype="rect"/>
             <o:lock v:ext="edit" aspectratio="t"/>
           </v:shapetype>
-          <v:shape id="_x0000_i1025" type="#_x0000_t75" style="width:394.35pt;height:283.8pt">
+          <v:shape id="_x0000_i1025" type="#_x0000_t75" style="width:394.65pt;height:283.25pt">
             <v:imagedata r:id="rId9" o:title="bottom"/>
           </v:shape>
         </w:pict>
@@ -1776,7 +2016,7 @@
       </w:pPr>
       <w:r>
         <w:pict>
-          <v:shape id="_x0000_i1026" type="#_x0000_t75" style="width:340.75pt;height:157.4pt">
+          <v:shape id="_x0000_i1026" type="#_x0000_t75" style="width:341pt;height:156.9pt">
             <v:imagedata r:id="rId10" o:title="bottom"/>
           </v:shape>
         </w:pict>
@@ -1812,7 +2052,7 @@
           <w:lang w:val="en-US"/>
         </w:rPr>
         <w:pict>
-          <v:shape id="_x0000_i1027" type="#_x0000_t75" style="width:252.85pt;height:152.35pt">
+          <v:shape id="_x0000_i1027" type="#_x0000_t75" style="width:254.05pt;height:152.85pt">
             <v:imagedata r:id="rId11" o:title="resource"/>
           </v:shape>
         </w:pict>
@@ -2105,7 +2345,7 @@
       </w:pPr>
       <w:r>
         <w:pict>
-          <v:shape id="_x0000_i1028" type="#_x0000_t75" style="width:334.05pt;height:304.75pt">
+          <v:shape id="_x0000_i1028" type="#_x0000_t75" style="width:334.2pt;height:303.6pt">
             <v:imagedata r:id="rId13" o:title="ASSet"/>
           </v:shape>
         </w:pict>
@@ -2680,8 +2920,8 @@
       <w:pPr>
         <w:pStyle w:val="2"/>
       </w:pPr>
-      <w:bookmarkStart w:id="5" w:name="_1.2_ActionBar"/>
-      <w:bookmarkEnd w:id="5"/>
+      <w:bookmarkStart w:id="4" w:name="_1.2_ActionBar"/>
+      <w:bookmarkEnd w:id="4"/>
       <w:r>
         <w:t>1.2 ActionBar</w:t>
       </w:r>
@@ -2737,7 +2977,7 @@
       <w:r>
         <w:lastRenderedPageBreak/>
         <w:pict>
-          <v:shape id="_x0000_i1029" type="#_x0000_t75" style="width:453.75pt;height:322.35pt">
+          <v:shape id="_x0000_i1029" type="#_x0000_t75" style="width:453.75pt;height:321.95pt">
             <v:imagedata r:id="rId22" o:title="upper"/>
           </v:shape>
         </w:pict>
@@ -2780,9 +3020,13 @@
         <w:jc w:val="center"/>
       </w:pPr>
       <w:r>
+        <w:rPr>
+          <w:noProof/>
+          <w:lang w:eastAsia="ru-RU"/>
+        </w:rPr>
         <w:pict>
-          <v:shape id="_x0000_i1030" type="#_x0000_t75" style="width:440.35pt;height:277.95pt">
-            <v:imagedata r:id="rId23" o:title="appBoard"/>
+          <v:shape id="_x0000_i1032" type="#_x0000_t75" style="width:351.85pt;height:281.9pt">
+            <v:imagedata r:id="rId23" o:title="actionBar"/>
           </v:shape>
         </w:pict>
       </w:r>
@@ -2803,26 +3047,28 @@
       <w:r>
         <w:t xml:space="preserve">Реализация логики обработки событий для </w:t>
       </w:r>
+      <w:proofErr w:type="spellStart"/>
       <w:r>
         <w:rPr>
           <w:lang w:val="en-US"/>
         </w:rPr>
-        <w:t>ActionBoard</w:t>
-      </w:r>
+        <w:t>ActionBar</w:t>
+      </w:r>
+      <w:proofErr w:type="spellEnd"/>
     </w:p>
     <w:p>
       <w:r>
         <w:lastRenderedPageBreak/>
-        <w:t xml:space="preserve"> </w:t>
-      </w:r>
-      <w:r>
         <w:t xml:space="preserve">Однако этого тоже может быть недостаточно, так </w:t>
       </w:r>
       <w:r>
         <w:t>к</w:t>
       </w:r>
       <w:r>
-        <w:t>ак нам может понадобиться быстрой доступ к некоторым элементам.</w:t>
+        <w:t>ак нам может понадобиться быстры</w:t>
+      </w:r>
+      <w:r>
+        <w:t>й доступ к некоторым элементам.</w:t>
       </w:r>
     </w:p>
     <w:p>
@@ -3005,7 +3251,7 @@
       <w:r>
         <w:lastRenderedPageBreak/>
         <w:pict>
-          <v:shape id="_x0000_i1031" type="#_x0000_t75" style="width:308.1pt;height:250.35pt">
+          <v:shape id="_x0000_i1030" type="#_x0000_t75" style="width:308.4pt;height:249.95pt">
             <v:imagedata r:id="rId25" o:title=""/>
           </v:shape>
         </w:pict>
@@ -3076,7 +3322,7 @@
           <w:lang w:val="en-US"/>
         </w:rPr>
         <w:pict>
-          <v:shape id="_x0000_i1032" type="#_x0000_t75" style="width:158.25pt;height:353.3pt">
+          <v:shape id="_x0000_i1031" type="#_x0000_t75" style="width:157.6pt;height:353.2pt">
             <v:imagedata r:id="rId26" o:title="notifications"/>
           </v:shape>
         </w:pict>
@@ -3115,8 +3361,8 @@
       <w:pPr>
         <w:pStyle w:val="2"/>
       </w:pPr>
-      <w:bookmarkStart w:id="6" w:name="_Часть_1.3_Navigation"/>
-      <w:bookmarkEnd w:id="6"/>
+      <w:bookmarkStart w:id="5" w:name="_Часть_1.3_Navigation"/>
+      <w:bookmarkEnd w:id="5"/>
       <w:r>
         <w:lastRenderedPageBreak/>
         <w:t xml:space="preserve">Часть 1.3 </w:t>
@@ -3364,7 +3610,12 @@
     </w:p>
     <w:p>
       <w:r>
-        <w:t>Затем по аналогии с BottomBar создать слушатель нажатий для каждого элемента меню.</w:t>
+        <w:t>З</w:t>
+      </w:r>
+      <w:bookmarkStart w:id="6" w:name="_GoBack"/>
+      <w:bookmarkEnd w:id="6"/>
+      <w:r>
+        <w:t>атем по аналогии с BottomBar создать слушатель нажатий для каждого элемента меню.</w:t>
       </w:r>
     </w:p>
     <w:p>
@@ -3386,6 +3637,9 @@
     </w:p>
     <w:p>
       <w:pPr>
+        <w:tabs>
+          <w:tab w:val="left" w:pos="8553"/>
+        </w:tabs>
         <w:ind w:firstLine="0"/>
         <w:jc w:val="center"/>
       </w:pPr>
@@ -4081,9 +4335,6 @@
     <w:p>
       <w:pPr>
         <w:pStyle w:val="4"/>
-        <w:rPr>
-          <w:lang w:val="en-US"/>
-        </w:rPr>
       </w:pPr>
       <w:r>
         <w:t xml:space="preserve">2.1.1 - </w:t>
@@ -4467,9 +4718,6 @@
     <w:p>
       <w:pPr>
         <w:pStyle w:val="4"/>
-        <w:rPr>
-          <w:lang w:val="en-US"/>
-        </w:rPr>
       </w:pPr>
       <w:r>
         <w:t xml:space="preserve">2.1.6 – Результат нажатия пользователем на элемент </w:t>
@@ -4639,9 +4887,6 @@
     <w:p>
       <w:pPr>
         <w:pStyle w:val="2"/>
-        <w:rPr>
-          <w:lang w:val="en-US"/>
-        </w:rPr>
       </w:pPr>
       <w:bookmarkStart w:id="9" w:name="_2.2_Реализация_интеграции"/>
       <w:bookmarkEnd w:id="9"/>
@@ -4658,7 +4903,10 @@
         <w:rPr>
           <w:lang w:val="en-US"/>
         </w:rPr>
-        <w:t xml:space="preserve">BottomBar </w:t>
+        <w:t>BottomBar</w:t>
+      </w:r>
+      <w:r>
+        <w:t xml:space="preserve"> </w:t>
       </w:r>
       <w:r>
         <w:t xml:space="preserve">с </w:t>
@@ -5017,9 +5265,6 @@
     <w:p>
       <w:pPr>
         <w:pStyle w:val="4"/>
-        <w:rPr>
-          <w:lang w:val="en-US"/>
-        </w:rPr>
       </w:pPr>
       <w:r>
         <w:t>Рисунок 2.2.</w:t>
@@ -5104,9 +5349,6 @@
     <w:p>
       <w:pPr>
         <w:pStyle w:val="4"/>
-        <w:rPr>
-          <w:lang w:val="en-US"/>
-        </w:rPr>
       </w:pPr>
       <w:r>
         <w:t xml:space="preserve">Рисунок 2.2.5 – Результат нажатия пользователем на элемент </w:t>
@@ -5145,7 +5387,7 @@
         <w:rPr>
           <w:lang w:val="en-US"/>
         </w:rPr>
-        <w:t>NavigationBar</w:t>
+        <w:t>NavigationDrawer</w:t>
       </w:r>
       <w:r>
         <w:t xml:space="preserve">, </w:t>
@@ -5244,7 +5486,7 @@
           <w:rPr>
             <w:noProof/>
           </w:rPr>
-          <w:t>21</w:t>
+          <w:t>26</w:t>
         </w:r>
         <w:r>
           <w:fldChar w:fldCharType="end"/>
@@ -5524,7 +5766,7 @@
       <w:lvlText w:val=""/>
       <w:lvlJc w:val="left"/>
       <w:pPr>
-        <w:ind w:left="1069" w:hanging="360"/>
+        <w:ind w:left="4755" w:hanging="360"/>
       </w:pPr>
       <w:rPr>
         <w:rFonts w:ascii="Symbol" w:hAnsi="Symbol" w:hint="default"/>
@@ -6286,6 +6528,7 @@
       <w:numPr>
         <w:numId w:val="1"/>
       </w:numPr>
+      <w:ind w:left="1069"/>
       <w:contextualSpacing/>
     </w:pPr>
     <w:rPr>
